--- a/Received/4/4, social.docx
+++ b/Received/4/4, social.docx
@@ -159,6 +159,16 @@
                               </w:rPr>
                               <w:t xml:space="preserve">D- </w:t>
                             </w:r>
+                            <w:r>
+                              <w:rPr>
+                                <w:rFonts w:ascii="Times New Roman" w:hAnsi="Times New Roman"/>
+                                <w:b/>
+                                <w:bCs/>
+                                <w:sz w:val="28"/>
+                                <w:szCs w:val="28"/>
+                              </w:rPr>
+                              <w:t>12</w:t>
+                            </w:r>
                           </w:p>
                         </w:txbxContent>
                       </wps:txbx>
@@ -197,6 +207,16 @@
                         </w:rPr>
                         <w:t xml:space="preserve">D- </w:t>
                       </w:r>
+                      <w:r>
+                        <w:rPr>
+                          <w:rFonts w:ascii="Times New Roman" w:hAnsi="Times New Roman"/>
+                          <w:b/>
+                          <w:bCs/>
+                          <w:sz w:val="28"/>
+                          <w:szCs w:val="28"/>
+                        </w:rPr>
+                        <w:t>12</w:t>
+                      </w:r>
                     </w:p>
                   </w:txbxContent>
                 </v:textbox>
@@ -1591,7 +1611,7 @@
         <w:spacing w:after="0" w:line="240" w:lineRule="auto"/>
         <w:jc w:val="center"/>
         <w:rPr>
-          <w:rFonts w:ascii="Kokila" w:hAnsi="Kokila" w:cs="Kokila" w:hint="cs"/>
+          <w:rFonts w:ascii="Kokila" w:hAnsi="Kokila" w:cs="Kokila"/>
           <w:b/>
           <w:bCs/>
           <w:sz w:val="34"/>
@@ -2223,6 +2243,7 @@
   <w:style w:type="character" w:default="1" w:styleId="DefaultParagraphFont">
     <w:name w:val="Default Paragraph Font"/>
     <w:uiPriority w:val="1"/>
+    <w:semiHidden/>
     <w:unhideWhenUsed/>
   </w:style>
   <w:style w:type="table" w:default="1" w:styleId="TableNormal">

--- a/Received/4/4, social.docx
+++ b/Received/4/4, social.docx
@@ -24,13 +24,13 @@
         <mc:AlternateContent>
           <mc:Choice Requires="wps">
             <w:drawing>
-              <wp:anchor distT="0" distB="0" distL="114300" distR="114300" simplePos="0" relativeHeight="251659264" behindDoc="0" locked="0" layoutInCell="1" allowOverlap="1" wp14:anchorId="29C57A96" wp14:editId="17FC87FD">
+              <wp:anchor distT="0" distB="0" distL="114300" distR="114300" simplePos="0" relativeHeight="251659264" behindDoc="0" locked="0" layoutInCell="1" allowOverlap="1" wp14:anchorId="29C57A96" wp14:editId="343AC649">
                 <wp:simplePos x="0" y="0"/>
                 <wp:positionH relativeFrom="column">
-                  <wp:posOffset>-6302</wp:posOffset>
+                  <wp:posOffset>-5715</wp:posOffset>
                 </wp:positionH>
                 <wp:positionV relativeFrom="paragraph">
-                  <wp:posOffset>25041</wp:posOffset>
+                  <wp:posOffset>30034</wp:posOffset>
                 </wp:positionV>
                 <wp:extent cx="478790" cy="533400"/>
                 <wp:effectExtent l="0" t="0" r="0" b="0"/>
@@ -95,7 +95,7 @@
           </mc:Choice>
           <mc:Fallback>
             <w:pict>
-              <v:rect w14:anchorId="6EE50BAB" id="Rectangle 1" o:spid="_x0000_s1026" style="position:absolute;margin-left:-.5pt;margin-top:1.95pt;width:37.7pt;height:42pt;z-index:251659264;visibility:visible;mso-wrap-style:square;mso-width-percent:0;mso-height-percent:0;mso-wrap-distance-left:9pt;mso-wrap-distance-top:0;mso-wrap-distance-right:9pt;mso-wrap-distance-bottom:0;mso-position-horizontal:absolute;mso-position-horizontal-relative:text;mso-position-vertical:absolute;mso-position-vertical-relative:text;mso-width-percent:0;mso-height-percent:0;mso-width-relative:margin;mso-height-relative:margin;v-text-anchor:middle" o:gfxdata="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" stroked="f" strokeweight="1pt">
+              <v:rect w14:anchorId="1D5668E1" id="Rectangle 1" o:spid="_x0000_s1026" style="position:absolute;margin-left:-.45pt;margin-top:2.35pt;width:37.7pt;height:42pt;z-index:251659264;visibility:visible;mso-wrap-style:square;mso-width-percent:0;mso-height-percent:0;mso-wrap-distance-left:9pt;mso-wrap-distance-top:0;mso-wrap-distance-right:9pt;mso-wrap-distance-bottom:0;mso-position-horizontal:absolute;mso-position-horizontal-relative:text;mso-position-vertical:absolute;mso-position-vertical-relative:text;mso-width-percent:0;mso-height-percent:0;mso-width-relative:margin;mso-height-relative:margin;v-text-anchor:middle" o:gfxdata="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" stroked="f" strokeweight="1pt">
                 <v:fill r:id="rId5" o:title="" recolor="t" rotate="t" type="frame"/>
               </v:rect>
             </w:pict>
@@ -225,6 +225,7 @@
           </mc:Fallback>
         </mc:AlternateContent>
       </w:r>
+      <w:proofErr w:type="spellStart"/>
       <w:r>
         <w:rPr>
           <w:rFonts w:ascii="Preeti" w:hAnsi="Preeti"/>
@@ -233,13 +234,10 @@
           <w:sz w:val="40"/>
           <w:szCs w:val="40"/>
         </w:rPr>
-        <w:t>u|Lg ;f];fO6L klAns :s'n</w:t>
-      </w:r>
-    </w:p>
-    <w:p>
-      <w:pPr>
-        <w:spacing w:after="0" w:line="240" w:lineRule="auto"/>
-        <w:jc w:val="center"/>
+        <w:t>u|</w:t>
+      </w:r>
+      <w:proofErr w:type="gramStart"/>
+      <w:r>
         <w:rPr>
           <w:rFonts w:ascii="Preeti" w:hAnsi="Preeti"/>
           <w:b/>
@@ -247,6 +245,78 @@
           <w:sz w:val="40"/>
           <w:szCs w:val="40"/>
         </w:rPr>
+        <w:t>Lg</w:t>
+      </w:r>
+      <w:proofErr w:type="spellEnd"/>
+      <w:r>
+        <w:rPr>
+          <w:rFonts w:ascii="Preeti" w:hAnsi="Preeti"/>
+          <w:b/>
+          <w:bCs/>
+          <w:sz w:val="40"/>
+          <w:szCs w:val="40"/>
+        </w:rPr>
+        <w:t xml:space="preserve"> ;f];fO</w:t>
+      </w:r>
+      <w:proofErr w:type="gramEnd"/>
+      <w:r>
+        <w:rPr>
+          <w:rFonts w:ascii="Preeti" w:hAnsi="Preeti"/>
+          <w:b/>
+          <w:bCs/>
+          <w:sz w:val="40"/>
+          <w:szCs w:val="40"/>
+        </w:rPr>
+        <w:t xml:space="preserve">6L </w:t>
+      </w:r>
+      <w:proofErr w:type="spellStart"/>
+      <w:proofErr w:type="gramStart"/>
+      <w:r>
+        <w:rPr>
+          <w:rFonts w:ascii="Preeti" w:hAnsi="Preeti"/>
+          <w:b/>
+          <w:bCs/>
+          <w:sz w:val="40"/>
+          <w:szCs w:val="40"/>
+        </w:rPr>
+        <w:t>klAns</w:t>
+      </w:r>
+      <w:proofErr w:type="spellEnd"/>
+      <w:r>
+        <w:rPr>
+          <w:rFonts w:ascii="Preeti" w:hAnsi="Preeti"/>
+          <w:b/>
+          <w:bCs/>
+          <w:sz w:val="40"/>
+          <w:szCs w:val="40"/>
+        </w:rPr>
+        <w:t xml:space="preserve"> :</w:t>
+      </w:r>
+      <w:proofErr w:type="spellStart"/>
+      <w:r>
+        <w:rPr>
+          <w:rFonts w:ascii="Preeti" w:hAnsi="Preeti"/>
+          <w:b/>
+          <w:bCs/>
+          <w:sz w:val="40"/>
+          <w:szCs w:val="40"/>
+        </w:rPr>
+        <w:t>s'n</w:t>
+      </w:r>
+      <w:proofErr w:type="spellEnd"/>
+      <w:proofErr w:type="gramEnd"/>
+    </w:p>
+    <w:p>
+      <w:pPr>
+        <w:spacing w:after="0" w:line="240" w:lineRule="auto"/>
+        <w:jc w:val="center"/>
+        <w:rPr>
+          <w:rFonts w:ascii="Preeti" w:hAnsi="Preeti"/>
+          <w:b/>
+          <w:bCs/>
+          <w:sz w:val="40"/>
+          <w:szCs w:val="40"/>
+        </w:rPr>
       </w:pPr>
       <w:r>
         <w:rPr>
@@ -255,8 +325,9 @@
           <w:sz w:val="28"/>
           <w:szCs w:val="28"/>
         </w:rPr>
-        <w:t xml:space="preserve">/Tggu/–&amp;, </w:t>
-      </w:r>
+        <w:t>/</w:t>
+      </w:r>
+      <w:proofErr w:type="spellStart"/>
       <w:r>
         <w:rPr>
           <w:rFonts w:ascii="Preeti" w:hAnsi="Preeti"/>
@@ -264,8 +335,29 @@
           <w:sz w:val="28"/>
           <w:szCs w:val="28"/>
         </w:rPr>
+        <w:t>Tggu</w:t>
+      </w:r>
+      <w:proofErr w:type="spellEnd"/>
+      <w:r>
+        <w:rPr>
+          <w:rFonts w:ascii="Preeti" w:hAnsi="Preeti"/>
+          <w:b/>
+          <w:sz w:val="28"/>
+          <w:szCs w:val="28"/>
+        </w:rPr>
+        <w:t xml:space="preserve">/–&amp;, </w:t>
+      </w:r>
+      <w:proofErr w:type="spellStart"/>
+      <w:r>
+        <w:rPr>
+          <w:rFonts w:ascii="Preeti" w:hAnsi="Preeti"/>
+          <w:b/>
+          <w:sz w:val="28"/>
+          <w:szCs w:val="28"/>
+        </w:rPr>
         <w:t>lrtjg</w:t>
       </w:r>
+      <w:proofErr w:type="spellEnd"/>
     </w:p>
     <w:p>
       <w:pPr>
@@ -279,6 +371,8 @@
           <w:u w:val="single"/>
         </w:rPr>
       </w:pPr>
+      <w:proofErr w:type="spellStart"/>
+      <w:proofErr w:type="gramStart"/>
       <w:r>
         <w:rPr>
           <w:rFonts w:ascii="Preeti" w:hAnsi="Preeti"/>
@@ -287,8 +381,9 @@
           <w:szCs w:val="28"/>
           <w:u w:val="single"/>
         </w:rPr>
-        <w:t>jflif{s</w:t>
-      </w:r>
+        <w:t>jflif</w:t>
+      </w:r>
+      <w:proofErr w:type="spellEnd"/>
       <w:r>
         <w:rPr>
           <w:rFonts w:ascii="Preeti" w:hAnsi="Preeti"/>
@@ -297,7 +392,72 @@
           <w:szCs w:val="28"/>
           <w:u w:val="single"/>
         </w:rPr>
-        <w:t xml:space="preserve"> k/LIff–@)*@</w:t>
+        <w:t>{</w:t>
+      </w:r>
+      <w:proofErr w:type="gramEnd"/>
+      <w:r>
+        <w:rPr>
+          <w:rFonts w:ascii="Preeti" w:hAnsi="Preeti"/>
+          <w:b/>
+          <w:sz w:val="28"/>
+          <w:szCs w:val="28"/>
+          <w:u w:val="single"/>
+        </w:rPr>
+        <w:t>s</w:t>
+      </w:r>
+      <w:r>
+        <w:rPr>
+          <w:rFonts w:ascii="Preeti" w:hAnsi="Preeti"/>
+          <w:b/>
+          <w:sz w:val="28"/>
+          <w:szCs w:val="28"/>
+          <w:u w:val="single"/>
+        </w:rPr>
+        <w:t xml:space="preserve"> k/</w:t>
+      </w:r>
+      <w:proofErr w:type="spellStart"/>
+      <w:r>
+        <w:rPr>
+          <w:rFonts w:ascii="Preeti" w:hAnsi="Preeti"/>
+          <w:b/>
+          <w:sz w:val="28"/>
+          <w:szCs w:val="28"/>
+          <w:u w:val="single"/>
+        </w:rPr>
+        <w:t>LIff</w:t>
+      </w:r>
+      <w:proofErr w:type="spellEnd"/>
+      <w:r>
+        <w:rPr>
+          <w:rFonts w:ascii="Preeti" w:hAnsi="Preeti"/>
+          <w:b/>
+          <w:sz w:val="28"/>
+          <w:szCs w:val="28"/>
+          <w:u w:val="single"/>
+        </w:rPr>
+        <w:t>–</w:t>
+      </w:r>
+      <w:proofErr w:type="gramStart"/>
+      <w:r>
+        <w:rPr>
+          <w:rFonts w:ascii="Preeti" w:hAnsi="Preeti"/>
+          <w:b/>
+          <w:sz w:val="28"/>
+          <w:szCs w:val="28"/>
+          <w:u w:val="single"/>
+        </w:rPr>
+        <w:t>@)*</w:t>
+      </w:r>
+      <w:proofErr w:type="gramEnd"/>
+      <w:r>
+        <w:rPr>
+          <w:rFonts w:ascii="Preeti" w:hAnsi="Preeti"/>
+          <w:b/>
+          <w:sz w:val="28"/>
+          <w:szCs w:val="28"/>
+          <w:u w:val="single"/>
+        </w:rPr>
+        <w:t>@</w:t>
       </w:r>
     </w:p>
     <w:p>
@@ -309,6 +469,7 @@
           <w:lang w:eastAsia="zh-CN"/>
         </w:rPr>
       </w:pPr>
+      <w:proofErr w:type="spellStart"/>
       <w:r>
         <w:rPr>
           <w:rFonts w:ascii="Preeti" w:hAnsi="Preeti"/>
@@ -318,6 +479,7 @@
         </w:rPr>
         <w:t>sIff</w:t>
       </w:r>
+      <w:proofErr w:type="spellEnd"/>
       <w:r>
         <w:rPr>
           <w:rFonts w:ascii="Preeti" w:hAnsi="Preeti" w:cs="Times New Roman"/>
@@ -353,7 +515,16 @@
           <w:bCs/>
           <w:lang w:eastAsia="zh-CN"/>
         </w:rPr>
-        <w:t xml:space="preserve">      </w:t>
+        <w:t xml:space="preserve">    </w:t>
+      </w:r>
+      <w:proofErr w:type="gramStart"/>
+      <w:r>
+        <w:rPr>
+          <w:rFonts w:ascii="Kokila" w:hAnsi="Kokila" w:cs="Kokila"/>
+          <w:bCs/>
+          <w:lang w:eastAsia="zh-CN"/>
+        </w:rPr>
+        <w:t xml:space="preserve">  </w:t>
       </w:r>
       <w:r>
         <w:rPr>
@@ -363,7 +534,18 @@
           <w:szCs w:val="22"/>
           <w:lang w:eastAsia="zh-CN"/>
         </w:rPr>
-        <w:t xml:space="preserve">;do </w:t>
+        <w:t>;do</w:t>
+      </w:r>
+      <w:proofErr w:type="gramEnd"/>
+      <w:r>
+        <w:rPr>
+          <w:rFonts w:ascii="Preeti" w:hAnsi="Preeti" w:cs="Kokila"/>
+          <w:b/>
+          <w:sz w:val="24"/>
+          <w:szCs w:val="22"/>
+          <w:lang w:eastAsia="zh-CN"/>
+        </w:rPr>
+        <w:t xml:space="preserve"> </w:t>
       </w:r>
       <w:r>
         <w:rPr>
@@ -427,7 +609,27 @@
           <w:sz w:val="28"/>
           <w:szCs w:val="28"/>
         </w:rPr>
-        <w:t>k"0f{f</w:t>
+        <w:t>k"0</w:t>
+      </w:r>
+      <w:proofErr w:type="gramStart"/>
+      <w:r>
+        <w:rPr>
+          <w:rFonts w:ascii="Preeti" w:hAnsi="Preeti"/>
+          <w:b/>
+          <w:sz w:val="28"/>
+          <w:szCs w:val="28"/>
+        </w:rPr>
+        <w:t>f{</w:t>
+      </w:r>
+      <w:proofErr w:type="spellStart"/>
+      <w:r>
+        <w:rPr>
+          <w:rFonts w:ascii="Preeti" w:hAnsi="Preeti"/>
+          <w:b/>
+          <w:sz w:val="28"/>
+          <w:szCs w:val="28"/>
+        </w:rPr>
+        <w:t>f</w:t>
       </w:r>
       <w:r>
         <w:rPr>
@@ -437,7 +639,29 @@
           <w:szCs w:val="28"/>
           <w:lang w:eastAsia="zh-CN"/>
         </w:rPr>
-        <w:t>Í  – %)</w:t>
+        <w:t>Í</w:t>
+      </w:r>
+      <w:proofErr w:type="spellEnd"/>
+      <w:r>
+        <w:rPr>
+          <w:rFonts w:ascii="Preeti" w:hAnsi="Preeti" w:cs="Times New Roman"/>
+          <w:b/>
+          <w:sz w:val="28"/>
+          <w:szCs w:val="28"/>
+          <w:lang w:eastAsia="zh-CN"/>
+        </w:rPr>
+        <w:t xml:space="preserve">  –</w:t>
+      </w:r>
+      <w:proofErr w:type="gramEnd"/>
+      <w:r>
+        <w:rPr>
+          <w:rFonts w:ascii="Preeti" w:hAnsi="Preeti" w:cs="Times New Roman"/>
+          <w:b/>
+          <w:sz w:val="28"/>
+          <w:szCs w:val="28"/>
+          <w:lang w:eastAsia="zh-CN"/>
+        </w:rPr>
+        <w:t xml:space="preserve"> %)</w:t>
       </w:r>
     </w:p>
     <w:p>
@@ -452,6 +676,7 @@
           <w:lang w:eastAsia="zh-CN"/>
         </w:rPr>
       </w:pPr>
+      <w:proofErr w:type="spellStart"/>
       <w:r>
         <w:rPr>
           <w:rFonts w:ascii="Preeti" w:hAnsi="Preeti" w:cs="Arial"/>
@@ -463,6 +688,7 @@
         </w:rPr>
         <w:t>ljifo</w:t>
       </w:r>
+      <w:proofErr w:type="spellEnd"/>
       <w:r>
         <w:rPr>
           <w:rFonts w:ascii="Preeti" w:hAnsi="Preeti"/>
@@ -470,7 +696,17 @@
           <w:sz w:val="32"/>
           <w:szCs w:val="32"/>
         </w:rPr>
-        <w:t xml:space="preserve"> – </w:t>
+        <w:t xml:space="preserve"> </w:t>
+      </w:r>
+      <w:proofErr w:type="gramStart"/>
+      <w:r>
+        <w:rPr>
+          <w:rFonts w:ascii="Preeti" w:hAnsi="Preeti"/>
+          <w:b/>
+          <w:sz w:val="32"/>
+          <w:szCs w:val="32"/>
+        </w:rPr>
+        <w:t xml:space="preserve">– </w:t>
       </w:r>
       <w:r>
         <w:rPr>
@@ -480,8 +716,21 @@
           <w:szCs w:val="32"/>
           <w:lang w:eastAsia="zh-CN"/>
         </w:rPr>
-        <w:t>;fdflhs</w:t>
-      </w:r>
+        <w:t>;</w:t>
+      </w:r>
+      <w:proofErr w:type="spellStart"/>
+      <w:r>
+        <w:rPr>
+          <w:rFonts w:ascii="Preeti" w:hAnsi="Preeti" w:cs="Times New Roman"/>
+          <w:b/>
+          <w:sz w:val="32"/>
+          <w:szCs w:val="32"/>
+          <w:lang w:eastAsia="zh-CN"/>
+        </w:rPr>
+        <w:t>fdflhs</w:t>
+      </w:r>
+      <w:proofErr w:type="spellEnd"/>
+      <w:proofErr w:type="gramEnd"/>
       <w:r>
         <w:rPr>
           <w:rFonts w:ascii="Preeti" w:hAnsi="Preeti" w:cs="Times New Roman"/>
@@ -497,314 +746,3972 @@
       <w:pPr>
         <w:spacing w:after="0" w:line="240" w:lineRule="auto"/>
         <w:rPr>
-          <w:rFonts w:ascii="Kokila" w:hAnsi="Kokila" w:cs="Kokila"/>
-          <w:b/>
-          <w:bCs/>
+          <w:rFonts w:ascii="Preeti" w:hAnsi="Preeti" w:cs="Kokila"/>
+          <w:b/>
+          <w:bCs/>
+          <w:sz w:val="30"/>
+          <w:szCs w:val="30"/>
+        </w:rPr>
+      </w:pPr>
+      <w:r>
+        <w:rPr>
+          <w:rFonts w:ascii="Preeti" w:hAnsi="Preeti" w:cs="Kokila"/>
+          <w:b/>
+          <w:bCs/>
+          <w:sz w:val="30"/>
+          <w:szCs w:val="30"/>
+          <w:cs/>
+        </w:rPr>
+        <w:t>तल</w:t>
+      </w:r>
+      <w:r>
+        <w:rPr>
+          <w:rFonts w:ascii="Preeti" w:hAnsi="Preeti" w:cs="Kokila"/>
+          <w:b/>
+          <w:bCs/>
+          <w:sz w:val="30"/>
+          <w:szCs w:val="30"/>
+          <w:cs/>
+        </w:rPr>
+        <w:t>का</w:t>
+      </w:r>
+      <w:r>
+        <w:rPr>
+          <w:rFonts w:ascii="Preeti" w:hAnsi="Preeti" w:cs="Kokila"/>
+          <w:b/>
+          <w:bCs/>
+          <w:sz w:val="30"/>
+          <w:szCs w:val="30"/>
+          <w:cs/>
+        </w:rPr>
+        <w:t xml:space="preserve"> प्रश्नहरुको</w:t>
+      </w:r>
+      <w:r>
+        <w:rPr>
+          <w:rFonts w:ascii="Preeti" w:hAnsi="Preeti" w:cs="Kokila"/>
+          <w:b/>
+          <w:bCs/>
+          <w:sz w:val="30"/>
+          <w:szCs w:val="30"/>
+        </w:rPr>
+        <w:t xml:space="preserve"> </w:t>
+      </w:r>
+      <w:r>
+        <w:rPr>
+          <w:rFonts w:ascii="Preeti" w:hAnsi="Preeti" w:cs="Kokila"/>
+          <w:b/>
+          <w:bCs/>
+          <w:sz w:val="30"/>
+          <w:szCs w:val="30"/>
+          <w:cs/>
+        </w:rPr>
+        <w:t>अति छोटो</w:t>
+      </w:r>
+      <w:r>
+        <w:rPr>
+          <w:rFonts w:ascii="Preeti" w:hAnsi="Preeti" w:cs="Kokila"/>
+          <w:b/>
+          <w:bCs/>
+          <w:sz w:val="30"/>
+          <w:szCs w:val="30"/>
+          <w:cs/>
+        </w:rPr>
+        <w:t xml:space="preserve"> उत्तर लेख्नुहोस् :</w:t>
+      </w:r>
+      <w:r>
+        <w:rPr>
+          <w:rFonts w:ascii="Preeti" w:hAnsi="Preeti" w:cs="Kokila"/>
+          <w:b/>
+          <w:bCs/>
+          <w:sz w:val="30"/>
+          <w:szCs w:val="30"/>
+          <w:cs/>
+        </w:rPr>
+        <w:tab/>
+      </w:r>
+      <w:r>
+        <w:rPr>
+          <w:rFonts w:ascii="Preeti" w:hAnsi="Preeti" w:cs="Kokila"/>
+          <w:b/>
+          <w:bCs/>
+          <w:sz w:val="30"/>
+          <w:szCs w:val="30"/>
+          <w:cs/>
+        </w:rPr>
+        <w:tab/>
+      </w:r>
+      <w:r>
+        <w:rPr>
+          <w:rFonts w:ascii="Preeti" w:hAnsi="Preeti" w:cs="Kokila"/>
+          <w:b/>
+          <w:bCs/>
+          <w:sz w:val="30"/>
+          <w:szCs w:val="30"/>
+          <w:cs/>
+        </w:rPr>
+        <w:tab/>
+        <w:t>(८×१=८)</w:t>
+      </w:r>
+    </w:p>
+    <w:p>
+      <w:pPr>
+        <w:spacing w:after="0" w:line="240" w:lineRule="auto"/>
+        <w:rPr>
+          <w:rFonts w:ascii="Preeti" w:hAnsi="Preeti" w:cs="Kokila"/>
+          <w:sz w:val="30"/>
+          <w:szCs w:val="30"/>
+        </w:rPr>
+      </w:pPr>
+      <w:r>
+        <w:rPr>
+          <w:rFonts w:ascii="Preeti" w:hAnsi="Preeti" w:cs="Kokila"/>
+          <w:sz w:val="30"/>
+          <w:szCs w:val="30"/>
+          <w:cs/>
+        </w:rPr>
+        <w:t>१) छिमेकीसँग कस्तो व्यवहार गर्नुपर्छ</w:t>
+      </w:r>
+      <w:r>
+        <w:rPr>
+          <w:rFonts w:ascii="Preeti" w:hAnsi="Preeti" w:cs="Kokila"/>
+          <w:sz w:val="30"/>
+          <w:szCs w:val="30"/>
+        </w:rPr>
+        <w:t xml:space="preserve"> </w:t>
+      </w:r>
+      <w:r>
+        <w:rPr>
+          <w:rFonts w:ascii="Preeti" w:hAnsi="Preeti" w:cs="Kokila"/>
+          <w:sz w:val="30"/>
+          <w:szCs w:val="30"/>
+        </w:rPr>
+        <w:t>&lt;</w:t>
+      </w:r>
+    </w:p>
+    <w:p>
+      <w:pPr>
+        <w:spacing w:after="0" w:line="240" w:lineRule="auto"/>
+        <w:rPr>
+          <w:rFonts w:ascii="Preeti" w:hAnsi="Preeti" w:cs="Kokila"/>
+          <w:sz w:val="30"/>
+          <w:szCs w:val="30"/>
+        </w:rPr>
+      </w:pPr>
+      <w:r>
+        <w:rPr>
+          <w:rFonts w:ascii="Preeti" w:hAnsi="Preeti" w:cs="Kokila"/>
+          <w:sz w:val="30"/>
+          <w:szCs w:val="30"/>
+          <w:cs/>
+        </w:rPr>
+        <w:t>२) हामीले किन सबै पेसालाई सम्मान गर्नुपर्छ</w:t>
+      </w:r>
+      <w:r>
+        <w:rPr>
+          <w:rFonts w:ascii="Preeti" w:hAnsi="Preeti" w:cs="Kokila"/>
+          <w:sz w:val="30"/>
+          <w:szCs w:val="30"/>
+        </w:rPr>
+        <w:t xml:space="preserve"> </w:t>
+      </w:r>
+      <w:r>
+        <w:rPr>
+          <w:rFonts w:ascii="Preeti" w:hAnsi="Preeti" w:cs="Kokila"/>
+          <w:sz w:val="30"/>
+          <w:szCs w:val="30"/>
+        </w:rPr>
+        <w:t>&lt;</w:t>
+      </w:r>
+    </w:p>
+    <w:p>
+      <w:pPr>
+        <w:spacing w:after="0" w:line="240" w:lineRule="auto"/>
+        <w:rPr>
+          <w:rFonts w:ascii="Preeti" w:hAnsi="Preeti" w:cs="Kokila"/>
+          <w:sz w:val="30"/>
+          <w:szCs w:val="30"/>
+        </w:rPr>
+      </w:pPr>
+      <w:r>
+        <w:rPr>
+          <w:rFonts w:ascii="Preeti" w:hAnsi="Preeti" w:cs="Kokila"/>
+          <w:sz w:val="30"/>
+          <w:szCs w:val="30"/>
+          <w:cs/>
+        </w:rPr>
+        <w:t>३) तपाई</w:t>
+      </w:r>
+      <w:r>
+        <w:rPr>
+          <w:rFonts w:ascii="Preeti" w:hAnsi="Preeti" w:cs="Kokila"/>
+          <w:sz w:val="30"/>
+          <w:szCs w:val="30"/>
+        </w:rPr>
+        <w:t>F</w:t>
+      </w:r>
+      <w:r>
+        <w:rPr>
+          <w:rFonts w:ascii="Preeti" w:hAnsi="Preeti" w:cs="Kokila"/>
+          <w:sz w:val="30"/>
+          <w:szCs w:val="30"/>
+          <w:cs/>
+        </w:rPr>
+        <w:t xml:space="preserve"> आफ्ना सामानको जतन कसरी गर्नुहुन्छ</w:t>
+      </w:r>
+      <w:r>
+        <w:rPr>
+          <w:rFonts w:ascii="Preeti" w:hAnsi="Preeti" w:cs="Kokila"/>
+          <w:sz w:val="30"/>
+          <w:szCs w:val="30"/>
+        </w:rPr>
+        <w:t xml:space="preserve"> </w:t>
+      </w:r>
+      <w:r>
+        <w:rPr>
+          <w:rFonts w:ascii="Preeti" w:hAnsi="Preeti" w:cs="Kokila"/>
+          <w:sz w:val="30"/>
+          <w:szCs w:val="30"/>
+        </w:rPr>
+        <w:t>&lt;</w:t>
+      </w:r>
+    </w:p>
+    <w:p>
+      <w:pPr>
+        <w:spacing w:after="0" w:line="240" w:lineRule="auto"/>
+        <w:rPr>
+          <w:rFonts w:ascii="Preeti" w:hAnsi="Preeti" w:cs="Kokila"/>
+          <w:sz w:val="30"/>
+          <w:szCs w:val="30"/>
+        </w:rPr>
+      </w:pPr>
+      <w:r>
+        <w:rPr>
+          <w:rFonts w:ascii="Preeti" w:hAnsi="Preeti" w:cs="Kokila"/>
+          <w:sz w:val="30"/>
+          <w:szCs w:val="30"/>
+          <w:cs/>
+        </w:rPr>
+        <w:t>४) बसिला र रञ्जा कुन पेसामा</w:t>
+      </w:r>
+      <w:r>
+        <w:rPr>
+          <w:rFonts w:ascii="Preeti" w:hAnsi="Preeti" w:cs="Kokila"/>
+          <w:sz w:val="30"/>
+          <w:szCs w:val="30"/>
+        </w:rPr>
+        <w:t xml:space="preserve"> </w:t>
+      </w:r>
+      <w:r>
+        <w:rPr>
+          <w:rFonts w:ascii="Preeti" w:hAnsi="Preeti" w:cs="Kokila"/>
+          <w:sz w:val="30"/>
+          <w:szCs w:val="30"/>
+          <w:cs/>
+        </w:rPr>
+        <w:t>प्रयोग हुन्छन</w:t>
+      </w:r>
+      <w:r>
+        <w:rPr>
+          <w:rFonts w:ascii="Preeti" w:hAnsi="Preeti" w:cs="Kokila"/>
+          <w:sz w:val="30"/>
+          <w:szCs w:val="30"/>
+        </w:rPr>
+        <w:t>\</w:t>
+      </w:r>
+      <w:r>
+        <w:rPr>
+          <w:rFonts w:ascii="Preeti" w:hAnsi="Preeti" w:cs="Kokila"/>
+          <w:sz w:val="30"/>
+          <w:szCs w:val="30"/>
+        </w:rPr>
+        <w:t xml:space="preserve"> </w:t>
+      </w:r>
+      <w:r>
+        <w:rPr>
+          <w:rFonts w:ascii="Preeti" w:hAnsi="Preeti" w:cs="Kokila"/>
+          <w:sz w:val="30"/>
+          <w:szCs w:val="30"/>
+        </w:rPr>
+        <w:t>&lt;</w:t>
+      </w:r>
+    </w:p>
+    <w:p>
+      <w:pPr>
+        <w:spacing w:after="0" w:line="240" w:lineRule="auto"/>
+        <w:rPr>
+          <w:rFonts w:ascii="Preeti" w:hAnsi="Preeti" w:cs="Kokila"/>
+          <w:sz w:val="30"/>
+          <w:szCs w:val="30"/>
+        </w:rPr>
+      </w:pPr>
+      <w:r>
+        <w:rPr>
+          <w:rFonts w:ascii="Preeti" w:hAnsi="Preeti" w:cs="Kokila"/>
+          <w:sz w:val="30"/>
+          <w:szCs w:val="30"/>
+          <w:cs/>
+        </w:rPr>
+        <w:t>५) फजुल खर्च भनेको के हो</w:t>
+      </w:r>
+      <w:r>
+        <w:rPr>
+          <w:rFonts w:ascii="Preeti" w:hAnsi="Preeti" w:cs="Kokila"/>
+          <w:sz w:val="30"/>
+          <w:szCs w:val="30"/>
+        </w:rPr>
+        <w:t xml:space="preserve"> </w:t>
+      </w:r>
+      <w:r>
+        <w:rPr>
+          <w:rFonts w:ascii="Preeti" w:hAnsi="Preeti" w:cs="Kokila"/>
+          <w:sz w:val="30"/>
+          <w:szCs w:val="30"/>
+        </w:rPr>
+        <w:t>&lt;</w:t>
+      </w:r>
+    </w:p>
+    <w:p>
+      <w:pPr>
+        <w:spacing w:after="0" w:line="240" w:lineRule="auto"/>
+        <w:rPr>
+          <w:rFonts w:ascii="Preeti" w:hAnsi="Preeti" w:cs="Kokila"/>
+          <w:sz w:val="30"/>
+          <w:szCs w:val="30"/>
+        </w:rPr>
+      </w:pPr>
+      <w:r>
+        <w:rPr>
+          <w:rFonts w:ascii="Preeti" w:hAnsi="Preeti" w:cs="Kokila"/>
+          <w:sz w:val="30"/>
+          <w:szCs w:val="30"/>
+          <w:cs/>
+        </w:rPr>
+        <w:t>६) पानीका एक ओटा उपयोगिता लेख</w:t>
+      </w:r>
+      <w:r>
+        <w:rPr>
+          <w:rFonts w:ascii="Preeti" w:hAnsi="Preeti" w:cs="Kokila"/>
+          <w:sz w:val="30"/>
+          <w:szCs w:val="30"/>
+        </w:rPr>
+        <w:t>\</w:t>
+      </w:r>
+      <w:r>
+        <w:rPr>
+          <w:rFonts w:ascii="Preeti" w:hAnsi="Preeti" w:cs="Kokila"/>
+          <w:sz w:val="30"/>
+          <w:szCs w:val="30"/>
+          <w:cs/>
+        </w:rPr>
+        <w:t>नुहोस</w:t>
+      </w:r>
+      <w:r>
+        <w:rPr>
+          <w:rFonts w:ascii="Preeti" w:hAnsi="Preeti" w:cs="Kokila"/>
+          <w:sz w:val="30"/>
+          <w:szCs w:val="30"/>
+        </w:rPr>
+        <w:t>\</w:t>
+      </w:r>
+      <w:r>
+        <w:rPr>
+          <w:rFonts w:ascii="Preeti" w:hAnsi="Preeti" w:cs="Kokila"/>
+          <w:sz w:val="30"/>
+          <w:szCs w:val="30"/>
+          <w:cs/>
+        </w:rPr>
+        <w:t xml:space="preserve"> </w:t>
+      </w:r>
+      <w:r>
+        <w:rPr>
+          <w:rFonts w:ascii="Preeti" w:hAnsi="Preeti" w:cs="Kokila"/>
+          <w:sz w:val="30"/>
+          <w:szCs w:val="30"/>
+          <w:cs/>
+        </w:rPr>
+        <w:t>।</w:t>
+      </w:r>
+    </w:p>
+    <w:p>
+      <w:pPr>
+        <w:spacing w:after="0" w:line="240" w:lineRule="auto"/>
+        <w:rPr>
+          <w:rFonts w:ascii="Preeti" w:hAnsi="Preeti" w:cs="Kokila"/>
+          <w:sz w:val="30"/>
+          <w:szCs w:val="30"/>
+        </w:rPr>
+      </w:pPr>
+      <w:r>
+        <w:rPr>
+          <w:rFonts w:ascii="Preeti" w:hAnsi="Preeti" w:cs="Kokila"/>
+          <w:sz w:val="30"/>
+          <w:szCs w:val="30"/>
+          <w:cs/>
+        </w:rPr>
+        <w:t>७)</w:t>
+      </w:r>
+      <w:r>
+        <w:rPr>
+          <w:rFonts w:ascii="Preeti" w:hAnsi="Preeti" w:cs="Kokila"/>
+          <w:sz w:val="30"/>
+          <w:szCs w:val="30"/>
+        </w:rPr>
+        <w:t xml:space="preserve"> </w:t>
+      </w:r>
+      <w:r>
+        <w:rPr>
+          <w:rFonts w:ascii="Preeti" w:hAnsi="Preeti" w:cs="Kokila"/>
+          <w:sz w:val="30"/>
+          <w:szCs w:val="30"/>
+          <w:cs/>
+        </w:rPr>
+        <w:t>ट्राफिक नियम पालना नगर्दा कस्</w:t>
+      </w:r>
+      <w:r>
+        <w:rPr>
+          <w:rFonts w:ascii="Preeti" w:hAnsi="Preeti" w:cs="Kokila"/>
+          <w:sz w:val="30"/>
+          <w:szCs w:val="30"/>
+          <w:cs/>
+        </w:rPr>
+        <w:t>तो</w:t>
+      </w:r>
+      <w:r>
+        <w:rPr>
+          <w:rFonts w:ascii="Preeti" w:hAnsi="Preeti" w:cs="Kokila"/>
+          <w:sz w:val="30"/>
+          <w:szCs w:val="30"/>
+          <w:cs/>
+        </w:rPr>
+        <w:t xml:space="preserve"> दुर्घटना हुनसक्छ </w:t>
+      </w:r>
+      <w:r>
+        <w:rPr>
+          <w:rFonts w:ascii="Preeti" w:hAnsi="Preeti" w:cs="Kokila" w:hint="cs"/>
+          <w:sz w:val="30"/>
+          <w:szCs w:val="30"/>
+          <w:cs/>
+        </w:rPr>
+        <w:t xml:space="preserve">? लेख्नुहोस् </w:t>
+      </w:r>
+      <w:r>
+        <w:rPr>
+          <w:rFonts w:ascii="Preeti" w:hAnsi="Preeti" w:cs="Kokila"/>
+          <w:sz w:val="30"/>
+          <w:szCs w:val="30"/>
+          <w:cs/>
+        </w:rPr>
+        <w:t>।</w:t>
+      </w:r>
+    </w:p>
+    <w:p>
+      <w:pPr>
+        <w:spacing w:after="0" w:line="240" w:lineRule="auto"/>
+        <w:rPr>
+          <w:rFonts w:ascii="Preeti" w:hAnsi="Preeti" w:cs="Kokila"/>
+          <w:sz w:val="30"/>
+          <w:szCs w:val="30"/>
+        </w:rPr>
+      </w:pPr>
+      <w:r>
+        <w:rPr>
+          <w:rFonts w:ascii="Preeti" w:hAnsi="Preeti" w:cs="Kokila"/>
+          <w:sz w:val="30"/>
+          <w:szCs w:val="30"/>
+          <w:cs/>
+        </w:rPr>
+        <w:t>८) छोरा र छोरीबिच किन भेद‌भाव गर्नुहुँदैन</w:t>
+      </w:r>
+      <w:r>
+        <w:rPr>
+          <w:rFonts w:ascii="Preeti" w:hAnsi="Preeti" w:cs="Kokila"/>
+          <w:sz w:val="30"/>
+          <w:szCs w:val="30"/>
+        </w:rPr>
+        <w:t xml:space="preserve"> </w:t>
+      </w:r>
+      <w:r>
+        <w:rPr>
+          <w:rFonts w:ascii="Preeti" w:hAnsi="Preeti" w:cs="Kokila"/>
+          <w:sz w:val="30"/>
+          <w:szCs w:val="30"/>
+        </w:rPr>
+        <w:t>&lt;</w:t>
+      </w:r>
+    </w:p>
+    <w:p>
+      <w:pPr>
+        <w:spacing w:after="0" w:line="240" w:lineRule="auto"/>
+        <w:rPr>
+          <w:rFonts w:ascii="Preeti" w:hAnsi="Preeti" w:cs="Kokila"/>
+          <w:b/>
+          <w:bCs/>
+          <w:sz w:val="30"/>
+          <w:szCs w:val="30"/>
+        </w:rPr>
+      </w:pPr>
+      <w:r>
+        <w:rPr>
+          <w:rFonts w:ascii="Preeti" w:hAnsi="Preeti" w:cs="Kokila"/>
+          <w:b/>
+          <w:bCs/>
+          <w:sz w:val="30"/>
+          <w:szCs w:val="30"/>
+          <w:cs/>
+        </w:rPr>
+        <w:t>तल</w:t>
+      </w:r>
+      <w:r>
+        <w:rPr>
+          <w:rFonts w:ascii="Preeti" w:hAnsi="Preeti" w:cs="Kokila"/>
+          <w:b/>
+          <w:bCs/>
+          <w:sz w:val="30"/>
+          <w:szCs w:val="30"/>
+          <w:cs/>
+        </w:rPr>
+        <w:t>का</w:t>
+      </w:r>
+      <w:r>
+        <w:rPr>
+          <w:rFonts w:ascii="Preeti" w:hAnsi="Preeti" w:cs="Kokila"/>
+          <w:b/>
+          <w:bCs/>
+          <w:sz w:val="30"/>
+          <w:szCs w:val="30"/>
+          <w:cs/>
+        </w:rPr>
+        <w:t xml:space="preserve"> प्रश्नहरुको</w:t>
+      </w:r>
+      <w:r>
+        <w:rPr>
+          <w:rFonts w:ascii="Preeti" w:hAnsi="Preeti" w:cs="Kokila"/>
+          <w:b/>
+          <w:bCs/>
+          <w:sz w:val="30"/>
+          <w:szCs w:val="30"/>
+        </w:rPr>
+        <w:t xml:space="preserve"> </w:t>
+      </w:r>
+      <w:r>
+        <w:rPr>
+          <w:rFonts w:ascii="Preeti" w:hAnsi="Preeti" w:cs="Kokila"/>
+          <w:b/>
+          <w:bCs/>
+          <w:sz w:val="30"/>
+          <w:szCs w:val="30"/>
+          <w:cs/>
+        </w:rPr>
+        <w:t>छोटो</w:t>
+      </w:r>
+      <w:r>
+        <w:rPr>
+          <w:rFonts w:ascii="Preeti" w:hAnsi="Preeti" w:cs="Kokila"/>
+          <w:b/>
+          <w:bCs/>
+          <w:sz w:val="30"/>
+          <w:szCs w:val="30"/>
+          <w:cs/>
+        </w:rPr>
+        <w:t xml:space="preserve"> </w:t>
+      </w:r>
+      <w:r>
+        <w:rPr>
+          <w:rFonts w:ascii="Preeti" w:hAnsi="Preeti" w:cs="Kokila"/>
+          <w:b/>
+          <w:bCs/>
+          <w:sz w:val="30"/>
+          <w:szCs w:val="30"/>
+          <w:cs/>
+        </w:rPr>
+        <w:t xml:space="preserve">उत्तर </w:t>
+      </w:r>
+      <w:r>
+        <w:rPr>
+          <w:rFonts w:ascii="Preeti" w:hAnsi="Preeti" w:cs="Kokila"/>
+          <w:b/>
+          <w:bCs/>
+          <w:sz w:val="30"/>
+          <w:szCs w:val="30"/>
+          <w:cs/>
+        </w:rPr>
+        <w:t>लेख्नुहोस् :</w:t>
+      </w:r>
+      <w:r>
+        <w:rPr>
+          <w:rFonts w:ascii="Preeti" w:hAnsi="Preeti" w:cs="Kokila"/>
+          <w:b/>
+          <w:bCs/>
+          <w:sz w:val="30"/>
+          <w:szCs w:val="30"/>
+          <w:cs/>
+        </w:rPr>
+        <w:tab/>
+      </w:r>
+      <w:r>
+        <w:rPr>
+          <w:rFonts w:ascii="Preeti" w:hAnsi="Preeti" w:cs="Kokila"/>
+          <w:b/>
+          <w:bCs/>
+          <w:sz w:val="30"/>
+          <w:szCs w:val="30"/>
+          <w:cs/>
+        </w:rPr>
+        <w:tab/>
+      </w:r>
+      <w:r>
+        <w:rPr>
+          <w:rFonts w:ascii="Preeti" w:hAnsi="Preeti" w:cs="Kokila"/>
+          <w:b/>
+          <w:bCs/>
+          <w:sz w:val="30"/>
+          <w:szCs w:val="30"/>
+          <w:cs/>
+        </w:rPr>
+        <w:tab/>
+      </w:r>
+      <w:r>
+        <w:rPr>
+          <w:rFonts w:ascii="Preeti" w:hAnsi="Preeti" w:cs="Kokila"/>
+          <w:b/>
+          <w:bCs/>
+          <w:sz w:val="30"/>
+          <w:szCs w:val="30"/>
+          <w:cs/>
+        </w:rPr>
+        <w:tab/>
+        <w:t>(९×३=२७)</w:t>
+      </w:r>
+    </w:p>
+    <w:p>
+      <w:pPr>
+        <w:spacing w:after="0" w:line="240" w:lineRule="auto"/>
+        <w:rPr>
+          <w:rFonts w:ascii="Preeti" w:hAnsi="Preeti" w:cs="Kokila"/>
+          <w:sz w:val="30"/>
+          <w:szCs w:val="30"/>
+        </w:rPr>
+      </w:pPr>
+      <w:r>
+        <w:rPr>
+          <w:rFonts w:ascii="Preeti" w:hAnsi="Preeti" w:cs="Kokila"/>
+          <w:sz w:val="30"/>
+          <w:szCs w:val="30"/>
+          <w:cs/>
+        </w:rPr>
+        <w:t>१) छिमेकीहरूसँग नाता सम्बन्ध कायम गर्दा के फाइदा हुन्छ</w:t>
+      </w:r>
+      <w:r>
+        <w:rPr>
+          <w:rFonts w:ascii="Preeti" w:hAnsi="Preeti" w:cs="Kokila"/>
+          <w:sz w:val="30"/>
+          <w:szCs w:val="30"/>
+        </w:rPr>
+        <w:t xml:space="preserve"> </w:t>
+      </w:r>
+      <w:r>
+        <w:rPr>
+          <w:rFonts w:ascii="Preeti" w:hAnsi="Preeti" w:cs="Kokila"/>
+          <w:sz w:val="30"/>
+          <w:szCs w:val="30"/>
+        </w:rPr>
+        <w:t>&lt;</w:t>
+      </w:r>
+    </w:p>
+    <w:p>
+      <w:pPr>
+        <w:spacing w:after="0" w:line="240" w:lineRule="auto"/>
+        <w:rPr>
+          <w:rFonts w:ascii="Preeti" w:hAnsi="Preeti" w:cs="Kokila"/>
+          <w:sz w:val="30"/>
+          <w:szCs w:val="30"/>
+        </w:rPr>
+      </w:pPr>
+      <w:r>
+        <w:rPr>
+          <w:rFonts w:ascii="Preeti" w:hAnsi="Preeti" w:cs="Kokila"/>
+          <w:sz w:val="30"/>
+          <w:szCs w:val="30"/>
+          <w:cs/>
+        </w:rPr>
+        <w:t>२)</w:t>
+      </w:r>
+      <w:r>
+        <w:rPr>
+          <w:rFonts w:ascii="Preeti" w:hAnsi="Preeti" w:cs="Kokila"/>
+          <w:sz w:val="30"/>
+          <w:szCs w:val="30"/>
+        </w:rPr>
+        <w:t xml:space="preserve"> </w:t>
+      </w:r>
+      <w:r>
+        <w:rPr>
+          <w:rFonts w:ascii="Preeti" w:hAnsi="Preeti" w:cs="Kokila"/>
+          <w:sz w:val="30"/>
+          <w:szCs w:val="30"/>
+          <w:cs/>
+        </w:rPr>
+        <w:t>होटल व्यव‌</w:t>
+      </w:r>
+      <w:r>
+        <w:rPr>
+          <w:rFonts w:ascii="Preeti" w:hAnsi="Preeti" w:cs="Kokila"/>
+          <w:sz w:val="30"/>
+          <w:szCs w:val="30"/>
+        </w:rPr>
+        <w:t>;f</w:t>
+      </w:r>
+      <w:r>
+        <w:rPr>
+          <w:rFonts w:ascii="Preeti" w:hAnsi="Preeti" w:cs="Kokila"/>
+          <w:sz w:val="30"/>
+          <w:szCs w:val="30"/>
+          <w:cs/>
+        </w:rPr>
+        <w:t>यबाट हुने ३</w:t>
+      </w:r>
+      <w:r>
+        <w:rPr>
+          <w:rFonts w:ascii="Preeti" w:hAnsi="Preeti" w:cs="Kokila"/>
+          <w:sz w:val="30"/>
+          <w:szCs w:val="30"/>
+        </w:rPr>
+        <w:t xml:space="preserve"> </w:t>
+      </w:r>
+      <w:r>
+        <w:rPr>
+          <w:rFonts w:ascii="Preeti" w:hAnsi="Preeti" w:cs="Kokila"/>
+          <w:sz w:val="30"/>
+          <w:szCs w:val="30"/>
+          <w:cs/>
+        </w:rPr>
+        <w:t>फाइदा लेख्नुहोस</w:t>
+      </w:r>
+      <w:r>
+        <w:rPr>
+          <w:rFonts w:ascii="Preeti" w:hAnsi="Preeti" w:cs="Kokila"/>
+          <w:sz w:val="30"/>
+          <w:szCs w:val="30"/>
+        </w:rPr>
+        <w:t>\</w:t>
+      </w:r>
+      <w:r>
+        <w:rPr>
+          <w:rFonts w:ascii="Preeti" w:hAnsi="Preeti" w:cs="Kokila"/>
+          <w:sz w:val="30"/>
+          <w:szCs w:val="30"/>
+        </w:rPr>
+        <w:t xml:space="preserve"> </w:t>
+      </w:r>
+      <w:r>
+        <w:rPr>
+          <w:rFonts w:ascii="Preeti" w:hAnsi="Preeti" w:cs="Kokila"/>
+          <w:sz w:val="30"/>
+          <w:szCs w:val="30"/>
+          <w:cs/>
+        </w:rPr>
+        <w:t>।</w:t>
+      </w:r>
+    </w:p>
+    <w:p>
+      <w:pPr>
+        <w:spacing w:after="0" w:line="240" w:lineRule="auto"/>
+        <w:rPr>
+          <w:rFonts w:ascii="Preeti" w:hAnsi="Preeti" w:cs="Kokila"/>
+          <w:sz w:val="30"/>
+          <w:szCs w:val="30"/>
+        </w:rPr>
+      </w:pPr>
+      <w:r>
+        <w:rPr>
+          <w:rFonts w:ascii="Preeti" w:hAnsi="Preeti" w:cs="Kokila"/>
+          <w:sz w:val="30"/>
+          <w:szCs w:val="30"/>
+          <w:cs/>
+        </w:rPr>
+        <w:t xml:space="preserve">३) हामीले सामाग्रीहरूको किन सुरक्षा गर्नुपर्छ </w:t>
+      </w:r>
+      <w:r>
+        <w:rPr>
+          <w:rFonts w:ascii="Preeti" w:hAnsi="Preeti" w:cs="Kokila"/>
+          <w:sz w:val="30"/>
+          <w:szCs w:val="30"/>
+        </w:rPr>
+        <w:t xml:space="preserve">? </w:t>
+      </w:r>
+      <w:r>
+        <w:rPr>
+          <w:rFonts w:ascii="Preeti" w:hAnsi="Preeti" w:cs="Kokila"/>
+          <w:sz w:val="30"/>
+          <w:szCs w:val="30"/>
+          <w:cs/>
+        </w:rPr>
+        <w:t>दुई वटा लेख्नुहोस</w:t>
+      </w:r>
+      <w:r>
+        <w:rPr>
+          <w:rFonts w:ascii="Preeti" w:hAnsi="Preeti" w:cs="Kokila"/>
+          <w:sz w:val="30"/>
+          <w:szCs w:val="30"/>
+        </w:rPr>
+        <w:t>\</w:t>
+      </w:r>
+      <w:r>
+        <w:rPr>
+          <w:rFonts w:ascii="Preeti" w:hAnsi="Preeti" w:cs="Kokila"/>
+          <w:sz w:val="30"/>
+          <w:szCs w:val="30"/>
+        </w:rPr>
+        <w:t xml:space="preserve"> </w:t>
+      </w:r>
+      <w:r>
+        <w:rPr>
+          <w:rFonts w:ascii="Preeti" w:hAnsi="Preeti" w:cs="Kokila"/>
+          <w:sz w:val="30"/>
+          <w:szCs w:val="30"/>
+          <w:cs/>
+        </w:rPr>
+        <w:t>।</w:t>
+      </w:r>
+    </w:p>
+    <w:p>
+      <w:pPr>
+        <w:spacing w:after="0" w:line="240" w:lineRule="auto"/>
+        <w:rPr>
+          <w:rFonts w:ascii="Preeti" w:hAnsi="Preeti" w:cs="Kokila"/>
+          <w:sz w:val="30"/>
+          <w:szCs w:val="30"/>
+        </w:rPr>
+      </w:pPr>
+      <w:r>
+        <w:rPr>
+          <w:rFonts w:ascii="Preeti" w:hAnsi="Preeti" w:cs="Kokila"/>
+          <w:sz w:val="30"/>
+          <w:szCs w:val="30"/>
+          <w:cs/>
+        </w:rPr>
+        <w:t>४)</w:t>
+      </w:r>
+      <w:r>
+        <w:rPr>
+          <w:rFonts w:ascii="Preeti" w:hAnsi="Preeti" w:cs="Kokila"/>
+          <w:sz w:val="30"/>
+          <w:szCs w:val="30"/>
+        </w:rPr>
+        <w:t xml:space="preserve"> </w:t>
+      </w:r>
+      <w:r>
+        <w:rPr>
+          <w:rFonts w:ascii="Preeti" w:hAnsi="Preeti" w:cs="Kokila"/>
+          <w:sz w:val="30"/>
+          <w:szCs w:val="30"/>
+          <w:cs/>
+        </w:rPr>
+        <w:t>तपाई मान्यजनको सम्मान कसरी गर्नुहुन्छ</w:t>
+      </w:r>
+      <w:r>
+        <w:rPr>
+          <w:rFonts w:ascii="Preeti" w:hAnsi="Preeti" w:cs="Kokila"/>
+          <w:sz w:val="30"/>
+          <w:szCs w:val="30"/>
+        </w:rPr>
+        <w:t>&lt;</w:t>
+      </w:r>
+      <w:r>
+        <w:rPr>
+          <w:rFonts w:ascii="Preeti" w:hAnsi="Preeti" w:cs="Kokila"/>
+          <w:sz w:val="30"/>
+          <w:szCs w:val="30"/>
+          <w:cs/>
+        </w:rPr>
+        <w:t xml:space="preserve"> </w:t>
+      </w:r>
+      <w:r>
+        <w:rPr>
+          <w:rFonts w:ascii="Preeti" w:hAnsi="Preeti" w:cs="Kokila"/>
+          <w:sz w:val="30"/>
+          <w:szCs w:val="30"/>
+          <w:cs/>
+        </w:rPr>
+        <w:t>बुदाँगत रुपमा लेख्नुहोस</w:t>
+      </w:r>
+      <w:r>
+        <w:rPr>
+          <w:rFonts w:ascii="Preeti" w:hAnsi="Preeti" w:cs="Kokila"/>
+          <w:sz w:val="30"/>
+          <w:szCs w:val="30"/>
+        </w:rPr>
+        <w:t>\</w:t>
+      </w:r>
+      <w:r>
+        <w:rPr>
+          <w:rFonts w:ascii="Preeti" w:hAnsi="Preeti" w:cs="Kokila"/>
+          <w:sz w:val="30"/>
+          <w:szCs w:val="30"/>
+          <w:cs/>
+        </w:rPr>
+        <w:t xml:space="preserve"> ।</w:t>
+      </w:r>
+    </w:p>
+    <w:p>
+      <w:pPr>
+        <w:spacing w:after="0" w:line="240" w:lineRule="auto"/>
+        <w:rPr>
+          <w:rFonts w:ascii="Preeti" w:hAnsi="Preeti" w:cs="Kokila"/>
+          <w:sz w:val="30"/>
+          <w:szCs w:val="30"/>
+        </w:rPr>
+      </w:pPr>
+      <w:r>
+        <w:rPr>
+          <w:rFonts w:ascii="Preeti" w:hAnsi="Preeti" w:cs="Kokila"/>
+          <w:sz w:val="30"/>
+          <w:szCs w:val="30"/>
+          <w:cs/>
+        </w:rPr>
+        <w:t>५)</w:t>
+      </w:r>
+      <w:r>
+        <w:rPr>
+          <w:rFonts w:ascii="Preeti" w:hAnsi="Preeti" w:cs="Kokila"/>
+          <w:sz w:val="30"/>
+          <w:szCs w:val="30"/>
+        </w:rPr>
+        <w:t xml:space="preserve"> </w:t>
+      </w:r>
+      <w:r>
+        <w:rPr>
+          <w:rFonts w:ascii="Preeti" w:hAnsi="Preeti" w:cs="Kokila"/>
+          <w:sz w:val="30"/>
+          <w:szCs w:val="30"/>
+          <w:cs/>
+        </w:rPr>
+        <w:t>तपाईको पढा</w:t>
+      </w:r>
+      <w:r>
+        <w:rPr>
+          <w:rFonts w:ascii="Preeti" w:hAnsi="Preeti" w:cs="Kokila"/>
+          <w:sz w:val="30"/>
+          <w:szCs w:val="30"/>
+        </w:rPr>
+        <w:t>O</w:t>
+      </w:r>
+      <w:r>
+        <w:rPr>
+          <w:rFonts w:ascii="Preeti" w:hAnsi="Preeti" w:cs="Kokila"/>
+          <w:sz w:val="30"/>
+          <w:szCs w:val="30"/>
+          <w:cs/>
+        </w:rPr>
+        <w:t>मा लाग्ने खर्च कस्ले जुटाउनुहुन्छ</w:t>
+      </w:r>
+      <w:r>
+        <w:rPr>
+          <w:rFonts w:ascii="Preeti" w:hAnsi="Preeti" w:cs="Kokila"/>
+          <w:sz w:val="30"/>
+          <w:szCs w:val="30"/>
+        </w:rPr>
+        <w:t>&lt;</w:t>
+      </w:r>
+      <w:r>
+        <w:rPr>
+          <w:rFonts w:ascii="Preeti" w:hAnsi="Preeti" w:cs="Kokila"/>
+          <w:sz w:val="30"/>
+          <w:szCs w:val="30"/>
+        </w:rPr>
+        <w:t xml:space="preserve"> </w:t>
+      </w:r>
+      <w:r>
+        <w:rPr>
+          <w:rFonts w:ascii="Preeti" w:hAnsi="Preeti" w:cs="Kokila"/>
+          <w:sz w:val="30"/>
+          <w:szCs w:val="30"/>
+          <w:cs/>
+        </w:rPr>
+        <w:t xml:space="preserve">उहाँले कसरी खर्च जुटाउनु हुन्छ </w:t>
+      </w:r>
+    </w:p>
+    <w:p>
+      <w:pPr>
+        <w:spacing w:after="0" w:line="240" w:lineRule="auto"/>
+        <w:rPr>
+          <w:rFonts w:ascii="Preeti" w:hAnsi="Preeti" w:cs="Kokila"/>
+          <w:sz w:val="30"/>
+          <w:szCs w:val="30"/>
+        </w:rPr>
+      </w:pPr>
+      <w:r>
+        <w:rPr>
+          <w:rFonts w:ascii="Preeti" w:hAnsi="Preeti" w:cs="Kokila"/>
+          <w:sz w:val="30"/>
+          <w:szCs w:val="30"/>
+          <w:cs/>
+        </w:rPr>
+        <w:t>६) तपाईको असल व्यवहारको सूची बनाउनु‌होस</w:t>
+      </w:r>
+      <w:r>
+        <w:rPr>
+          <w:rFonts w:ascii="Preeti" w:hAnsi="Preeti" w:cs="Kokila"/>
+          <w:sz w:val="30"/>
+          <w:szCs w:val="30"/>
+        </w:rPr>
+        <w:t>\</w:t>
+      </w:r>
+      <w:r>
+        <w:rPr>
+          <w:rFonts w:ascii="Preeti" w:hAnsi="Preeti" w:cs="Kokila"/>
+          <w:sz w:val="30"/>
+          <w:szCs w:val="30"/>
+        </w:rPr>
+        <w:t xml:space="preserve"> </w:t>
+      </w:r>
+      <w:r>
+        <w:rPr>
+          <w:rFonts w:ascii="Preeti" w:hAnsi="Preeti" w:cs="Kokila"/>
+          <w:sz w:val="30"/>
+          <w:szCs w:val="30"/>
+          <w:cs/>
+        </w:rPr>
+        <w:t>।</w:t>
+      </w:r>
+    </w:p>
+    <w:p>
+      <w:pPr>
+        <w:spacing w:after="0" w:line="240" w:lineRule="auto"/>
+        <w:rPr>
+          <w:rFonts w:ascii="Preeti" w:hAnsi="Preeti" w:cs="Kokila"/>
+          <w:sz w:val="30"/>
+          <w:szCs w:val="30"/>
+        </w:rPr>
+      </w:pPr>
+      <w:r>
+        <w:rPr>
+          <w:rFonts w:ascii="Preeti" w:hAnsi="Preeti" w:cs="Kokila"/>
+          <w:sz w:val="30"/>
+          <w:szCs w:val="30"/>
+          <w:cs/>
+        </w:rPr>
+        <w:t>७)</w:t>
+      </w:r>
+      <w:r>
+        <w:rPr>
+          <w:rFonts w:ascii="Preeti" w:hAnsi="Preeti" w:cs="Kokila"/>
+          <w:sz w:val="30"/>
+          <w:szCs w:val="30"/>
+        </w:rPr>
+        <w:t xml:space="preserve"> </w:t>
+      </w:r>
+      <w:r>
+        <w:rPr>
+          <w:rFonts w:ascii="Preeti" w:hAnsi="Preeti" w:cs="Kokila"/>
+          <w:sz w:val="30"/>
+          <w:szCs w:val="30"/>
+          <w:cs/>
+        </w:rPr>
+        <w:t>अंशुवर्माले गरेका कार्यहरू लेख्नुहोस</w:t>
+      </w:r>
+      <w:r>
+        <w:rPr>
+          <w:rFonts w:ascii="Preeti" w:hAnsi="Preeti" w:cs="Kokila"/>
+          <w:sz w:val="30"/>
+          <w:szCs w:val="30"/>
+        </w:rPr>
+        <w:t>\</w:t>
+      </w:r>
+      <w:r>
+        <w:rPr>
+          <w:rFonts w:ascii="Preeti" w:hAnsi="Preeti" w:cs="Kokila"/>
+          <w:sz w:val="30"/>
+          <w:szCs w:val="30"/>
+        </w:rPr>
+        <w:t xml:space="preserve"> </w:t>
+      </w:r>
+      <w:r>
+        <w:rPr>
+          <w:rFonts w:ascii="Preeti" w:hAnsi="Preeti" w:cs="Kokila"/>
+          <w:sz w:val="30"/>
+          <w:szCs w:val="30"/>
+          <w:cs/>
+        </w:rPr>
+        <w:t>।</w:t>
+      </w:r>
+    </w:p>
+    <w:p>
+      <w:pPr>
+        <w:spacing w:after="0" w:line="240" w:lineRule="auto"/>
+        <w:rPr>
+          <w:rFonts w:ascii="Preeti" w:hAnsi="Preeti" w:cs="Kokila"/>
+          <w:sz w:val="30"/>
+          <w:szCs w:val="30"/>
+        </w:rPr>
+      </w:pPr>
+      <w:r>
+        <w:rPr>
+          <w:rFonts w:ascii="Preeti" w:hAnsi="Preeti" w:cs="Kokila"/>
+          <w:sz w:val="30"/>
+          <w:szCs w:val="30"/>
+          <w:cs/>
+        </w:rPr>
+        <w:t>८)</w:t>
+      </w:r>
+      <w:r>
+        <w:rPr>
+          <w:rFonts w:ascii="Preeti" w:hAnsi="Preeti" w:cs="Kokila"/>
+          <w:sz w:val="30"/>
+          <w:szCs w:val="30"/>
+        </w:rPr>
+        <w:t xml:space="preserve"> </w:t>
+      </w:r>
+      <w:r>
+        <w:rPr>
+          <w:rFonts w:ascii="Preeti" w:hAnsi="Preeti" w:cs="Kokila"/>
+          <w:sz w:val="30"/>
+          <w:szCs w:val="30"/>
+          <w:cs/>
+        </w:rPr>
+        <w:t>तपाईलाई मनपर्ने कुनै १</w:t>
+      </w:r>
+      <w:r>
+        <w:rPr>
+          <w:rFonts w:ascii="Preeti" w:hAnsi="Preeti" w:cs="Kokila"/>
+          <w:sz w:val="30"/>
+          <w:szCs w:val="30"/>
+        </w:rPr>
+        <w:t xml:space="preserve"> </w:t>
+      </w:r>
+      <w:r>
+        <w:rPr>
+          <w:rFonts w:ascii="Preeti" w:hAnsi="Preeti" w:cs="Kokila"/>
+          <w:sz w:val="30"/>
+          <w:szCs w:val="30"/>
+          <w:cs/>
+        </w:rPr>
+        <w:t>ओटा लोक</w:t>
+      </w:r>
+      <w:proofErr w:type="spellStart"/>
+      <w:r>
+        <w:rPr>
+          <w:rFonts w:ascii="Preeti" w:hAnsi="Preeti" w:cs="Kokila"/>
+          <w:sz w:val="30"/>
+          <w:szCs w:val="30"/>
+        </w:rPr>
+        <w:t>afhf</w:t>
+      </w:r>
+      <w:proofErr w:type="spellEnd"/>
+      <w:r>
+        <w:rPr>
+          <w:rFonts w:ascii="Preeti" w:hAnsi="Preeti" w:cs="Kokila"/>
+          <w:sz w:val="30"/>
+          <w:szCs w:val="30"/>
+          <w:cs/>
+        </w:rPr>
+        <w:t>को</w:t>
+      </w:r>
+      <w:r>
+        <w:rPr>
+          <w:rFonts w:ascii="Preeti" w:hAnsi="Preeti" w:cs="Kokila"/>
+          <w:sz w:val="30"/>
+          <w:szCs w:val="30"/>
+        </w:rPr>
+        <w:t xml:space="preserve"> </w:t>
+      </w:r>
+      <w:r>
+        <w:rPr>
+          <w:rFonts w:ascii="Preeti" w:hAnsi="Preeti" w:cs="Kokila"/>
+          <w:sz w:val="30"/>
+          <w:szCs w:val="30"/>
+          <w:cs/>
+        </w:rPr>
+        <w:t>चित्र कोर्नुहोस</w:t>
+      </w:r>
+      <w:r>
+        <w:rPr>
+          <w:rFonts w:ascii="Preeti" w:hAnsi="Preeti" w:cs="Kokila"/>
+          <w:sz w:val="30"/>
+          <w:szCs w:val="30"/>
+        </w:rPr>
+        <w:t xml:space="preserve"> </w:t>
+      </w:r>
+      <w:r>
+        <w:rPr>
+          <w:rFonts w:ascii="Preeti" w:hAnsi="Preeti" w:cs="Kokila"/>
+          <w:sz w:val="30"/>
+          <w:szCs w:val="30"/>
+          <w:cs/>
+        </w:rPr>
+        <w:t>।</w:t>
+      </w:r>
+    </w:p>
+    <w:p>
+      <w:pPr>
+        <w:spacing w:after="0" w:line="240" w:lineRule="auto"/>
+        <w:rPr>
+          <w:rFonts w:ascii="Preeti" w:hAnsi="Preeti" w:cs="Kokila"/>
+          <w:sz w:val="30"/>
+          <w:szCs w:val="30"/>
+        </w:rPr>
+      </w:pPr>
+      <w:r>
+        <w:rPr>
+          <w:rFonts w:ascii="Preeti" w:hAnsi="Preeti" w:cs="Kokila"/>
+          <w:sz w:val="30"/>
+          <w:szCs w:val="30"/>
+          <w:cs/>
+        </w:rPr>
+        <w:t>९)</w:t>
+      </w:r>
+      <w:r>
+        <w:rPr>
+          <w:rFonts w:ascii="Preeti" w:hAnsi="Preeti" w:cs="Kokila"/>
+          <w:sz w:val="30"/>
+          <w:szCs w:val="30"/>
+        </w:rPr>
+        <w:t xml:space="preserve"> </w:t>
+      </w:r>
+      <w:r>
+        <w:rPr>
+          <w:rFonts w:ascii="Preeti" w:hAnsi="Preeti" w:cs="Kokila"/>
+          <w:sz w:val="30"/>
+          <w:szCs w:val="30"/>
+          <w:cs/>
+        </w:rPr>
+        <w:t>असल</w:t>
+      </w:r>
+      <w:r>
+        <w:rPr>
+          <w:rFonts w:ascii="Preeti" w:hAnsi="Preeti" w:cs="Kokila"/>
+          <w:sz w:val="30"/>
+          <w:szCs w:val="30"/>
+        </w:rPr>
+        <w:t xml:space="preserve"> </w:t>
+      </w:r>
+      <w:r>
+        <w:rPr>
+          <w:rFonts w:ascii="Preeti" w:hAnsi="Preeti" w:cs="Kokila"/>
+          <w:sz w:val="30"/>
+          <w:szCs w:val="30"/>
+          <w:cs/>
+        </w:rPr>
+        <w:t>समाजमा हुने कुराहरू के-के हुन</w:t>
+      </w:r>
+      <w:r>
+        <w:rPr>
+          <w:rFonts w:ascii="Preeti" w:hAnsi="Preeti" w:cs="Kokila"/>
+          <w:sz w:val="30"/>
+          <w:szCs w:val="30"/>
+        </w:rPr>
+        <w:t>\</w:t>
+      </w:r>
+      <w:r>
+        <w:rPr>
+          <w:rFonts w:ascii="Preeti" w:hAnsi="Preeti" w:cs="Kokila"/>
+          <w:sz w:val="30"/>
+          <w:szCs w:val="30"/>
+          <w:cs/>
+        </w:rPr>
+        <w:t xml:space="preserve"> </w:t>
+      </w:r>
+      <w:r>
+        <w:rPr>
+          <w:rFonts w:ascii="Preeti" w:hAnsi="Preeti" w:cs="Kokila"/>
+          <w:sz w:val="30"/>
+          <w:szCs w:val="30"/>
+        </w:rPr>
+        <w:t>&lt;</w:t>
+      </w:r>
+    </w:p>
+    <w:p>
+      <w:pPr>
+        <w:spacing w:after="0" w:line="240" w:lineRule="auto"/>
+        <w:rPr>
+          <w:rFonts w:ascii="Preeti" w:hAnsi="Preeti" w:cs="Kokila"/>
+          <w:sz w:val="30"/>
+          <w:szCs w:val="30"/>
+        </w:rPr>
+      </w:pPr>
+    </w:p>
+    <w:p>
+      <w:pPr>
+        <w:spacing w:after="0" w:line="240" w:lineRule="auto"/>
+        <w:rPr>
+          <w:rFonts w:ascii="Preeti" w:hAnsi="Preeti" w:cs="Kokila"/>
+          <w:b/>
+          <w:bCs/>
+          <w:sz w:val="30"/>
+          <w:szCs w:val="30"/>
+        </w:rPr>
+      </w:pPr>
+      <w:r>
+        <w:rPr>
+          <w:rFonts w:ascii="Preeti" w:hAnsi="Preeti" w:cs="Kokila"/>
+          <w:b/>
+          <w:bCs/>
+          <w:sz w:val="30"/>
+          <w:szCs w:val="30"/>
+          <w:cs/>
+        </w:rPr>
+        <w:t xml:space="preserve">तलका </w:t>
+      </w:r>
+      <w:r>
+        <w:rPr>
+          <w:rFonts w:ascii="Preeti" w:hAnsi="Preeti" w:cs="Kokila"/>
+          <w:b/>
+          <w:bCs/>
+          <w:sz w:val="30"/>
+          <w:szCs w:val="30"/>
+          <w:cs/>
+        </w:rPr>
+        <w:t>प्रश्नहरुको</w:t>
+      </w:r>
+      <w:r>
+        <w:rPr>
+          <w:rFonts w:ascii="Preeti" w:hAnsi="Preeti" w:cs="Kokila"/>
+          <w:b/>
+          <w:bCs/>
+          <w:sz w:val="30"/>
+          <w:szCs w:val="30"/>
+          <w:cs/>
+        </w:rPr>
+        <w:t xml:space="preserve">  </w:t>
+      </w:r>
+      <w:r>
+        <w:rPr>
+          <w:rFonts w:ascii="Preeti" w:hAnsi="Preeti" w:cs="Kokila"/>
+          <w:b/>
+          <w:bCs/>
+          <w:sz w:val="30"/>
+          <w:szCs w:val="30"/>
+          <w:cs/>
+        </w:rPr>
+        <w:t>लामो</w:t>
+      </w:r>
+      <w:r>
+        <w:rPr>
+          <w:rFonts w:ascii="Preeti" w:hAnsi="Preeti" w:cs="Kokila"/>
+          <w:b/>
+          <w:bCs/>
+          <w:sz w:val="30"/>
+          <w:szCs w:val="30"/>
+          <w:cs/>
+        </w:rPr>
+        <w:t xml:space="preserve"> </w:t>
+      </w:r>
+      <w:r>
+        <w:rPr>
+          <w:rFonts w:ascii="Preeti" w:hAnsi="Preeti" w:cs="Kokila"/>
+          <w:b/>
+          <w:bCs/>
+          <w:sz w:val="30"/>
+          <w:szCs w:val="30"/>
+          <w:cs/>
+        </w:rPr>
+        <w:t>उत्तर</w:t>
+      </w:r>
+      <w:r>
+        <w:rPr>
+          <w:rFonts w:ascii="Preeti" w:hAnsi="Preeti" w:cs="Kokila"/>
+          <w:b/>
+          <w:bCs/>
+          <w:sz w:val="30"/>
+          <w:szCs w:val="30"/>
+          <w:cs/>
+        </w:rPr>
+        <w:t xml:space="preserve"> </w:t>
+      </w:r>
+      <w:r>
+        <w:rPr>
+          <w:rFonts w:ascii="Preeti" w:hAnsi="Preeti" w:cs="Kokila"/>
+          <w:b/>
+          <w:bCs/>
+          <w:sz w:val="30"/>
+          <w:szCs w:val="30"/>
+          <w:cs/>
+        </w:rPr>
+        <w:t>लेख्नुहोस् :</w:t>
+      </w:r>
+      <w:r>
+        <w:rPr>
+          <w:rFonts w:ascii="Preeti" w:hAnsi="Preeti" w:cs="Kokila"/>
+          <w:b/>
+          <w:bCs/>
+          <w:sz w:val="30"/>
+          <w:szCs w:val="30"/>
+          <w:cs/>
+        </w:rPr>
+        <w:tab/>
+      </w:r>
+      <w:r>
+        <w:rPr>
+          <w:rFonts w:ascii="Preeti" w:hAnsi="Preeti" w:cs="Kokila"/>
+          <w:b/>
+          <w:bCs/>
+          <w:sz w:val="30"/>
+          <w:szCs w:val="30"/>
+          <w:cs/>
+        </w:rPr>
+        <w:tab/>
+      </w:r>
+      <w:r>
+        <w:rPr>
+          <w:rFonts w:ascii="Preeti" w:hAnsi="Preeti" w:cs="Kokila"/>
+          <w:b/>
+          <w:bCs/>
+          <w:sz w:val="30"/>
+          <w:szCs w:val="30"/>
+          <w:cs/>
+        </w:rPr>
+        <w:tab/>
+      </w:r>
+      <w:r>
+        <w:rPr>
+          <w:rFonts w:ascii="Preeti" w:hAnsi="Preeti" w:cs="Kokila"/>
+          <w:b/>
+          <w:bCs/>
+          <w:sz w:val="30"/>
+          <w:szCs w:val="30"/>
+          <w:cs/>
+        </w:rPr>
+        <w:t>(३×५=१५)</w:t>
+      </w:r>
+    </w:p>
+    <w:p>
+      <w:pPr>
+        <w:spacing w:after="0" w:line="240" w:lineRule="auto"/>
+        <w:rPr>
+          <w:rFonts w:ascii="Preeti" w:hAnsi="Preeti" w:cs="Kokila"/>
+          <w:sz w:val="30"/>
+          <w:szCs w:val="30"/>
+        </w:rPr>
+      </w:pPr>
+      <w:r>
+        <w:rPr>
+          <w:rFonts w:ascii="Preeti" w:hAnsi="Preeti" w:cs="Kokila"/>
+          <w:sz w:val="30"/>
+          <w:szCs w:val="30"/>
+          <w:cs/>
+        </w:rPr>
+        <w:t>१) असल मानिस बन्न</w:t>
+      </w:r>
+      <w:r>
+        <w:rPr>
+          <w:rFonts w:ascii="Preeti" w:hAnsi="Preeti" w:cs="Kokila"/>
+          <w:sz w:val="30"/>
+          <w:szCs w:val="30"/>
+        </w:rPr>
+        <w:t xml:space="preserve"> </w:t>
+      </w:r>
+      <w:r>
+        <w:rPr>
+          <w:rFonts w:ascii="Preeti" w:hAnsi="Preeti" w:cs="Kokila"/>
+          <w:sz w:val="30"/>
+          <w:szCs w:val="30"/>
+          <w:cs/>
+        </w:rPr>
+        <w:t xml:space="preserve">के कम्ता कार्य गर्नुपर्छ </w:t>
+      </w:r>
+      <w:r>
+        <w:rPr>
+          <w:rFonts w:ascii="Preeti" w:hAnsi="Preeti" w:cs="Kokila"/>
+          <w:sz w:val="30"/>
+          <w:szCs w:val="30"/>
+        </w:rPr>
+        <w:t xml:space="preserve">? </w:t>
+      </w:r>
+      <w:r>
+        <w:rPr>
+          <w:rFonts w:ascii="Preeti" w:hAnsi="Preeti" w:cs="Kokila"/>
+          <w:sz w:val="30"/>
+          <w:szCs w:val="30"/>
+          <w:cs/>
+        </w:rPr>
+        <w:t xml:space="preserve">आफ्नो </w:t>
+      </w:r>
+      <w:proofErr w:type="spellStart"/>
+      <w:r>
+        <w:rPr>
+          <w:rFonts w:ascii="Preeti" w:hAnsi="Preeti" w:cs="Kokila"/>
+          <w:sz w:val="30"/>
+          <w:szCs w:val="30"/>
+        </w:rPr>
+        <w:t>lj</w:t>
+      </w:r>
+      <w:proofErr w:type="spellEnd"/>
+      <w:r>
+        <w:rPr>
+          <w:rFonts w:ascii="Preeti" w:hAnsi="Preeti" w:cs="Kokila"/>
+          <w:sz w:val="30"/>
+          <w:szCs w:val="30"/>
+          <w:cs/>
+        </w:rPr>
+        <w:t>चार लेख्नुहोस</w:t>
+      </w:r>
+      <w:r>
+        <w:rPr>
+          <w:rFonts w:ascii="Preeti" w:hAnsi="Preeti" w:cs="Kokila"/>
+          <w:sz w:val="30"/>
+          <w:szCs w:val="30"/>
+        </w:rPr>
+        <w:t>\</w:t>
+      </w:r>
+      <w:r>
+        <w:rPr>
+          <w:rFonts w:ascii="Preeti" w:hAnsi="Preeti" w:cs="Kokila"/>
+          <w:sz w:val="30"/>
+          <w:szCs w:val="30"/>
+          <w:cs/>
+        </w:rPr>
+        <w:t xml:space="preserve"> ।</w:t>
+      </w:r>
+    </w:p>
+    <w:p>
+      <w:pPr>
+        <w:spacing w:after="0" w:line="240" w:lineRule="auto"/>
+        <w:rPr>
+          <w:rFonts w:ascii="Preeti" w:hAnsi="Preeti" w:cs="Kokila"/>
+          <w:sz w:val="30"/>
+          <w:szCs w:val="30"/>
+        </w:rPr>
+      </w:pPr>
+      <w:r>
+        <w:rPr>
+          <w:rFonts w:ascii="Preeti" w:hAnsi="Preeti" w:cs="Kokila"/>
+          <w:sz w:val="30"/>
+          <w:szCs w:val="30"/>
+          <w:cs/>
+        </w:rPr>
+        <w:t>२) नक्सामा तल दिइएका तथ्यहरूलाई कस्तो सङकेत चिन्ह</w:t>
+      </w:r>
+    </w:p>
+    <w:p>
+      <w:pPr>
+        <w:spacing w:after="0" w:line="240" w:lineRule="auto"/>
+        <w:ind w:left="360" w:hanging="90"/>
+        <w:rPr>
+          <w:rFonts w:ascii="Preeti" w:hAnsi="Preeti" w:cs="Kokila"/>
+          <w:sz w:val="30"/>
+          <w:szCs w:val="30"/>
+        </w:rPr>
+      </w:pPr>
+      <w:r>
+        <w:rPr>
+          <w:rFonts w:ascii="Preeti" w:hAnsi="Preeti" w:cs="Kokila"/>
+          <w:sz w:val="30"/>
+          <w:szCs w:val="30"/>
+          <w:cs/>
+        </w:rPr>
+        <w:t>देखाइन्छ</w:t>
+      </w:r>
+      <w:r>
+        <w:rPr>
+          <w:rFonts w:ascii="Preeti" w:hAnsi="Preeti" w:cs="Kokila"/>
+          <w:sz w:val="30"/>
+          <w:szCs w:val="30"/>
+        </w:rPr>
+        <w:t xml:space="preserve"> </w:t>
+      </w:r>
+      <w:r>
+        <w:rPr>
+          <w:rFonts w:ascii="Preeti" w:hAnsi="Preeti" w:cs="Kokila"/>
+          <w:sz w:val="30"/>
+          <w:szCs w:val="30"/>
+        </w:rPr>
+        <w:t>&lt;</w:t>
+      </w:r>
+      <w:r>
+        <w:rPr>
+          <w:rFonts w:ascii="Preeti" w:hAnsi="Preeti" w:cs="Kokila"/>
+          <w:sz w:val="30"/>
+          <w:szCs w:val="30"/>
+          <w:cs/>
+        </w:rPr>
+        <w:t xml:space="preserve"> सङ्केत चिह्न बनाउनुहोस</w:t>
+      </w:r>
+      <w:r>
+        <w:rPr>
+          <w:rFonts w:ascii="Preeti" w:hAnsi="Preeti" w:cs="Kokila"/>
+          <w:sz w:val="30"/>
+          <w:szCs w:val="30"/>
+        </w:rPr>
+        <w:t>\</w:t>
+      </w:r>
+      <w:r>
+        <w:rPr>
+          <w:rFonts w:ascii="Preeti" w:hAnsi="Preeti" w:cs="Kokila"/>
+          <w:sz w:val="30"/>
+          <w:szCs w:val="30"/>
+        </w:rPr>
+        <w:t xml:space="preserve"> </w:t>
+      </w:r>
+      <w:r>
+        <w:rPr>
+          <w:rFonts w:ascii="Preeti" w:hAnsi="Preeti" w:cs="Kokila"/>
+          <w:sz w:val="30"/>
+          <w:szCs w:val="30"/>
+          <w:cs/>
+        </w:rPr>
+        <w:t>।</w:t>
+      </w:r>
+      <w:r>
+        <w:rPr>
+          <w:rFonts w:ascii="Preeti" w:hAnsi="Preeti" w:cs="Kokila"/>
+          <w:sz w:val="30"/>
+          <w:szCs w:val="30"/>
+        </w:rPr>
+        <w:t> </w:t>
+      </w:r>
+    </w:p>
+    <w:p>
+      <w:pPr>
+        <w:spacing w:after="0" w:line="240" w:lineRule="auto"/>
+        <w:rPr>
+          <w:rFonts w:ascii="Preeti" w:hAnsi="Preeti" w:cs="Kokila"/>
+          <w:sz w:val="30"/>
+          <w:szCs w:val="30"/>
+        </w:rPr>
+      </w:pPr>
+      <w:r>
+        <w:rPr>
+          <w:rFonts w:ascii="Preeti" w:hAnsi="Preeti" w:cs="Kokila"/>
+          <w:sz w:val="30"/>
+          <w:szCs w:val="30"/>
+          <w:cs/>
+        </w:rPr>
+        <w:t>क) ताल</w:t>
+      </w:r>
+      <w:r>
+        <w:rPr>
+          <w:rFonts w:ascii="Preeti" w:hAnsi="Preeti" w:cs="Kokila"/>
+          <w:sz w:val="30"/>
+          <w:szCs w:val="30"/>
+        </w:rPr>
+        <w:tab/>
+      </w:r>
+      <w:r>
+        <w:rPr>
+          <w:rFonts w:ascii="Preeti" w:hAnsi="Preeti" w:cs="Kokila"/>
+          <w:sz w:val="30"/>
+          <w:szCs w:val="30"/>
+        </w:rPr>
+        <w:tab/>
+      </w:r>
+      <w:r>
+        <w:rPr>
+          <w:rFonts w:ascii="Preeti" w:hAnsi="Preeti" w:cs="Kokila"/>
+          <w:sz w:val="30"/>
+          <w:szCs w:val="30"/>
+          <w:cs/>
+        </w:rPr>
+        <w:t>ख)</w:t>
+      </w:r>
+      <w:r>
+        <w:rPr>
+          <w:rFonts w:ascii="Preeti" w:hAnsi="Preeti" w:cs="Kokila"/>
+          <w:sz w:val="30"/>
+          <w:szCs w:val="30"/>
+        </w:rPr>
+        <w:t xml:space="preserve"> </w:t>
+      </w:r>
+      <w:r>
+        <w:rPr>
+          <w:rFonts w:ascii="Preeti" w:hAnsi="Preeti" w:cs="Kokila"/>
+          <w:sz w:val="30"/>
+          <w:szCs w:val="30"/>
+          <w:cs/>
+        </w:rPr>
+        <w:t>अस्पताल</w:t>
+      </w:r>
+      <w:r>
+        <w:rPr>
+          <w:rFonts w:ascii="Preeti" w:hAnsi="Preeti" w:cs="Kokila"/>
+          <w:sz w:val="30"/>
+          <w:szCs w:val="30"/>
+        </w:rPr>
+        <w:tab/>
+      </w:r>
+      <w:r>
+        <w:rPr>
+          <w:rFonts w:ascii="Preeti" w:hAnsi="Preeti" w:cs="Kokila"/>
+          <w:sz w:val="30"/>
+          <w:szCs w:val="30"/>
+        </w:rPr>
+        <w:tab/>
+      </w:r>
+      <w:r>
+        <w:rPr>
+          <w:rFonts w:ascii="Preeti" w:hAnsi="Preeti" w:cs="Kokila"/>
+          <w:sz w:val="30"/>
+          <w:szCs w:val="30"/>
+          <w:cs/>
+        </w:rPr>
+        <w:t>ग)</w:t>
+      </w:r>
+      <w:r>
+        <w:rPr>
+          <w:rFonts w:ascii="Preeti" w:hAnsi="Preeti" w:cs="Kokila"/>
+          <w:sz w:val="30"/>
+          <w:szCs w:val="30"/>
+        </w:rPr>
+        <w:t xml:space="preserve"> </w:t>
+      </w:r>
+      <w:r>
+        <w:rPr>
+          <w:rFonts w:ascii="Preeti" w:hAnsi="Preeti" w:cs="Kokila" w:hint="cs"/>
+          <w:sz w:val="30"/>
+          <w:szCs w:val="30"/>
+          <w:cs/>
+        </w:rPr>
+        <w:t>विद्यालय</w:t>
+      </w:r>
+      <w:r>
+        <w:rPr>
+          <w:rFonts w:ascii="Preeti" w:hAnsi="Preeti" w:cs="Kokila"/>
+          <w:sz w:val="30"/>
+          <w:szCs w:val="30"/>
+        </w:rPr>
+        <w:tab/>
+      </w:r>
+      <w:r>
+        <w:rPr>
+          <w:rFonts w:ascii="Preeti" w:hAnsi="Preeti" w:cs="Kokila"/>
+          <w:sz w:val="30"/>
+          <w:szCs w:val="30"/>
+        </w:rPr>
+        <w:tab/>
+      </w:r>
+      <w:r>
+        <w:rPr>
+          <w:rFonts w:ascii="Preeti" w:hAnsi="Preeti" w:cs="Kokila"/>
+          <w:sz w:val="30"/>
+          <w:szCs w:val="30"/>
+          <w:cs/>
+        </w:rPr>
+        <w:t>घ)</w:t>
+      </w:r>
+      <w:r>
+        <w:rPr>
+          <w:rFonts w:ascii="Preeti" w:hAnsi="Preeti" w:cs="Kokila"/>
+          <w:sz w:val="30"/>
+          <w:szCs w:val="30"/>
+        </w:rPr>
+        <w:t xml:space="preserve"> </w:t>
+      </w:r>
+      <w:r>
+        <w:rPr>
+          <w:rFonts w:ascii="Preeti" w:hAnsi="Preeti" w:cs="Kokila"/>
+          <w:sz w:val="30"/>
+          <w:szCs w:val="30"/>
+          <w:cs/>
+        </w:rPr>
+        <w:t>सडक</w:t>
+      </w:r>
+    </w:p>
+    <w:p>
+      <w:pPr>
+        <w:spacing w:after="0" w:line="240" w:lineRule="auto"/>
+        <w:rPr>
+          <w:rFonts w:ascii="Preeti" w:hAnsi="Preeti" w:cs="Kokila"/>
+          <w:sz w:val="30"/>
+          <w:szCs w:val="30"/>
+        </w:rPr>
+      </w:pPr>
+      <w:r>
+        <w:rPr>
+          <w:rFonts w:ascii="Preeti" w:hAnsi="Preeti" w:cs="Kokila"/>
+          <w:sz w:val="30"/>
+          <w:szCs w:val="30"/>
+          <w:cs/>
+        </w:rPr>
+        <w:t>३)</w:t>
+      </w:r>
+      <w:r>
+        <w:rPr>
+          <w:rFonts w:ascii="Preeti" w:hAnsi="Preeti" w:cs="Kokila"/>
+          <w:sz w:val="30"/>
+          <w:szCs w:val="30"/>
+        </w:rPr>
+        <w:t xml:space="preserve"> </w:t>
+      </w:r>
+      <w:proofErr w:type="spellStart"/>
+      <w:r>
+        <w:rPr>
+          <w:rFonts w:ascii="Preeti" w:hAnsi="Preeti" w:cs="Kokila"/>
+          <w:sz w:val="30"/>
+          <w:szCs w:val="30"/>
+        </w:rPr>
+        <w:t>afn</w:t>
+      </w:r>
+      <w:proofErr w:type="spellEnd"/>
+      <w:r>
+        <w:rPr>
+          <w:rFonts w:ascii="Preeti" w:hAnsi="Preeti" w:cs="Kokila"/>
+          <w:sz w:val="30"/>
+          <w:szCs w:val="30"/>
+        </w:rPr>
+        <w:t xml:space="preserve"> </w:t>
+      </w:r>
+      <w:proofErr w:type="spellStart"/>
+      <w:r>
+        <w:rPr>
+          <w:rFonts w:ascii="Preeti" w:hAnsi="Preeti" w:cs="Kokila"/>
+          <w:sz w:val="30"/>
+          <w:szCs w:val="30"/>
+        </w:rPr>
+        <w:t>clwsf</w:t>
+      </w:r>
+      <w:proofErr w:type="spellEnd"/>
+      <w:r>
+        <w:rPr>
+          <w:rFonts w:ascii="Preeti" w:hAnsi="Preeti" w:cs="Kokila"/>
+          <w:sz w:val="30"/>
+          <w:szCs w:val="30"/>
+        </w:rPr>
+        <w:t>/</w:t>
+      </w:r>
+      <w:proofErr w:type="spellStart"/>
+      <w:r>
+        <w:rPr>
+          <w:rFonts w:ascii="Preeti" w:hAnsi="Preeti" w:cs="Kokila"/>
+          <w:sz w:val="30"/>
+          <w:szCs w:val="30"/>
+        </w:rPr>
+        <w:t>x¿</w:t>
+      </w:r>
+      <w:r>
+        <w:rPr>
+          <w:rFonts w:ascii="Preeti" w:hAnsi="Preeti" w:cs="Kokila"/>
+          <w:sz w:val="30"/>
+          <w:szCs w:val="30"/>
+        </w:rPr>
+        <w:t>sf</w:t>
+      </w:r>
+      <w:proofErr w:type="spellEnd"/>
+      <w:r>
+        <w:rPr>
+          <w:rFonts w:ascii="Preeti" w:hAnsi="Preeti" w:cs="Kokila"/>
+          <w:sz w:val="30"/>
+          <w:szCs w:val="30"/>
+        </w:rPr>
+        <w:t>] ;"</w:t>
+      </w:r>
+      <w:proofErr w:type="spellStart"/>
+      <w:r>
+        <w:rPr>
+          <w:rFonts w:ascii="Preeti" w:hAnsi="Preeti" w:cs="Kokila"/>
+          <w:sz w:val="30"/>
+          <w:szCs w:val="30"/>
+        </w:rPr>
+        <w:t>rL</w:t>
+      </w:r>
+      <w:proofErr w:type="spellEnd"/>
+      <w:r>
+        <w:rPr>
+          <w:rFonts w:ascii="Preeti" w:hAnsi="Preeti" w:cs="Kokila"/>
+          <w:sz w:val="30"/>
+          <w:szCs w:val="30"/>
+        </w:rPr>
+        <w:t xml:space="preserve"> </w:t>
+      </w:r>
+      <w:proofErr w:type="spellStart"/>
+      <w:r>
+        <w:rPr>
+          <w:rFonts w:ascii="Preeti" w:hAnsi="Preeti" w:cs="Kokila"/>
+          <w:sz w:val="30"/>
+          <w:szCs w:val="30"/>
+        </w:rPr>
+        <w:t>tof</w:t>
+      </w:r>
+      <w:proofErr w:type="spellEnd"/>
+      <w:r>
+        <w:rPr>
+          <w:rFonts w:ascii="Preeti" w:hAnsi="Preeti" w:cs="Kokila"/>
+          <w:sz w:val="30"/>
+          <w:szCs w:val="30"/>
+        </w:rPr>
+        <w:t xml:space="preserve">/ </w:t>
+      </w:r>
+      <w:proofErr w:type="spellStart"/>
+      <w:r>
+        <w:rPr>
+          <w:rFonts w:ascii="Preeti" w:hAnsi="Preeti" w:cs="Kokila"/>
+          <w:sz w:val="30"/>
+          <w:szCs w:val="30"/>
+        </w:rPr>
+        <w:t>kfg</w:t>
+      </w:r>
+      <w:proofErr w:type="spellEnd"/>
+      <w:r>
+        <w:rPr>
+          <w:rFonts w:ascii="Preeti" w:hAnsi="Preeti" w:cs="Kokila"/>
+          <w:sz w:val="30"/>
+          <w:szCs w:val="30"/>
+        </w:rPr>
+        <w:t>{'</w:t>
+      </w:r>
+      <w:proofErr w:type="spellStart"/>
+      <w:r>
+        <w:rPr>
+          <w:rFonts w:ascii="Preeti" w:hAnsi="Preeti" w:cs="Kokila"/>
+          <w:sz w:val="30"/>
+          <w:szCs w:val="30"/>
+        </w:rPr>
+        <w:t>xf</w:t>
+      </w:r>
+      <w:proofErr w:type="spellEnd"/>
+      <w:r>
+        <w:rPr>
+          <w:rFonts w:ascii="Preeti" w:hAnsi="Preeti" w:cs="Kokila"/>
+          <w:sz w:val="30"/>
+          <w:szCs w:val="30"/>
+        </w:rPr>
+        <w:t>];\ .</w:t>
+      </w:r>
+    </w:p>
+    <w:p>
+      <w:pPr>
+        <w:spacing w:after="0" w:line="240" w:lineRule="auto"/>
+        <w:jc w:val="center"/>
+        <w:rPr>
+          <w:rFonts w:ascii="Preeti" w:hAnsi="Preeti" w:cs="Kokila"/>
+          <w:b/>
+          <w:bCs/>
+          <w:sz w:val="30"/>
+          <w:szCs w:val="30"/>
+        </w:rPr>
+      </w:pPr>
+      <w:r>
+        <w:rPr>
+          <w:rFonts w:ascii="Preeti" w:hAnsi="Preeti" w:cs="Kokila"/>
+          <w:b/>
+          <w:bCs/>
+          <w:sz w:val="30"/>
+          <w:szCs w:val="30"/>
+          <w:cs/>
+        </w:rPr>
+        <w:t>समाप्त</w:t>
+      </w:r>
+    </w:p>
+    <w:p>
+      <w:pPr>
+        <w:spacing w:after="0" w:line="240" w:lineRule="auto"/>
+        <w:jc w:val="center"/>
+        <w:rPr>
+          <w:rFonts w:ascii="Preeti" w:hAnsi="Preeti"/>
+          <w:b/>
+          <w:bCs/>
+          <w:sz w:val="40"/>
+          <w:szCs w:val="40"/>
+        </w:rPr>
+      </w:pPr>
+      <w:r>
+        <w:rPr>
+          <w:rFonts w:ascii="Times New Roman" w:hAnsi="Times New Roman" w:cs="Times New Roman"/>
+          <w:b/>
+          <w:bCs/>
+          <w:noProof/>
+        </w:rPr>
+        <mc:AlternateContent>
+          <mc:Choice Requires="wps">
+            <w:drawing>
+              <wp:anchor distT="0" distB="0" distL="114300" distR="114300" simplePos="0" relativeHeight="251662336" behindDoc="0" locked="0" layoutInCell="1" allowOverlap="1" wp14:anchorId="5555C1E0" wp14:editId="55FB81C5">
+                <wp:simplePos x="0" y="0"/>
+                <wp:positionH relativeFrom="column">
+                  <wp:posOffset>-5715</wp:posOffset>
+                </wp:positionH>
+                <wp:positionV relativeFrom="paragraph">
+                  <wp:posOffset>30034</wp:posOffset>
+                </wp:positionV>
+                <wp:extent cx="478790" cy="533400"/>
+                <wp:effectExtent l="0" t="0" r="0" b="0"/>
+                <wp:wrapNone/>
+                <wp:docPr id="1814620929" name="Rectangle 1814620929"/>
+                <wp:cNvGraphicFramePr/>
+                <a:graphic xmlns:a="http://schemas.openxmlformats.org/drawingml/2006/main">
+                  <a:graphicData uri="http://schemas.microsoft.com/office/word/2010/wordprocessingShape">
+                    <wps:wsp>
+                      <wps:cNvSpPr/>
+                      <wps:spPr>
+                        <a:xfrm>
+                          <a:off x="0" y="0"/>
+                          <a:ext cx="478790" cy="533400"/>
+                        </a:xfrm>
+                        <a:prstGeom prst="rect">
+                          <a:avLst/>
+                        </a:prstGeom>
+                        <a:blipFill>
+                          <a:blip r:embed="rId4"/>
+                          <a:stretch>
+                            <a:fillRect/>
+                          </a:stretch>
+                        </a:blipFill>
+                        <a:ln>
+                          <a:noFill/>
+                        </a:ln>
+                      </wps:spPr>
+                      <wps:style>
+                        <a:lnRef idx="2">
+                          <a:schemeClr val="accent1">
+                            <a:shade val="50000"/>
+                          </a:schemeClr>
+                        </a:lnRef>
+                        <a:fillRef idx="1">
+                          <a:schemeClr val="accent1"/>
+                        </a:fillRef>
+                        <a:effectRef idx="0">
+                          <a:schemeClr val="accent1"/>
+                        </a:effectRef>
+                        <a:fontRef idx="minor">
+                          <a:schemeClr val="lt1"/>
+                        </a:fontRef>
+                      </wps:style>
+                      <wps:bodyPr rot="0" spcFirstLastPara="0" vertOverflow="overflow" horzOverflow="overflow" vert="horz" wrap="square" lIns="91440" tIns="45720" rIns="91440" bIns="45720" numCol="1" spcCol="0" rtlCol="0" fromWordArt="0" anchor="ctr" anchorCtr="0" forceAA="0" compatLnSpc="1">
+                        <a:prstTxWarp prst="textNoShape">
+                          <a:avLst/>
+                        </a:prstTxWarp>
+                        <a:noAutofit/>
+                      </wps:bodyPr>
+                    </wps:wsp>
+                  </a:graphicData>
+                </a:graphic>
+                <wp14:sizeRelH relativeFrom="margin">
+                  <wp14:pctWidth>0</wp14:pctWidth>
+                </wp14:sizeRelH>
+                <wp14:sizeRelV relativeFrom="margin">
+                  <wp14:pctHeight>0</wp14:pctHeight>
+                </wp14:sizeRelV>
+              </wp:anchor>
+            </w:drawing>
+          </mc:Choice>
+          <mc:Fallback>
+            <w:pict>
+              <v:rect w14:anchorId="2FBC2BE0" id="Rectangle 1814620929" o:spid="_x0000_s1026" style="position:absolute;margin-left:-.45pt;margin-top:2.35pt;width:37.7pt;height:42pt;z-index:251662336;visibility:visible;mso-wrap-style:square;mso-width-percent:0;mso-height-percent:0;mso-wrap-distance-left:9pt;mso-wrap-distance-top:0;mso-wrap-distance-right:9pt;mso-wrap-distance-bottom:0;mso-position-horizontal:absolute;mso-position-horizontal-relative:text;mso-position-vertical:absolute;mso-position-vertical-relative:text;mso-width-percent:0;mso-height-percent:0;mso-width-relative:margin;mso-height-relative:margin;v-text-anchor:middle" o:gfxdata="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" stroked="f" strokeweight="1pt">
+                <v:fill r:id="rId5" o:title="" recolor="t" rotate="t" type="frame"/>
+              </v:rect>
+            </w:pict>
+          </mc:Fallback>
+        </mc:AlternateContent>
+      </w:r>
+      <w:r>
+        <w:rPr>
+          <w:noProof/>
+        </w:rPr>
+        <mc:AlternateContent>
+          <mc:Choice Requires="wps">
+            <w:drawing>
+              <wp:anchor distT="45720" distB="45720" distL="114300" distR="114300" simplePos="0" relativeHeight="251663360" behindDoc="0" locked="0" layoutInCell="1" allowOverlap="1" wp14:anchorId="2CAE42C7" wp14:editId="34448876">
+                <wp:simplePos x="0" y="0"/>
+                <wp:positionH relativeFrom="column">
+                  <wp:posOffset>4000500</wp:posOffset>
+                </wp:positionH>
+                <wp:positionV relativeFrom="paragraph">
+                  <wp:posOffset>-68580</wp:posOffset>
+                </wp:positionV>
+                <wp:extent cx="609600" cy="1404620"/>
+                <wp:effectExtent l="0" t="0" r="0" b="0"/>
+                <wp:wrapNone/>
+                <wp:docPr id="1432403216" name="Text Box 3"/>
+                <wp:cNvGraphicFramePr>
+                  <a:graphicFrameLocks xmlns:a="http://schemas.openxmlformats.org/drawingml/2006/main"/>
+                </wp:cNvGraphicFramePr>
+                <a:graphic xmlns:a="http://schemas.openxmlformats.org/drawingml/2006/main">
+                  <a:graphicData uri="http://schemas.microsoft.com/office/word/2010/wordprocessingShape">
+                    <wps:wsp>
+                      <wps:cNvSpPr txBox="1">
+                        <a:spLocks noChangeArrowheads="1"/>
+                      </wps:cNvSpPr>
+                      <wps:spPr bwMode="auto">
+                        <a:xfrm>
+                          <a:off x="0" y="0"/>
+                          <a:ext cx="609600" cy="1404620"/>
+                        </a:xfrm>
+                        <a:prstGeom prst="rect">
+                          <a:avLst/>
+                        </a:prstGeom>
+                        <a:noFill/>
+                        <a:ln w="9525">
+                          <a:noFill/>
+                          <a:miter lim="800000"/>
+                          <a:headEnd/>
+                          <a:tailEnd/>
+                        </a:ln>
+                      </wps:spPr>
+                      <wps:txbx>
+                        <w:txbxContent>
+                          <w:p>
+                            <w:r>
+                              <w:rPr>
+                                <w:rFonts w:ascii="Times New Roman" w:hAnsi="Times New Roman"/>
+                                <w:b/>
+                                <w:bCs/>
+                                <w:sz w:val="28"/>
+                                <w:szCs w:val="28"/>
+                              </w:rPr>
+                              <w:t>D- 12</w:t>
+                            </w:r>
+                          </w:p>
+                        </w:txbxContent>
+                      </wps:txbx>
+                      <wps:bodyPr rot="0" vert="horz" wrap="square" lIns="91440" tIns="45720" rIns="91440" bIns="45720" anchor="t" anchorCtr="0">
+                        <a:spAutoFit/>
+                      </wps:bodyPr>
+                    </wps:wsp>
+                  </a:graphicData>
+                </a:graphic>
+                <wp14:sizeRelH relativeFrom="margin">
+                  <wp14:pctWidth>0</wp14:pctWidth>
+                </wp14:sizeRelH>
+                <wp14:sizeRelV relativeFrom="margin">
+                  <wp14:pctHeight>20000</wp14:pctHeight>
+                </wp14:sizeRelV>
+              </wp:anchor>
+            </w:drawing>
+          </mc:Choice>
+          <mc:Fallback>
+            <w:pict>
+              <v:shape w14:anchorId="2CAE42C7" id="_x0000_s1027" type="#_x0000_t202" style="position:absolute;left:0;text-align:left;margin-left:315pt;margin-top:-5.4pt;width:48pt;height:110.6pt;z-index:251663360;visibility:visible;mso-wrap-style:square;mso-width-percent:0;mso-height-percent:200;mso-wrap-distance-left:9pt;mso-wrap-distance-top:3.6pt;mso-wrap-distance-right:9pt;mso-wrap-distance-bottom:3.6pt;mso-position-horizontal:absolute;mso-position-horizontal-relative:text;mso-position-vertical:absolute;mso-position-vertical-relative:text;mso-width-percent:0;mso-height-percent:200;mso-width-relative:margin;mso-height-relative:margin;v-text-anchor:top" o:gfxdata="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" filled="f" stroked="f">
+                <v:textbox style="mso-fit-shape-to-text:t">
+                  <w:txbxContent>
+                    <w:p>
+                      <w:r>
+                        <w:rPr>
+                          <w:rFonts w:ascii="Times New Roman" w:hAnsi="Times New Roman"/>
+                          <w:b/>
+                          <w:bCs/>
+                          <w:sz w:val="28"/>
+                          <w:szCs w:val="28"/>
+                        </w:rPr>
+                        <w:t>D- 12</w:t>
+                      </w:r>
+                    </w:p>
+                  </w:txbxContent>
+                </v:textbox>
+              </v:shape>
+            </w:pict>
+          </mc:Fallback>
+        </mc:AlternateContent>
+      </w:r>
+      <w:proofErr w:type="spellStart"/>
+      <w:r>
+        <w:rPr>
+          <w:rFonts w:ascii="Preeti" w:hAnsi="Preeti"/>
+          <w:b/>
+          <w:bCs/>
+          <w:sz w:val="40"/>
+          <w:szCs w:val="40"/>
+        </w:rPr>
+        <w:t>u|</w:t>
+      </w:r>
+      <w:proofErr w:type="gramStart"/>
+      <w:r>
+        <w:rPr>
+          <w:rFonts w:ascii="Preeti" w:hAnsi="Preeti"/>
+          <w:b/>
+          <w:bCs/>
+          <w:sz w:val="40"/>
+          <w:szCs w:val="40"/>
+        </w:rPr>
+        <w:t>Lg</w:t>
+      </w:r>
+      <w:proofErr w:type="spellEnd"/>
+      <w:r>
+        <w:rPr>
+          <w:rFonts w:ascii="Preeti" w:hAnsi="Preeti"/>
+          <w:b/>
+          <w:bCs/>
+          <w:sz w:val="40"/>
+          <w:szCs w:val="40"/>
+        </w:rPr>
+        <w:t xml:space="preserve"> ;f];fO</w:t>
+      </w:r>
+      <w:proofErr w:type="gramEnd"/>
+      <w:r>
+        <w:rPr>
+          <w:rFonts w:ascii="Preeti" w:hAnsi="Preeti"/>
+          <w:b/>
+          <w:bCs/>
+          <w:sz w:val="40"/>
+          <w:szCs w:val="40"/>
+        </w:rPr>
+        <w:t xml:space="preserve">6L </w:t>
+      </w:r>
+      <w:proofErr w:type="spellStart"/>
+      <w:proofErr w:type="gramStart"/>
+      <w:r>
+        <w:rPr>
+          <w:rFonts w:ascii="Preeti" w:hAnsi="Preeti"/>
+          <w:b/>
+          <w:bCs/>
+          <w:sz w:val="40"/>
+          <w:szCs w:val="40"/>
+        </w:rPr>
+        <w:t>klAns</w:t>
+      </w:r>
+      <w:proofErr w:type="spellEnd"/>
+      <w:r>
+        <w:rPr>
+          <w:rFonts w:ascii="Preeti" w:hAnsi="Preeti"/>
+          <w:b/>
+          <w:bCs/>
+          <w:sz w:val="40"/>
+          <w:szCs w:val="40"/>
+        </w:rPr>
+        <w:t xml:space="preserve"> :</w:t>
+      </w:r>
+      <w:proofErr w:type="spellStart"/>
+      <w:r>
+        <w:rPr>
+          <w:rFonts w:ascii="Preeti" w:hAnsi="Preeti"/>
+          <w:b/>
+          <w:bCs/>
+          <w:sz w:val="40"/>
+          <w:szCs w:val="40"/>
+        </w:rPr>
+        <w:t>s'n</w:t>
+      </w:r>
+      <w:proofErr w:type="spellEnd"/>
+      <w:proofErr w:type="gramEnd"/>
+    </w:p>
+    <w:p>
+      <w:pPr>
+        <w:spacing w:after="0" w:line="240" w:lineRule="auto"/>
+        <w:jc w:val="center"/>
+        <w:rPr>
+          <w:rFonts w:ascii="Preeti" w:hAnsi="Preeti"/>
+          <w:b/>
+          <w:bCs/>
+          <w:sz w:val="40"/>
+          <w:szCs w:val="40"/>
+        </w:rPr>
+      </w:pPr>
+      <w:r>
+        <w:rPr>
+          <w:rFonts w:ascii="Preeti" w:hAnsi="Preeti"/>
+          <w:b/>
+          <w:sz w:val="28"/>
+          <w:szCs w:val="28"/>
+        </w:rPr>
+        <w:t>/</w:t>
+      </w:r>
+      <w:proofErr w:type="spellStart"/>
+      <w:r>
+        <w:rPr>
+          <w:rFonts w:ascii="Preeti" w:hAnsi="Preeti"/>
+          <w:b/>
+          <w:sz w:val="28"/>
+          <w:szCs w:val="28"/>
+        </w:rPr>
+        <w:t>Tggu</w:t>
+      </w:r>
+      <w:proofErr w:type="spellEnd"/>
+      <w:r>
+        <w:rPr>
+          <w:rFonts w:ascii="Preeti" w:hAnsi="Preeti"/>
+          <w:b/>
+          <w:sz w:val="28"/>
+          <w:szCs w:val="28"/>
+        </w:rPr>
+        <w:t xml:space="preserve">/–&amp;, </w:t>
+      </w:r>
+      <w:proofErr w:type="spellStart"/>
+      <w:r>
+        <w:rPr>
+          <w:rFonts w:ascii="Preeti" w:hAnsi="Preeti"/>
+          <w:b/>
+          <w:sz w:val="28"/>
+          <w:szCs w:val="28"/>
+        </w:rPr>
+        <w:t>lrtjg</w:t>
+      </w:r>
+      <w:proofErr w:type="spellEnd"/>
+    </w:p>
+    <w:p>
+      <w:pPr>
+        <w:spacing w:after="0" w:line="240" w:lineRule="auto"/>
+        <w:jc w:val="center"/>
+        <w:rPr>
+          <w:rFonts w:ascii="Preeti" w:hAnsi="Preeti"/>
+          <w:b/>
+          <w:sz w:val="28"/>
+          <w:szCs w:val="28"/>
+          <w:u w:val="single"/>
+        </w:rPr>
+      </w:pPr>
+      <w:proofErr w:type="spellStart"/>
+      <w:proofErr w:type="gramStart"/>
+      <w:r>
+        <w:rPr>
+          <w:rFonts w:ascii="Preeti" w:hAnsi="Preeti"/>
+          <w:b/>
+          <w:sz w:val="28"/>
+          <w:szCs w:val="28"/>
+          <w:u w:val="single"/>
+        </w:rPr>
+        <w:t>jflif</w:t>
+      </w:r>
+      <w:proofErr w:type="spellEnd"/>
+      <w:r>
+        <w:rPr>
+          <w:rFonts w:ascii="Preeti" w:hAnsi="Preeti"/>
+          <w:b/>
+          <w:sz w:val="28"/>
+          <w:szCs w:val="28"/>
+          <w:u w:val="single"/>
+        </w:rPr>
+        <w:t>{</w:t>
+      </w:r>
+      <w:proofErr w:type="gramEnd"/>
+      <w:r>
+        <w:rPr>
+          <w:rFonts w:ascii="Preeti" w:hAnsi="Preeti"/>
+          <w:b/>
+          <w:sz w:val="28"/>
+          <w:szCs w:val="28"/>
+          <w:u w:val="single"/>
+        </w:rPr>
+        <w:t>s</w:t>
+      </w:r>
+      <w:r>
+        <w:rPr>
+          <w:rFonts w:ascii="Preeti" w:hAnsi="Preeti"/>
+          <w:b/>
+          <w:sz w:val="28"/>
+          <w:szCs w:val="28"/>
+          <w:u w:val="single"/>
+        </w:rPr>
+        <w:t xml:space="preserve"> k/</w:t>
+      </w:r>
+      <w:proofErr w:type="spellStart"/>
+      <w:r>
+        <w:rPr>
+          <w:rFonts w:ascii="Preeti" w:hAnsi="Preeti"/>
+          <w:b/>
+          <w:sz w:val="28"/>
+          <w:szCs w:val="28"/>
+          <w:u w:val="single"/>
+        </w:rPr>
+        <w:t>LIff</w:t>
+      </w:r>
+      <w:proofErr w:type="spellEnd"/>
+      <w:r>
+        <w:rPr>
+          <w:rFonts w:ascii="Preeti" w:hAnsi="Preeti"/>
+          <w:b/>
+          <w:sz w:val="28"/>
+          <w:szCs w:val="28"/>
+          <w:u w:val="single"/>
+        </w:rPr>
+        <w:t>–</w:t>
+      </w:r>
+      <w:proofErr w:type="gramStart"/>
+      <w:r>
+        <w:rPr>
+          <w:rFonts w:ascii="Preeti" w:hAnsi="Preeti"/>
+          <w:b/>
+          <w:sz w:val="28"/>
+          <w:szCs w:val="28"/>
+          <w:u w:val="single"/>
+        </w:rPr>
+        <w:t>@)*</w:t>
+      </w:r>
+      <w:proofErr w:type="gramEnd"/>
+      <w:r>
+        <w:rPr>
+          <w:rFonts w:ascii="Preeti" w:hAnsi="Preeti"/>
+          <w:b/>
+          <w:sz w:val="28"/>
+          <w:szCs w:val="28"/>
+          <w:u w:val="single"/>
+        </w:rPr>
+        <w:t>@</w:t>
+      </w:r>
+    </w:p>
+    <w:p>
+      <w:pPr>
+        <w:spacing w:after="0" w:line="240" w:lineRule="auto"/>
+        <w:rPr>
+          <w:rFonts w:ascii="Preeti" w:hAnsi="Preeti" w:cs="Kokila"/>
+          <w:bCs/>
+          <w:lang w:eastAsia="zh-CN"/>
+        </w:rPr>
+      </w:pPr>
+      <w:proofErr w:type="spellStart"/>
+      <w:r>
+        <w:rPr>
+          <w:rFonts w:ascii="Preeti" w:hAnsi="Preeti"/>
+          <w:b/>
           <w:sz w:val="32"/>
           <w:szCs w:val="32"/>
         </w:rPr>
-      </w:pPr>
-      <w:r>
-        <w:rPr>
-          <w:rFonts w:ascii="Kokila" w:hAnsi="Kokila" w:cs="Kokila"/>
-          <w:b/>
-          <w:bCs/>
+        <w:t>sIff</w:t>
+      </w:r>
+      <w:proofErr w:type="spellEnd"/>
+      <w:r>
+        <w:rPr>
+          <w:rFonts w:ascii="Preeti" w:hAnsi="Preeti" w:cs="Times New Roman"/>
+          <w:b/>
           <w:sz w:val="32"/>
           <w:szCs w:val="32"/>
-          <w:cs/>
-        </w:rPr>
-        <w:t>अति छोटो प्रश्नको उत्तर दिनुहोस</w:t>
+          <w:lang w:eastAsia="zh-CN"/>
+        </w:rPr>
+        <w:t xml:space="preserve"> M– rf/</w:t>
+      </w:r>
+      <w:r>
+        <w:rPr>
+          <w:rFonts w:ascii="Kokila" w:hAnsi="Kokila" w:cs="Kokila" w:hint="cs"/>
+          <w:bCs/>
+          <w:cs/>
+          <w:lang w:eastAsia="zh-CN"/>
+        </w:rPr>
+        <w:t xml:space="preserve">                                               </w:t>
       </w:r>
       <w:r>
         <w:rPr>
           <w:rFonts w:ascii="Kokila" w:hAnsi="Kokila" w:cs="Kokila"/>
-          <w:b/>
-          <w:bCs/>
+          <w:bCs/>
+          <w:lang w:eastAsia="zh-CN"/>
+        </w:rPr>
+        <w:t xml:space="preserve">    </w:t>
+      </w:r>
+      <w:proofErr w:type="gramStart"/>
+      <w:r>
+        <w:rPr>
+          <w:rFonts w:ascii="Kokila" w:hAnsi="Kokila" w:cs="Kokila"/>
+          <w:bCs/>
+          <w:lang w:eastAsia="zh-CN"/>
+        </w:rPr>
+        <w:t xml:space="preserve">  </w:t>
+      </w:r>
+      <w:r>
+        <w:rPr>
+          <w:rFonts w:ascii="Preeti" w:hAnsi="Preeti" w:cs="Kokila"/>
+          <w:b/>
+          <w:sz w:val="24"/>
+          <w:szCs w:val="22"/>
+          <w:lang w:eastAsia="zh-CN"/>
+        </w:rPr>
+        <w:t>;do</w:t>
+      </w:r>
+      <w:proofErr w:type="gramEnd"/>
+      <w:r>
+        <w:rPr>
+          <w:rFonts w:ascii="Preeti" w:hAnsi="Preeti" w:cs="Kokila"/>
+          <w:b/>
+          <w:sz w:val="24"/>
+          <w:szCs w:val="22"/>
+          <w:lang w:eastAsia="zh-CN"/>
+        </w:rPr>
+        <w:t xml:space="preserve"> </w:t>
+      </w:r>
+      <w:r>
+        <w:rPr>
+          <w:rFonts w:ascii="Preeti" w:hAnsi="Preeti" w:cs="Times New Roman"/>
+          <w:b/>
           <w:sz w:val="32"/>
           <w:szCs w:val="32"/>
-        </w:rPr>
-        <w:t> </w:t>
-      </w:r>
-    </w:p>
-    <w:p>
-      <w:pPr>
-        <w:spacing w:after="0" w:line="240" w:lineRule="auto"/>
-        <w:rPr>
-          <w:rFonts w:ascii="Kokila" w:hAnsi="Kokila" w:cs="Kokila"/>
+          <w:lang w:eastAsia="zh-CN"/>
+        </w:rPr>
+        <w:t>–</w:t>
+      </w:r>
+      <w:r>
+        <w:rPr>
+          <w:rFonts w:ascii="Preeti" w:hAnsi="Preeti" w:cs="Kokila"/>
+          <w:b/>
+          <w:sz w:val="24"/>
+          <w:szCs w:val="22"/>
+          <w:lang w:eastAsia="zh-CN"/>
+        </w:rPr>
+        <w:t xml:space="preserve"> @ 3</w:t>
+      </w:r>
+      <w:r>
+        <w:rPr>
+          <w:rFonts w:ascii="Preeti" w:hAnsi="Preeti" w:cs="Kokila"/>
+          <w:b/>
+          <w:sz w:val="24"/>
+          <w:szCs w:val="22"/>
+          <w:lang w:eastAsia="zh-CN"/>
+        </w:rPr>
+        <w:t>=</w:t>
+      </w:r>
+      <w:r>
+        <w:rPr>
+          <w:rFonts w:ascii="Preeti" w:hAnsi="Preeti" w:cs="Kokila"/>
+          <w:bCs/>
+          <w:lang w:eastAsia="zh-CN"/>
+        </w:rPr>
+        <w:tab/>
+      </w:r>
+      <w:r>
+        <w:rPr>
+          <w:rFonts w:ascii="Preeti" w:hAnsi="Preeti" w:cs="Kokila"/>
+          <w:bCs/>
+          <w:lang w:eastAsia="zh-CN"/>
+        </w:rPr>
+        <w:tab/>
+      </w:r>
+      <w:r>
+        <w:rPr>
+          <w:rFonts w:ascii="Preeti" w:hAnsi="Preeti" w:cs="Kokila"/>
+          <w:bCs/>
+          <w:lang w:eastAsia="zh-CN"/>
+        </w:rPr>
+        <w:tab/>
+        <w:t xml:space="preserve">      </w:t>
+      </w:r>
+      <w:r>
+        <w:rPr>
+          <w:rFonts w:ascii="Preeti" w:hAnsi="Preeti"/>
+          <w:b/>
+          <w:sz w:val="28"/>
+          <w:szCs w:val="28"/>
+        </w:rPr>
+        <w:t>k"0</w:t>
+      </w:r>
+      <w:proofErr w:type="gramStart"/>
+      <w:r>
+        <w:rPr>
+          <w:rFonts w:ascii="Preeti" w:hAnsi="Preeti"/>
+          <w:b/>
+          <w:sz w:val="28"/>
+          <w:szCs w:val="28"/>
+        </w:rPr>
+        <w:t>f{</w:t>
+      </w:r>
+      <w:proofErr w:type="spellStart"/>
+      <w:r>
+        <w:rPr>
+          <w:rFonts w:ascii="Preeti" w:hAnsi="Preeti"/>
+          <w:b/>
+          <w:sz w:val="28"/>
+          <w:szCs w:val="28"/>
+        </w:rPr>
+        <w:t>f</w:t>
+      </w:r>
+      <w:r>
+        <w:rPr>
+          <w:rFonts w:ascii="Preeti" w:hAnsi="Preeti" w:cs="Times New Roman"/>
+          <w:b/>
+          <w:sz w:val="28"/>
+          <w:szCs w:val="28"/>
+          <w:lang w:eastAsia="zh-CN"/>
+        </w:rPr>
+        <w:t>Í</w:t>
+      </w:r>
+      <w:proofErr w:type="spellEnd"/>
+      <w:r>
+        <w:rPr>
+          <w:rFonts w:ascii="Preeti" w:hAnsi="Preeti" w:cs="Times New Roman"/>
+          <w:b/>
+          <w:sz w:val="28"/>
+          <w:szCs w:val="28"/>
+          <w:lang w:eastAsia="zh-CN"/>
+        </w:rPr>
+        <w:t xml:space="preserve">  –</w:t>
+      </w:r>
+      <w:proofErr w:type="gramEnd"/>
+      <w:r>
+        <w:rPr>
+          <w:rFonts w:ascii="Preeti" w:hAnsi="Preeti" w:cs="Times New Roman"/>
+          <w:b/>
+          <w:sz w:val="28"/>
+          <w:szCs w:val="28"/>
+          <w:lang w:eastAsia="zh-CN"/>
+        </w:rPr>
+        <w:t xml:space="preserve"> %)</w:t>
+      </w:r>
+    </w:p>
+    <w:p>
+      <w:pPr>
+        <w:pBdr>
+          <w:bottom w:val="single" w:sz="6" w:space="0" w:color="auto"/>
+        </w:pBdr>
+        <w:spacing w:after="0" w:line="240" w:lineRule="auto"/>
+        <w:rPr>
+          <w:rFonts w:ascii="Preeti" w:hAnsi="Preeti"/>
+          <w:b/>
+          <w:lang w:eastAsia="zh-CN"/>
+        </w:rPr>
+      </w:pPr>
+      <w:proofErr w:type="spellStart"/>
+      <w:r>
+        <w:rPr>
+          <w:rFonts w:ascii="Preeti" w:hAnsi="Preeti" w:cs="Arial"/>
+          <w:b/>
+          <w:bCs/>
+          <w:color w:val="000000"/>
+          <w:sz w:val="28"/>
+          <w:szCs w:val="28"/>
+        </w:rPr>
+        <w:t>ljifo</w:t>
+      </w:r>
+      <w:proofErr w:type="spellEnd"/>
+      <w:r>
+        <w:rPr>
+          <w:rFonts w:ascii="Preeti" w:hAnsi="Preeti"/>
+          <w:b/>
           <w:sz w:val="32"/>
           <w:szCs w:val="32"/>
         </w:rPr>
-      </w:pPr>
-      <w:r>
-        <w:rPr>
-          <w:rFonts w:ascii="Kokila" w:hAnsi="Kokila" w:cs="Kokila"/>
+        <w:t xml:space="preserve"> </w:t>
+      </w:r>
+      <w:proofErr w:type="gramStart"/>
+      <w:r>
+        <w:rPr>
+          <w:rFonts w:ascii="Preeti" w:hAnsi="Preeti"/>
+          <w:b/>
           <w:sz w:val="32"/>
           <w:szCs w:val="32"/>
-          <w:cs/>
-        </w:rPr>
-        <w:t>१) छिमेकीसँग कस्तो व्यवहार गर्नुपर्छ</w:t>
-      </w:r>
-      <w:r>
-        <w:rPr>
-          <w:rFonts w:ascii="Kokila" w:hAnsi="Kokila" w:cs="Kokila"/>
+        </w:rPr>
+        <w:t xml:space="preserve">– </w:t>
+      </w:r>
+      <w:r>
+        <w:rPr>
+          <w:rFonts w:ascii="Preeti" w:hAnsi="Preeti" w:cs="Times New Roman"/>
+          <w:b/>
           <w:sz w:val="32"/>
           <w:szCs w:val="32"/>
-        </w:rPr>
-        <w:t>?</w:t>
-      </w:r>
-    </w:p>
-    <w:p>
-      <w:pPr>
-        <w:spacing w:after="0" w:line="240" w:lineRule="auto"/>
-        <w:rPr>
-          <w:rFonts w:ascii="Kokila" w:hAnsi="Kokila" w:cs="Kokila"/>
+          <w:lang w:eastAsia="zh-CN"/>
+        </w:rPr>
+        <w:t>;</w:t>
+      </w:r>
+      <w:proofErr w:type="spellStart"/>
+      <w:r>
+        <w:rPr>
+          <w:rFonts w:ascii="Preeti" w:hAnsi="Preeti" w:cs="Times New Roman"/>
+          <w:b/>
           <w:sz w:val="32"/>
           <w:szCs w:val="32"/>
-        </w:rPr>
-      </w:pPr>
-      <w:r>
-        <w:rPr>
-          <w:rFonts w:ascii="Kokila" w:hAnsi="Kokila" w:cs="Kokila"/>
-          <w:sz w:val="32"/>
-          <w:szCs w:val="32"/>
+          <w:lang w:eastAsia="zh-CN"/>
+        </w:rPr>
+        <w:t>fdflhs</w:t>
+      </w:r>
+      <w:proofErr w:type="spellEnd"/>
+      <w:proofErr w:type="gramEnd"/>
+      <w:r>
+        <w:rPr>
+          <w:rFonts w:ascii="Preeti" w:hAnsi="Preeti" w:cs="Times New Roman"/>
+          <w:b/>
+          <w:sz w:val="28"/>
+          <w:szCs w:val="28"/>
+          <w:lang w:eastAsia="zh-CN"/>
+        </w:rPr>
+        <w:t xml:space="preserve"> </w:t>
+      </w:r>
+    </w:p>
+    <w:p>
+      <w:pPr>
+        <w:spacing w:after="0" w:line="240" w:lineRule="auto"/>
+        <w:rPr>
+          <w:rFonts w:ascii="Preeti" w:hAnsi="Preeti" w:cs="Kokila"/>
+          <w:b/>
+          <w:bCs/>
+          <w:sz w:val="30"/>
+          <w:szCs w:val="30"/>
+        </w:rPr>
+      </w:pPr>
+      <w:r>
+        <w:rPr>
+          <w:rFonts w:ascii="Preeti" w:hAnsi="Preeti" w:cs="Kokila"/>
+          <w:b/>
+          <w:bCs/>
+          <w:sz w:val="30"/>
+          <w:szCs w:val="30"/>
+          <w:cs/>
+        </w:rPr>
+        <w:t>तलका प्रश्नहरुको</w:t>
+      </w:r>
+      <w:r>
+        <w:rPr>
+          <w:rFonts w:ascii="Preeti" w:hAnsi="Preeti" w:cs="Kokila"/>
+          <w:b/>
+          <w:bCs/>
+          <w:sz w:val="30"/>
+          <w:szCs w:val="30"/>
+        </w:rPr>
+        <w:t xml:space="preserve"> </w:t>
+      </w:r>
+      <w:r>
+        <w:rPr>
+          <w:rFonts w:ascii="Preeti" w:hAnsi="Preeti" w:cs="Kokila"/>
+          <w:b/>
+          <w:bCs/>
+          <w:sz w:val="30"/>
+          <w:szCs w:val="30"/>
+          <w:cs/>
+        </w:rPr>
+        <w:t>अति छोटो उत्तर लेख्नुहोस् :</w:t>
+      </w:r>
+      <w:r>
+        <w:rPr>
+          <w:rFonts w:ascii="Preeti" w:hAnsi="Preeti" w:cs="Kokila"/>
+          <w:b/>
+          <w:bCs/>
+          <w:sz w:val="30"/>
+          <w:szCs w:val="30"/>
+          <w:cs/>
+        </w:rPr>
+        <w:tab/>
+      </w:r>
+      <w:r>
+        <w:rPr>
+          <w:rFonts w:ascii="Preeti" w:hAnsi="Preeti" w:cs="Kokila"/>
+          <w:b/>
+          <w:bCs/>
+          <w:sz w:val="30"/>
+          <w:szCs w:val="30"/>
+          <w:cs/>
+        </w:rPr>
+        <w:tab/>
+      </w:r>
+      <w:r>
+        <w:rPr>
+          <w:rFonts w:ascii="Preeti" w:hAnsi="Preeti" w:cs="Kokila"/>
+          <w:b/>
+          <w:bCs/>
+          <w:sz w:val="30"/>
+          <w:szCs w:val="30"/>
+          <w:cs/>
+        </w:rPr>
+        <w:tab/>
+        <w:t>(८×१=८)</w:t>
+      </w:r>
+    </w:p>
+    <w:p>
+      <w:pPr>
+        <w:spacing w:after="0" w:line="240" w:lineRule="auto"/>
+        <w:rPr>
+          <w:rFonts w:ascii="Preeti" w:hAnsi="Preeti" w:cs="Kokila"/>
+          <w:sz w:val="30"/>
+          <w:szCs w:val="30"/>
+        </w:rPr>
+      </w:pPr>
+      <w:r>
+        <w:rPr>
+          <w:rFonts w:ascii="Preeti" w:hAnsi="Preeti" w:cs="Kokila"/>
+          <w:sz w:val="30"/>
+          <w:szCs w:val="30"/>
+          <w:cs/>
+        </w:rPr>
+        <w:t>१) छिमेकीसँग कस्तो व्यवहार गर्नुपर्छ</w:t>
+      </w:r>
+      <w:r>
+        <w:rPr>
+          <w:rFonts w:ascii="Preeti" w:hAnsi="Preeti" w:cs="Kokila"/>
+          <w:sz w:val="30"/>
+          <w:szCs w:val="30"/>
+        </w:rPr>
+        <w:t xml:space="preserve"> &lt;</w:t>
+      </w:r>
+    </w:p>
+    <w:p>
+      <w:pPr>
+        <w:spacing w:after="0" w:line="240" w:lineRule="auto"/>
+        <w:rPr>
+          <w:rFonts w:ascii="Preeti" w:hAnsi="Preeti" w:cs="Kokila"/>
+          <w:sz w:val="30"/>
+          <w:szCs w:val="30"/>
+        </w:rPr>
+      </w:pPr>
+      <w:r>
+        <w:rPr>
+          <w:rFonts w:ascii="Preeti" w:hAnsi="Preeti" w:cs="Kokila"/>
+          <w:sz w:val="30"/>
+          <w:szCs w:val="30"/>
           <w:cs/>
         </w:rPr>
         <w:t>२) हामीले किन सबै पेसालाई सम्मान गर्नुपर्छ</w:t>
       </w:r>
       <w:r>
         <w:rPr>
-          <w:rFonts w:ascii="Kokila" w:hAnsi="Kokila" w:cs="Kokila"/>
-          <w:sz w:val="32"/>
-          <w:szCs w:val="32"/>
-        </w:rPr>
-        <w:t>?</w:t>
-      </w:r>
-    </w:p>
-    <w:p>
-      <w:pPr>
-        <w:spacing w:after="0" w:line="240" w:lineRule="auto"/>
-        <w:rPr>
-          <w:rFonts w:ascii="Kokila" w:hAnsi="Kokila" w:cs="Kokila"/>
-          <w:sz w:val="32"/>
-          <w:szCs w:val="32"/>
-        </w:rPr>
-      </w:pPr>
-      <w:r>
-        <w:rPr>
-          <w:rFonts w:ascii="Kokila" w:hAnsi="Kokila" w:cs="Kokila"/>
-          <w:sz w:val="32"/>
-          <w:szCs w:val="32"/>
-          <w:cs/>
-        </w:rPr>
-        <w:t>३) तपाई आफ्ना सामानको जतन कसरी गर्नुहुन्छ</w:t>
-      </w:r>
-      <w:r>
-        <w:rPr>
-          <w:rFonts w:ascii="Kokila" w:hAnsi="Kokila" w:cs="Kokila"/>
-          <w:sz w:val="32"/>
-          <w:szCs w:val="32"/>
-        </w:rPr>
-        <w:t>?</w:t>
-      </w:r>
-    </w:p>
-    <w:p>
-      <w:pPr>
-        <w:spacing w:after="0" w:line="240" w:lineRule="auto"/>
-        <w:rPr>
-          <w:rFonts w:ascii="Kokila" w:hAnsi="Kokila" w:cs="Kokila"/>
-          <w:sz w:val="32"/>
-          <w:szCs w:val="32"/>
-        </w:rPr>
-      </w:pPr>
-      <w:r>
-        <w:rPr>
-          <w:rFonts w:ascii="Kokila" w:hAnsi="Kokila" w:cs="Kokila"/>
-          <w:sz w:val="32"/>
-          <w:szCs w:val="32"/>
+          <w:rFonts w:ascii="Preeti" w:hAnsi="Preeti" w:cs="Kokila"/>
+          <w:sz w:val="30"/>
+          <w:szCs w:val="30"/>
+        </w:rPr>
+        <w:t xml:space="preserve"> &lt;</w:t>
+      </w:r>
+    </w:p>
+    <w:p>
+      <w:pPr>
+        <w:spacing w:after="0" w:line="240" w:lineRule="auto"/>
+        <w:rPr>
+          <w:rFonts w:ascii="Preeti" w:hAnsi="Preeti" w:cs="Kokila"/>
+          <w:sz w:val="30"/>
+          <w:szCs w:val="30"/>
+        </w:rPr>
+      </w:pPr>
+      <w:r>
+        <w:rPr>
+          <w:rFonts w:ascii="Preeti" w:hAnsi="Preeti" w:cs="Kokila"/>
+          <w:sz w:val="30"/>
+          <w:szCs w:val="30"/>
+          <w:cs/>
+        </w:rPr>
+        <w:t>३) तपाई</w:t>
+      </w:r>
+      <w:r>
+        <w:rPr>
+          <w:rFonts w:ascii="Preeti" w:hAnsi="Preeti" w:cs="Kokila"/>
+          <w:sz w:val="30"/>
+          <w:szCs w:val="30"/>
+        </w:rPr>
+        <w:t>F</w:t>
+      </w:r>
+      <w:r>
+        <w:rPr>
+          <w:rFonts w:ascii="Preeti" w:hAnsi="Preeti" w:cs="Kokila"/>
+          <w:sz w:val="30"/>
+          <w:szCs w:val="30"/>
+          <w:cs/>
+        </w:rPr>
+        <w:t xml:space="preserve"> आफ्ना सामानको जतन कसरी गर्नुहुन्छ</w:t>
+      </w:r>
+      <w:r>
+        <w:rPr>
+          <w:rFonts w:ascii="Preeti" w:hAnsi="Preeti" w:cs="Kokila"/>
+          <w:sz w:val="30"/>
+          <w:szCs w:val="30"/>
+        </w:rPr>
+        <w:t xml:space="preserve"> &lt;</w:t>
+      </w:r>
+    </w:p>
+    <w:p>
+      <w:pPr>
+        <w:spacing w:after="0" w:line="240" w:lineRule="auto"/>
+        <w:rPr>
+          <w:rFonts w:ascii="Preeti" w:hAnsi="Preeti" w:cs="Kokila"/>
+          <w:sz w:val="30"/>
+          <w:szCs w:val="30"/>
+        </w:rPr>
+      </w:pPr>
+      <w:r>
+        <w:rPr>
+          <w:rFonts w:ascii="Preeti" w:hAnsi="Preeti" w:cs="Kokila"/>
+          <w:sz w:val="30"/>
+          <w:szCs w:val="30"/>
           <w:cs/>
         </w:rPr>
         <w:t>४) बसिला र रञ्जा कुन पेसामा</w:t>
       </w:r>
       <w:r>
         <w:rPr>
-          <w:rFonts w:ascii="Kokila" w:hAnsi="Kokila" w:cs="Kokila"/>
-          <w:sz w:val="32"/>
-          <w:szCs w:val="32"/>
-        </w:rPr>
-        <w:t xml:space="preserve">  </w:t>
-      </w:r>
-      <w:r>
-        <w:rPr>
-          <w:rFonts w:ascii="Kokila" w:hAnsi="Kokila" w:cs="Kokila"/>
-          <w:sz w:val="32"/>
-          <w:szCs w:val="32"/>
+          <w:rFonts w:ascii="Preeti" w:hAnsi="Preeti" w:cs="Kokila"/>
+          <w:sz w:val="30"/>
+          <w:szCs w:val="30"/>
+        </w:rPr>
+        <w:t xml:space="preserve"> </w:t>
+      </w:r>
+      <w:r>
+        <w:rPr>
+          <w:rFonts w:ascii="Preeti" w:hAnsi="Preeti" w:cs="Kokila"/>
+          <w:sz w:val="30"/>
+          <w:szCs w:val="30"/>
           <w:cs/>
         </w:rPr>
         <w:t>प्रयोग हुन्छन</w:t>
       </w:r>
       <w:r>
         <w:rPr>
-          <w:rFonts w:ascii="Kokila" w:hAnsi="Kokila" w:cs="Kokila"/>
-          <w:sz w:val="32"/>
-          <w:szCs w:val="32"/>
-        </w:rPr>
-        <w:t>?</w:t>
-      </w:r>
-    </w:p>
-    <w:p>
-      <w:pPr>
-        <w:spacing w:after="0" w:line="240" w:lineRule="auto"/>
-        <w:rPr>
-          <w:rFonts w:ascii="Kokila" w:hAnsi="Kokila" w:cs="Kokila"/>
-          <w:sz w:val="32"/>
-          <w:szCs w:val="32"/>
-        </w:rPr>
-      </w:pPr>
-      <w:r>
-        <w:rPr>
-          <w:rFonts w:ascii="Kokila" w:hAnsi="Kokila" w:cs="Kokila"/>
-          <w:sz w:val="32"/>
-          <w:szCs w:val="32"/>
+          <w:rFonts w:ascii="Preeti" w:hAnsi="Preeti" w:cs="Kokila"/>
+          <w:sz w:val="30"/>
+          <w:szCs w:val="30"/>
+        </w:rPr>
+        <w:t>\ &lt;</w:t>
+      </w:r>
+    </w:p>
+    <w:p>
+      <w:pPr>
+        <w:spacing w:after="0" w:line="240" w:lineRule="auto"/>
+        <w:rPr>
+          <w:rFonts w:ascii="Preeti" w:hAnsi="Preeti" w:cs="Kokila"/>
+          <w:sz w:val="30"/>
+          <w:szCs w:val="30"/>
+        </w:rPr>
+      </w:pPr>
+      <w:r>
+        <w:rPr>
+          <w:rFonts w:ascii="Preeti" w:hAnsi="Preeti" w:cs="Kokila"/>
+          <w:sz w:val="30"/>
+          <w:szCs w:val="30"/>
           <w:cs/>
         </w:rPr>
         <w:t>५) फजुल खर्च भनेको के हो</w:t>
       </w:r>
       <w:r>
         <w:rPr>
-          <w:rFonts w:ascii="Kokila" w:hAnsi="Kokila" w:cs="Kokila"/>
-          <w:sz w:val="32"/>
-          <w:szCs w:val="32"/>
-        </w:rPr>
-        <w:t>?</w:t>
-      </w:r>
-    </w:p>
-    <w:p>
-      <w:pPr>
-        <w:spacing w:after="0" w:line="240" w:lineRule="auto"/>
-        <w:rPr>
-          <w:rFonts w:ascii="Kokila" w:hAnsi="Kokila" w:cs="Kokila"/>
-          <w:sz w:val="32"/>
-          <w:szCs w:val="32"/>
-        </w:rPr>
-      </w:pPr>
-      <w:r>
-        <w:rPr>
-          <w:rFonts w:ascii="Kokila" w:hAnsi="Kokila" w:cs="Kokila"/>
-          <w:sz w:val="32"/>
-          <w:szCs w:val="32"/>
-          <w:cs/>
-        </w:rPr>
-        <w:t xml:space="preserve">६) पानीका एक ओटा उपयोगिता लेखनुहोस </w:t>
-      </w:r>
-      <w:r>
-        <w:rPr>
-          <w:rFonts w:ascii="Kokila" w:hAnsi="Kokila" w:cs="Kokila"/>
-          <w:sz w:val="32"/>
-          <w:szCs w:val="32"/>
-        </w:rPr>
-        <w:t>?</w:t>
-      </w:r>
-    </w:p>
-    <w:p>
-      <w:pPr>
-        <w:spacing w:after="0" w:line="240" w:lineRule="auto"/>
-        <w:rPr>
-          <w:rFonts w:ascii="Kokila" w:hAnsi="Kokila" w:cs="Kokila"/>
-          <w:sz w:val="32"/>
-          <w:szCs w:val="32"/>
-        </w:rPr>
-      </w:pPr>
-      <w:r>
-        <w:rPr>
-          <w:rFonts w:ascii="Kokila" w:hAnsi="Kokila" w:cs="Kokila"/>
-          <w:sz w:val="32"/>
-          <w:szCs w:val="32"/>
+          <w:rFonts w:ascii="Preeti" w:hAnsi="Preeti" w:cs="Kokila"/>
+          <w:sz w:val="30"/>
+          <w:szCs w:val="30"/>
+        </w:rPr>
+        <w:t xml:space="preserve"> &lt;</w:t>
+      </w:r>
+    </w:p>
+    <w:p>
+      <w:pPr>
+        <w:spacing w:after="0" w:line="240" w:lineRule="auto"/>
+        <w:rPr>
+          <w:rFonts w:ascii="Preeti" w:hAnsi="Preeti" w:cs="Kokila"/>
+          <w:sz w:val="30"/>
+          <w:szCs w:val="30"/>
+        </w:rPr>
+      </w:pPr>
+      <w:r>
+        <w:rPr>
+          <w:rFonts w:ascii="Preeti" w:hAnsi="Preeti" w:cs="Kokila"/>
+          <w:sz w:val="30"/>
+          <w:szCs w:val="30"/>
+          <w:cs/>
+        </w:rPr>
+        <w:t>६) पानीका एक ओटा उपयोगिता लेख</w:t>
+      </w:r>
+      <w:r>
+        <w:rPr>
+          <w:rFonts w:ascii="Preeti" w:hAnsi="Preeti" w:cs="Kokila"/>
+          <w:sz w:val="30"/>
+          <w:szCs w:val="30"/>
+        </w:rPr>
+        <w:t>\</w:t>
+      </w:r>
+      <w:r>
+        <w:rPr>
+          <w:rFonts w:ascii="Preeti" w:hAnsi="Preeti" w:cs="Kokila"/>
+          <w:sz w:val="30"/>
+          <w:szCs w:val="30"/>
+          <w:cs/>
+        </w:rPr>
+        <w:t>नुहोस</w:t>
+      </w:r>
+      <w:r>
+        <w:rPr>
+          <w:rFonts w:ascii="Preeti" w:hAnsi="Preeti" w:cs="Kokila"/>
+          <w:sz w:val="30"/>
+          <w:szCs w:val="30"/>
+        </w:rPr>
+        <w:t>\</w:t>
+      </w:r>
+      <w:r>
+        <w:rPr>
+          <w:rFonts w:ascii="Preeti" w:hAnsi="Preeti" w:cs="Kokila"/>
+          <w:sz w:val="30"/>
+          <w:szCs w:val="30"/>
+          <w:cs/>
+        </w:rPr>
+        <w:t xml:space="preserve"> ।</w:t>
+      </w:r>
+    </w:p>
+    <w:p>
+      <w:pPr>
+        <w:spacing w:after="0" w:line="240" w:lineRule="auto"/>
+        <w:rPr>
+          <w:rFonts w:ascii="Preeti" w:hAnsi="Preeti" w:cs="Kokila"/>
+          <w:sz w:val="30"/>
+          <w:szCs w:val="30"/>
+        </w:rPr>
+      </w:pPr>
+      <w:r>
+        <w:rPr>
+          <w:rFonts w:ascii="Preeti" w:hAnsi="Preeti" w:cs="Kokila"/>
+          <w:sz w:val="30"/>
+          <w:szCs w:val="30"/>
           <w:cs/>
         </w:rPr>
         <w:t>७)</w:t>
       </w:r>
       <w:r>
         <w:rPr>
-          <w:rFonts w:ascii="Kokila" w:hAnsi="Kokila" w:cs="Kokila"/>
-          <w:sz w:val="32"/>
-          <w:szCs w:val="32"/>
-        </w:rPr>
-        <w:t xml:space="preserve"> </w:t>
-      </w:r>
-      <w:r>
-        <w:rPr>
-          <w:rFonts w:ascii="Kokila" w:hAnsi="Kokila" w:cs="Kokila"/>
-          <w:sz w:val="32"/>
-          <w:szCs w:val="32"/>
-          <w:cs/>
-        </w:rPr>
-        <w:t xml:space="preserve">ट्राफिक नियम पालना नगर्दा कस्ता-कस्ता दुर्घटना हुनसक्छ कल्पना गर्नु‌होस </w:t>
-      </w:r>
-      <w:r>
-        <w:rPr>
-          <w:rFonts w:ascii="Kokila" w:hAnsi="Kokila" w:cs="Kokila"/>
-          <w:sz w:val="32"/>
-          <w:szCs w:val="32"/>
-        </w:rPr>
-        <w:t>? </w:t>
-      </w:r>
-    </w:p>
-    <w:p>
-      <w:pPr>
-        <w:spacing w:after="0" w:line="240" w:lineRule="auto"/>
-        <w:rPr>
-          <w:rFonts w:ascii="Kokila" w:hAnsi="Kokila" w:cs="Kokila"/>
-          <w:sz w:val="32"/>
-          <w:szCs w:val="32"/>
-        </w:rPr>
-      </w:pPr>
-      <w:r>
-        <w:rPr>
-          <w:rFonts w:ascii="Kokila" w:hAnsi="Kokila" w:cs="Kokila"/>
-          <w:sz w:val="32"/>
-          <w:szCs w:val="32"/>
-          <w:cs/>
-        </w:rPr>
-        <w:t>८) छोरा र छोरी बिच किन भेद‌भाव गर्नुहुँदैन</w:t>
-      </w:r>
-      <w:r>
-        <w:rPr>
-          <w:rFonts w:ascii="Kokila" w:hAnsi="Kokila" w:cs="Kokila"/>
-          <w:sz w:val="32"/>
-          <w:szCs w:val="32"/>
-        </w:rPr>
-        <w:t>?</w:t>
-      </w:r>
-    </w:p>
-    <w:p>
-      <w:pPr>
-        <w:spacing w:after="0" w:line="240" w:lineRule="auto"/>
-        <w:rPr>
-          <w:rFonts w:ascii="Kokila" w:hAnsi="Kokila" w:cs="Kokila"/>
-          <w:b/>
-          <w:bCs/>
-          <w:sz w:val="32"/>
-          <w:szCs w:val="32"/>
-        </w:rPr>
-      </w:pPr>
-      <w:r>
-        <w:rPr>
-          <w:rFonts w:ascii="Kokila" w:hAnsi="Kokila" w:cs="Kokila"/>
-          <w:b/>
-          <w:bCs/>
-          <w:sz w:val="32"/>
-          <w:szCs w:val="32"/>
-          <w:cs/>
-        </w:rPr>
-        <w:t>छोटो प्रश्नको उत्तर दिनुहोस</w:t>
-      </w:r>
-      <w:r>
-        <w:rPr>
-          <w:rFonts w:ascii="Kokila" w:hAnsi="Kokila" w:cs="Kokila"/>
-          <w:b/>
-          <w:bCs/>
-          <w:sz w:val="32"/>
-          <w:szCs w:val="32"/>
+          <w:rFonts w:ascii="Preeti" w:hAnsi="Preeti" w:cs="Kokila"/>
+          <w:sz w:val="30"/>
+          <w:szCs w:val="30"/>
+        </w:rPr>
+        <w:t xml:space="preserve"> </w:t>
+      </w:r>
+      <w:r>
+        <w:rPr>
+          <w:rFonts w:ascii="Preeti" w:hAnsi="Preeti" w:cs="Kokila"/>
+          <w:sz w:val="30"/>
+          <w:szCs w:val="30"/>
+          <w:cs/>
+        </w:rPr>
+        <w:t xml:space="preserve">ट्राफिक नियम पालना नगर्दा कस्तो दुर्घटना हुनसक्छ </w:t>
+      </w:r>
+      <w:r>
+        <w:rPr>
+          <w:rFonts w:ascii="Preeti" w:hAnsi="Preeti" w:cs="Kokila" w:hint="cs"/>
+          <w:sz w:val="30"/>
+          <w:szCs w:val="30"/>
+          <w:cs/>
+        </w:rPr>
+        <w:t xml:space="preserve">? लेख्नुहोस् </w:t>
+      </w:r>
+      <w:r>
+        <w:rPr>
+          <w:rFonts w:ascii="Preeti" w:hAnsi="Preeti" w:cs="Kokila"/>
+          <w:sz w:val="30"/>
+          <w:szCs w:val="30"/>
+          <w:cs/>
+        </w:rPr>
+        <w:t>।</w:t>
+      </w:r>
+    </w:p>
+    <w:p>
+      <w:pPr>
+        <w:spacing w:after="0" w:line="240" w:lineRule="auto"/>
+        <w:rPr>
+          <w:rFonts w:ascii="Preeti" w:hAnsi="Preeti" w:cs="Kokila"/>
+          <w:sz w:val="30"/>
+          <w:szCs w:val="30"/>
+        </w:rPr>
+      </w:pPr>
+      <w:r>
+        <w:rPr>
+          <w:rFonts w:ascii="Preeti" w:hAnsi="Preeti" w:cs="Kokila"/>
+          <w:sz w:val="30"/>
+          <w:szCs w:val="30"/>
+          <w:cs/>
+        </w:rPr>
+        <w:t>८) छोरा र छोरीबिच किन भेद‌भाव गर्नुहुँदैन</w:t>
+      </w:r>
+      <w:r>
+        <w:rPr>
+          <w:rFonts w:ascii="Preeti" w:hAnsi="Preeti" w:cs="Kokila"/>
+          <w:sz w:val="30"/>
+          <w:szCs w:val="30"/>
+        </w:rPr>
+        <w:t xml:space="preserve"> </w:t>
+      </w:r>
+      <w:r>
+        <w:rPr>
+          <w:rFonts w:ascii="Preeti" w:hAnsi="Preeti" w:cs="Kokila"/>
+          <w:sz w:val="30"/>
+          <w:szCs w:val="30"/>
+        </w:rPr>
+        <w:t>&lt;</w:t>
+      </w:r>
+    </w:p>
+    <w:p>
+      <w:pPr>
+        <w:spacing w:after="0" w:line="240" w:lineRule="auto"/>
+        <w:rPr>
+          <w:rFonts w:ascii="Preeti" w:hAnsi="Preeti" w:cs="Kokila"/>
+          <w:b/>
+          <w:bCs/>
+          <w:sz w:val="30"/>
+          <w:szCs w:val="30"/>
+        </w:rPr>
+      </w:pPr>
+      <w:r>
+        <w:rPr>
+          <w:rFonts w:ascii="Preeti" w:hAnsi="Preeti" w:cs="Kokila"/>
+          <w:b/>
+          <w:bCs/>
+          <w:sz w:val="30"/>
+          <w:szCs w:val="30"/>
+          <w:cs/>
+        </w:rPr>
+        <w:t>तलका प्रश्नहरुको</w:t>
+      </w:r>
+      <w:r>
+        <w:rPr>
+          <w:rFonts w:ascii="Preeti" w:hAnsi="Preeti" w:cs="Kokila"/>
+          <w:b/>
+          <w:bCs/>
+          <w:sz w:val="30"/>
+          <w:szCs w:val="30"/>
+        </w:rPr>
+        <w:t xml:space="preserve"> </w:t>
+      </w:r>
+      <w:r>
+        <w:rPr>
+          <w:rFonts w:ascii="Preeti" w:hAnsi="Preeti" w:cs="Kokila"/>
+          <w:b/>
+          <w:bCs/>
+          <w:sz w:val="30"/>
+          <w:szCs w:val="30"/>
+          <w:cs/>
+        </w:rPr>
+        <w:t>छोटो उत्तर लेख्नुहोस् :</w:t>
+      </w:r>
+      <w:r>
+        <w:rPr>
+          <w:rFonts w:ascii="Preeti" w:hAnsi="Preeti" w:cs="Kokila"/>
+          <w:b/>
+          <w:bCs/>
+          <w:sz w:val="30"/>
+          <w:szCs w:val="30"/>
+          <w:cs/>
+        </w:rPr>
+        <w:tab/>
+      </w:r>
+      <w:r>
+        <w:rPr>
+          <w:rFonts w:ascii="Preeti" w:hAnsi="Preeti" w:cs="Kokila"/>
+          <w:b/>
+          <w:bCs/>
+          <w:sz w:val="30"/>
+          <w:szCs w:val="30"/>
+          <w:cs/>
+        </w:rPr>
+        <w:tab/>
+      </w:r>
+      <w:r>
+        <w:rPr>
+          <w:rFonts w:ascii="Preeti" w:hAnsi="Preeti" w:cs="Kokila"/>
+          <w:b/>
+          <w:bCs/>
+          <w:sz w:val="30"/>
+          <w:szCs w:val="30"/>
+          <w:cs/>
+        </w:rPr>
+        <w:tab/>
+      </w:r>
+      <w:r>
+        <w:rPr>
+          <w:rFonts w:ascii="Preeti" w:hAnsi="Preeti" w:cs="Kokila"/>
+          <w:b/>
+          <w:bCs/>
+          <w:sz w:val="30"/>
+          <w:szCs w:val="30"/>
+          <w:cs/>
+        </w:rPr>
+        <w:tab/>
+        <w:t>(९×३=२७)</w:t>
+      </w:r>
+    </w:p>
+    <w:p>
+      <w:pPr>
+        <w:spacing w:after="0" w:line="240" w:lineRule="auto"/>
+        <w:rPr>
+          <w:rFonts w:ascii="Preeti" w:hAnsi="Preeti" w:cs="Kokila"/>
+          <w:sz w:val="30"/>
+          <w:szCs w:val="30"/>
+        </w:rPr>
+      </w:pPr>
+      <w:r>
+        <w:rPr>
+          <w:rFonts w:ascii="Preeti" w:hAnsi="Preeti" w:cs="Kokila"/>
+          <w:sz w:val="30"/>
+          <w:szCs w:val="30"/>
+          <w:cs/>
+        </w:rPr>
+        <w:t>१) छिमेकीहरूसँग नाता सम्बन्ध कायम गर्दा के फाइदा हुन्छ</w:t>
+      </w:r>
+      <w:r>
+        <w:rPr>
+          <w:rFonts w:ascii="Preeti" w:hAnsi="Preeti" w:cs="Kokila"/>
+          <w:sz w:val="30"/>
+          <w:szCs w:val="30"/>
+        </w:rPr>
+        <w:t xml:space="preserve"> &lt;</w:t>
+      </w:r>
+    </w:p>
+    <w:p>
+      <w:pPr>
+        <w:spacing w:after="0" w:line="240" w:lineRule="auto"/>
+        <w:rPr>
+          <w:rFonts w:ascii="Preeti" w:hAnsi="Preeti" w:cs="Kokila"/>
+          <w:sz w:val="30"/>
+          <w:szCs w:val="30"/>
+        </w:rPr>
+      </w:pPr>
+      <w:r>
+        <w:rPr>
+          <w:rFonts w:ascii="Preeti" w:hAnsi="Preeti" w:cs="Kokila"/>
+          <w:sz w:val="30"/>
+          <w:szCs w:val="30"/>
+          <w:cs/>
+        </w:rPr>
+        <w:t>२)</w:t>
+      </w:r>
+      <w:r>
+        <w:rPr>
+          <w:rFonts w:ascii="Preeti" w:hAnsi="Preeti" w:cs="Kokila"/>
+          <w:sz w:val="30"/>
+          <w:szCs w:val="30"/>
+        </w:rPr>
+        <w:t xml:space="preserve"> </w:t>
+      </w:r>
+      <w:r>
+        <w:rPr>
+          <w:rFonts w:ascii="Preeti" w:hAnsi="Preeti" w:cs="Kokila"/>
+          <w:sz w:val="30"/>
+          <w:szCs w:val="30"/>
+          <w:cs/>
+        </w:rPr>
+        <w:t>होटल व्यव‌</w:t>
+      </w:r>
+      <w:r>
+        <w:rPr>
+          <w:rFonts w:ascii="Preeti" w:hAnsi="Preeti" w:cs="Kokila"/>
+          <w:sz w:val="30"/>
+          <w:szCs w:val="30"/>
+        </w:rPr>
+        <w:t>;f</w:t>
+      </w:r>
+      <w:r>
+        <w:rPr>
+          <w:rFonts w:ascii="Preeti" w:hAnsi="Preeti" w:cs="Kokila"/>
+          <w:sz w:val="30"/>
+          <w:szCs w:val="30"/>
+          <w:cs/>
+        </w:rPr>
+        <w:t>यबाट हुने ३</w:t>
+      </w:r>
+      <w:r>
+        <w:rPr>
+          <w:rFonts w:ascii="Preeti" w:hAnsi="Preeti" w:cs="Kokila"/>
+          <w:sz w:val="30"/>
+          <w:szCs w:val="30"/>
+        </w:rPr>
+        <w:t xml:space="preserve"> </w:t>
+      </w:r>
+      <w:r>
+        <w:rPr>
+          <w:rFonts w:ascii="Preeti" w:hAnsi="Preeti" w:cs="Kokila"/>
+          <w:sz w:val="30"/>
+          <w:szCs w:val="30"/>
+          <w:cs/>
+        </w:rPr>
+        <w:t>फाइदा लेख्नुहोस</w:t>
+      </w:r>
+      <w:r>
+        <w:rPr>
+          <w:rFonts w:ascii="Preeti" w:hAnsi="Preeti" w:cs="Kokila"/>
+          <w:sz w:val="30"/>
+          <w:szCs w:val="30"/>
+        </w:rPr>
+        <w:t xml:space="preserve">\ </w:t>
+      </w:r>
+      <w:r>
+        <w:rPr>
+          <w:rFonts w:ascii="Preeti" w:hAnsi="Preeti" w:cs="Kokila"/>
+          <w:sz w:val="30"/>
+          <w:szCs w:val="30"/>
+          <w:cs/>
+        </w:rPr>
+        <w:t>।</w:t>
+      </w:r>
+    </w:p>
+    <w:p>
+      <w:pPr>
+        <w:spacing w:after="0" w:line="240" w:lineRule="auto"/>
+        <w:rPr>
+          <w:rFonts w:ascii="Preeti" w:hAnsi="Preeti" w:cs="Kokila"/>
+          <w:sz w:val="30"/>
+          <w:szCs w:val="30"/>
+        </w:rPr>
+      </w:pPr>
+      <w:r>
+        <w:rPr>
+          <w:rFonts w:ascii="Preeti" w:hAnsi="Preeti" w:cs="Kokila"/>
+          <w:sz w:val="30"/>
+          <w:szCs w:val="30"/>
+          <w:cs/>
+        </w:rPr>
+        <w:t xml:space="preserve">३) हामीले सामाग्रीहरूको किन सुरक्षा गर्नुपर्छ </w:t>
+      </w:r>
+      <w:r>
+        <w:rPr>
+          <w:rFonts w:ascii="Preeti" w:hAnsi="Preeti" w:cs="Kokila"/>
+          <w:sz w:val="30"/>
+          <w:szCs w:val="30"/>
+        </w:rPr>
+        <w:t xml:space="preserve">? </w:t>
+      </w:r>
+      <w:r>
+        <w:rPr>
+          <w:rFonts w:ascii="Preeti" w:hAnsi="Preeti" w:cs="Kokila"/>
+          <w:sz w:val="30"/>
+          <w:szCs w:val="30"/>
+          <w:cs/>
+        </w:rPr>
+        <w:t>दुई वटा लेख्नुहोस</w:t>
+      </w:r>
+      <w:r>
+        <w:rPr>
+          <w:rFonts w:ascii="Preeti" w:hAnsi="Preeti" w:cs="Kokila"/>
+          <w:sz w:val="30"/>
+          <w:szCs w:val="30"/>
+        </w:rPr>
+        <w:t xml:space="preserve">\ </w:t>
+      </w:r>
+      <w:r>
+        <w:rPr>
+          <w:rFonts w:ascii="Preeti" w:hAnsi="Preeti" w:cs="Kokila"/>
+          <w:sz w:val="30"/>
+          <w:szCs w:val="30"/>
+          <w:cs/>
+        </w:rPr>
+        <w:t>।</w:t>
+      </w:r>
+    </w:p>
+    <w:p>
+      <w:pPr>
+        <w:spacing w:after="0" w:line="240" w:lineRule="auto"/>
+        <w:rPr>
+          <w:rFonts w:ascii="Preeti" w:hAnsi="Preeti" w:cs="Kokila"/>
+          <w:sz w:val="30"/>
+          <w:szCs w:val="30"/>
+        </w:rPr>
+      </w:pPr>
+      <w:r>
+        <w:rPr>
+          <w:rFonts w:ascii="Preeti" w:hAnsi="Preeti" w:cs="Kokila"/>
+          <w:sz w:val="30"/>
+          <w:szCs w:val="30"/>
+          <w:cs/>
+        </w:rPr>
+        <w:t>४)</w:t>
+      </w:r>
+      <w:r>
+        <w:rPr>
+          <w:rFonts w:ascii="Preeti" w:hAnsi="Preeti" w:cs="Kokila"/>
+          <w:sz w:val="30"/>
+          <w:szCs w:val="30"/>
+        </w:rPr>
+        <w:t xml:space="preserve"> </w:t>
+      </w:r>
+      <w:r>
+        <w:rPr>
+          <w:rFonts w:ascii="Preeti" w:hAnsi="Preeti" w:cs="Kokila"/>
+          <w:sz w:val="30"/>
+          <w:szCs w:val="30"/>
+          <w:cs/>
+        </w:rPr>
+        <w:t>तपाई मान्यजनको सम्मान कसरी गर्नुहुन्छ</w:t>
+      </w:r>
+      <w:r>
+        <w:rPr>
+          <w:rFonts w:ascii="Preeti" w:hAnsi="Preeti" w:cs="Kokila"/>
+          <w:sz w:val="30"/>
+          <w:szCs w:val="30"/>
+        </w:rPr>
+        <w:t>&lt;</w:t>
+      </w:r>
+      <w:r>
+        <w:rPr>
+          <w:rFonts w:ascii="Preeti" w:hAnsi="Preeti" w:cs="Kokila"/>
+          <w:sz w:val="30"/>
+          <w:szCs w:val="30"/>
+          <w:cs/>
+        </w:rPr>
+        <w:t xml:space="preserve"> </w:t>
+      </w:r>
+      <w:r>
+        <w:rPr>
+          <w:rFonts w:ascii="Preeti" w:hAnsi="Preeti" w:cs="Kokila"/>
+          <w:sz w:val="30"/>
+          <w:szCs w:val="30"/>
+          <w:cs/>
+        </w:rPr>
+        <w:t>बुदाँगत रुपमा लेख्नुहोस</w:t>
+      </w:r>
+      <w:r>
+        <w:rPr>
+          <w:rFonts w:ascii="Preeti" w:hAnsi="Preeti" w:cs="Kokila"/>
+          <w:sz w:val="30"/>
+          <w:szCs w:val="30"/>
+        </w:rPr>
+        <w:t>\</w:t>
+      </w:r>
+      <w:r>
+        <w:rPr>
+          <w:rFonts w:ascii="Preeti" w:hAnsi="Preeti" w:cs="Kokila"/>
+          <w:sz w:val="30"/>
+          <w:szCs w:val="30"/>
+          <w:cs/>
+        </w:rPr>
+        <w:t xml:space="preserve"> ।</w:t>
+      </w:r>
+    </w:p>
+    <w:p>
+      <w:pPr>
+        <w:spacing w:after="0" w:line="240" w:lineRule="auto"/>
+        <w:rPr>
+          <w:rFonts w:ascii="Preeti" w:hAnsi="Preeti" w:cs="Kokila"/>
+          <w:sz w:val="30"/>
+          <w:szCs w:val="30"/>
+        </w:rPr>
+      </w:pPr>
+      <w:r>
+        <w:rPr>
+          <w:rFonts w:ascii="Preeti" w:hAnsi="Preeti" w:cs="Kokila"/>
+          <w:sz w:val="30"/>
+          <w:szCs w:val="30"/>
+          <w:cs/>
+        </w:rPr>
+        <w:t>५)</w:t>
+      </w:r>
+      <w:r>
+        <w:rPr>
+          <w:rFonts w:ascii="Preeti" w:hAnsi="Preeti" w:cs="Kokila"/>
+          <w:sz w:val="30"/>
+          <w:szCs w:val="30"/>
+        </w:rPr>
+        <w:t xml:space="preserve"> </w:t>
+      </w:r>
+      <w:r>
+        <w:rPr>
+          <w:rFonts w:ascii="Preeti" w:hAnsi="Preeti" w:cs="Kokila"/>
+          <w:sz w:val="30"/>
+          <w:szCs w:val="30"/>
+          <w:cs/>
+        </w:rPr>
+        <w:t>तपाईको पढा</w:t>
+      </w:r>
+      <w:r>
+        <w:rPr>
+          <w:rFonts w:ascii="Preeti" w:hAnsi="Preeti" w:cs="Kokila"/>
+          <w:sz w:val="30"/>
+          <w:szCs w:val="30"/>
+        </w:rPr>
+        <w:t>O</w:t>
+      </w:r>
+      <w:r>
+        <w:rPr>
+          <w:rFonts w:ascii="Preeti" w:hAnsi="Preeti" w:cs="Kokila"/>
+          <w:sz w:val="30"/>
+          <w:szCs w:val="30"/>
+          <w:cs/>
+        </w:rPr>
+        <w:t>मा लाग्ने खर्च कस्ले जुटाउनुहुन्छ</w:t>
+      </w:r>
+      <w:r>
+        <w:rPr>
+          <w:rFonts w:ascii="Preeti" w:hAnsi="Preeti" w:cs="Kokila"/>
+          <w:sz w:val="30"/>
+          <w:szCs w:val="30"/>
+        </w:rPr>
+        <w:t>&lt;</w:t>
+      </w:r>
+      <w:r>
+        <w:rPr>
+          <w:rFonts w:ascii="Preeti" w:hAnsi="Preeti" w:cs="Kokila"/>
+          <w:sz w:val="30"/>
+          <w:szCs w:val="30"/>
+        </w:rPr>
+        <w:t xml:space="preserve"> </w:t>
+      </w:r>
+      <w:r>
+        <w:rPr>
+          <w:rFonts w:ascii="Preeti" w:hAnsi="Preeti" w:cs="Kokila"/>
+          <w:sz w:val="30"/>
+          <w:szCs w:val="30"/>
+          <w:cs/>
+        </w:rPr>
+        <w:t xml:space="preserve">उहाँले कसरी खर्च जुटाउनु हुन्छ </w:t>
+      </w:r>
+    </w:p>
+    <w:p>
+      <w:pPr>
+        <w:spacing w:after="0" w:line="240" w:lineRule="auto"/>
+        <w:rPr>
+          <w:rFonts w:ascii="Preeti" w:hAnsi="Preeti" w:cs="Kokila"/>
+          <w:sz w:val="30"/>
+          <w:szCs w:val="30"/>
+        </w:rPr>
+      </w:pPr>
+      <w:r>
+        <w:rPr>
+          <w:rFonts w:ascii="Preeti" w:hAnsi="Preeti" w:cs="Kokila"/>
+          <w:sz w:val="30"/>
+          <w:szCs w:val="30"/>
+          <w:cs/>
+        </w:rPr>
+        <w:t>६) तपाईको असल व्यवहारको सूची बनाउनु‌होस</w:t>
+      </w:r>
+      <w:r>
+        <w:rPr>
+          <w:rFonts w:ascii="Preeti" w:hAnsi="Preeti" w:cs="Kokila"/>
+          <w:sz w:val="30"/>
+          <w:szCs w:val="30"/>
+        </w:rPr>
+        <w:t xml:space="preserve">\ </w:t>
+      </w:r>
+      <w:r>
+        <w:rPr>
+          <w:rFonts w:ascii="Preeti" w:hAnsi="Preeti" w:cs="Kokila"/>
+          <w:sz w:val="30"/>
+          <w:szCs w:val="30"/>
+          <w:cs/>
+        </w:rPr>
+        <w:t>।</w:t>
+      </w:r>
+    </w:p>
+    <w:p>
+      <w:pPr>
+        <w:spacing w:after="0" w:line="240" w:lineRule="auto"/>
+        <w:rPr>
+          <w:rFonts w:ascii="Preeti" w:hAnsi="Preeti" w:cs="Kokila"/>
+          <w:sz w:val="30"/>
+          <w:szCs w:val="30"/>
+        </w:rPr>
+      </w:pPr>
+      <w:r>
+        <w:rPr>
+          <w:rFonts w:ascii="Preeti" w:hAnsi="Preeti" w:cs="Kokila"/>
+          <w:sz w:val="30"/>
+          <w:szCs w:val="30"/>
+          <w:cs/>
+        </w:rPr>
+        <w:t>७)</w:t>
+      </w:r>
+      <w:r>
+        <w:rPr>
+          <w:rFonts w:ascii="Preeti" w:hAnsi="Preeti" w:cs="Kokila"/>
+          <w:sz w:val="30"/>
+          <w:szCs w:val="30"/>
+        </w:rPr>
+        <w:t xml:space="preserve"> </w:t>
+      </w:r>
+      <w:r>
+        <w:rPr>
+          <w:rFonts w:ascii="Preeti" w:hAnsi="Preeti" w:cs="Kokila"/>
+          <w:sz w:val="30"/>
+          <w:szCs w:val="30"/>
+          <w:cs/>
+        </w:rPr>
+        <w:t>अंशुवर्माले गरेका कार्यहरू लेख्नुहोस</w:t>
+      </w:r>
+      <w:r>
+        <w:rPr>
+          <w:rFonts w:ascii="Preeti" w:hAnsi="Preeti" w:cs="Kokila"/>
+          <w:sz w:val="30"/>
+          <w:szCs w:val="30"/>
+        </w:rPr>
+        <w:t xml:space="preserve">\ </w:t>
+      </w:r>
+      <w:r>
+        <w:rPr>
+          <w:rFonts w:ascii="Preeti" w:hAnsi="Preeti" w:cs="Kokila"/>
+          <w:sz w:val="30"/>
+          <w:szCs w:val="30"/>
+          <w:cs/>
+        </w:rPr>
+        <w:t>।</w:t>
+      </w:r>
+    </w:p>
+    <w:p>
+      <w:pPr>
+        <w:spacing w:after="0" w:line="240" w:lineRule="auto"/>
+        <w:rPr>
+          <w:rFonts w:ascii="Preeti" w:hAnsi="Preeti" w:cs="Kokila"/>
+          <w:sz w:val="30"/>
+          <w:szCs w:val="30"/>
+        </w:rPr>
+      </w:pPr>
+      <w:r>
+        <w:rPr>
+          <w:rFonts w:ascii="Preeti" w:hAnsi="Preeti" w:cs="Kokila"/>
+          <w:sz w:val="30"/>
+          <w:szCs w:val="30"/>
+          <w:cs/>
+        </w:rPr>
+        <w:t>८)</w:t>
+      </w:r>
+      <w:r>
+        <w:rPr>
+          <w:rFonts w:ascii="Preeti" w:hAnsi="Preeti" w:cs="Kokila"/>
+          <w:sz w:val="30"/>
+          <w:szCs w:val="30"/>
+        </w:rPr>
+        <w:t xml:space="preserve"> </w:t>
+      </w:r>
+      <w:r>
+        <w:rPr>
+          <w:rFonts w:ascii="Preeti" w:hAnsi="Preeti" w:cs="Kokila"/>
+          <w:sz w:val="30"/>
+          <w:szCs w:val="30"/>
+          <w:cs/>
+        </w:rPr>
+        <w:t>तपाईलाई मनपर्ने कुनै १</w:t>
+      </w:r>
+      <w:r>
+        <w:rPr>
+          <w:rFonts w:ascii="Preeti" w:hAnsi="Preeti" w:cs="Kokila"/>
+          <w:sz w:val="30"/>
+          <w:szCs w:val="30"/>
+        </w:rPr>
+        <w:t xml:space="preserve"> </w:t>
+      </w:r>
+      <w:r>
+        <w:rPr>
+          <w:rFonts w:ascii="Preeti" w:hAnsi="Preeti" w:cs="Kokila"/>
+          <w:sz w:val="30"/>
+          <w:szCs w:val="30"/>
+          <w:cs/>
+        </w:rPr>
+        <w:t>ओटा लोक</w:t>
+      </w:r>
+      <w:proofErr w:type="spellStart"/>
+      <w:r>
+        <w:rPr>
+          <w:rFonts w:ascii="Preeti" w:hAnsi="Preeti" w:cs="Kokila"/>
+          <w:sz w:val="30"/>
+          <w:szCs w:val="30"/>
+        </w:rPr>
+        <w:t>afhf</w:t>
+      </w:r>
+      <w:proofErr w:type="spellEnd"/>
+      <w:r>
+        <w:rPr>
+          <w:rFonts w:ascii="Preeti" w:hAnsi="Preeti" w:cs="Kokila"/>
+          <w:sz w:val="30"/>
+          <w:szCs w:val="30"/>
+          <w:cs/>
+        </w:rPr>
+        <w:t>को</w:t>
+      </w:r>
+      <w:r>
+        <w:rPr>
+          <w:rFonts w:ascii="Preeti" w:hAnsi="Preeti" w:cs="Kokila"/>
+          <w:sz w:val="30"/>
+          <w:szCs w:val="30"/>
+        </w:rPr>
+        <w:t xml:space="preserve"> </w:t>
+      </w:r>
+      <w:r>
+        <w:rPr>
+          <w:rFonts w:ascii="Preeti" w:hAnsi="Preeti" w:cs="Kokila"/>
+          <w:sz w:val="30"/>
+          <w:szCs w:val="30"/>
+          <w:cs/>
+        </w:rPr>
+        <w:t>चित्र कोर्नुहोस</w:t>
+      </w:r>
+      <w:r>
+        <w:rPr>
+          <w:rFonts w:ascii="Preeti" w:hAnsi="Preeti" w:cs="Kokila"/>
+          <w:sz w:val="30"/>
+          <w:szCs w:val="30"/>
+        </w:rPr>
+        <w:t xml:space="preserve"> </w:t>
+      </w:r>
+      <w:r>
+        <w:rPr>
+          <w:rFonts w:ascii="Preeti" w:hAnsi="Preeti" w:cs="Kokila"/>
+          <w:sz w:val="30"/>
+          <w:szCs w:val="30"/>
+          <w:cs/>
+        </w:rPr>
+        <w:t>।</w:t>
+      </w:r>
+    </w:p>
+    <w:p>
+      <w:pPr>
+        <w:spacing w:after="0" w:line="240" w:lineRule="auto"/>
+        <w:rPr>
+          <w:rFonts w:ascii="Preeti" w:hAnsi="Preeti" w:cs="Kokila"/>
+          <w:sz w:val="30"/>
+          <w:szCs w:val="30"/>
+        </w:rPr>
+      </w:pPr>
+      <w:r>
+        <w:rPr>
+          <w:rFonts w:ascii="Preeti" w:hAnsi="Preeti" w:cs="Kokila"/>
+          <w:sz w:val="30"/>
+          <w:szCs w:val="30"/>
+          <w:cs/>
+        </w:rPr>
+        <w:t>९)</w:t>
+      </w:r>
+      <w:r>
+        <w:rPr>
+          <w:rFonts w:ascii="Preeti" w:hAnsi="Preeti" w:cs="Kokila"/>
+          <w:sz w:val="30"/>
+          <w:szCs w:val="30"/>
+        </w:rPr>
+        <w:t xml:space="preserve"> </w:t>
+      </w:r>
+      <w:r>
+        <w:rPr>
+          <w:rFonts w:ascii="Preeti" w:hAnsi="Preeti" w:cs="Kokila"/>
+          <w:sz w:val="30"/>
+          <w:szCs w:val="30"/>
+          <w:cs/>
+        </w:rPr>
+        <w:t>असल</w:t>
+      </w:r>
+      <w:r>
+        <w:rPr>
+          <w:rFonts w:ascii="Preeti" w:hAnsi="Preeti" w:cs="Kokila"/>
+          <w:sz w:val="30"/>
+          <w:szCs w:val="30"/>
+        </w:rPr>
+        <w:t xml:space="preserve"> </w:t>
+      </w:r>
+      <w:r>
+        <w:rPr>
+          <w:rFonts w:ascii="Preeti" w:hAnsi="Preeti" w:cs="Kokila"/>
+          <w:sz w:val="30"/>
+          <w:szCs w:val="30"/>
+          <w:cs/>
+        </w:rPr>
+        <w:t>समाजमा हुने कुराहरू के-के हुन</w:t>
+      </w:r>
+      <w:r>
+        <w:rPr>
+          <w:rFonts w:ascii="Preeti" w:hAnsi="Preeti" w:cs="Kokila"/>
+          <w:sz w:val="30"/>
+          <w:szCs w:val="30"/>
+        </w:rPr>
+        <w:t>\</w:t>
+      </w:r>
+      <w:r>
+        <w:rPr>
+          <w:rFonts w:ascii="Preeti" w:hAnsi="Preeti" w:cs="Kokila"/>
+          <w:sz w:val="30"/>
+          <w:szCs w:val="30"/>
+          <w:cs/>
+        </w:rPr>
+        <w:t xml:space="preserve"> </w:t>
+      </w:r>
+      <w:r>
+        <w:rPr>
+          <w:rFonts w:ascii="Preeti" w:hAnsi="Preeti" w:cs="Kokila"/>
+          <w:sz w:val="30"/>
+          <w:szCs w:val="30"/>
+        </w:rPr>
+        <w:t>&lt;</w:t>
+      </w:r>
+    </w:p>
+    <w:p>
+      <w:pPr>
+        <w:spacing w:after="0" w:line="240" w:lineRule="auto"/>
+        <w:rPr>
+          <w:rFonts w:ascii="Preeti" w:hAnsi="Preeti" w:cs="Kokila"/>
+          <w:sz w:val="30"/>
+          <w:szCs w:val="30"/>
+        </w:rPr>
+      </w:pPr>
+    </w:p>
+    <w:p>
+      <w:pPr>
+        <w:spacing w:after="0" w:line="240" w:lineRule="auto"/>
+        <w:rPr>
+          <w:rFonts w:ascii="Preeti" w:hAnsi="Preeti" w:cs="Kokila"/>
+          <w:b/>
+          <w:bCs/>
+          <w:sz w:val="30"/>
+          <w:szCs w:val="30"/>
+        </w:rPr>
+      </w:pPr>
+      <w:r>
+        <w:rPr>
+          <w:rFonts w:ascii="Preeti" w:hAnsi="Preeti" w:cs="Kokila"/>
+          <w:b/>
+          <w:bCs/>
+          <w:sz w:val="30"/>
+          <w:szCs w:val="30"/>
+          <w:cs/>
+        </w:rPr>
+        <w:t>तलका प्रश्नहरुको  लामो उत्तर लेख्नुहोस् :</w:t>
+      </w:r>
+      <w:r>
+        <w:rPr>
+          <w:rFonts w:ascii="Preeti" w:hAnsi="Preeti" w:cs="Kokila"/>
+          <w:b/>
+          <w:bCs/>
+          <w:sz w:val="30"/>
+          <w:szCs w:val="30"/>
+          <w:cs/>
+        </w:rPr>
+        <w:tab/>
+      </w:r>
+      <w:r>
+        <w:rPr>
+          <w:rFonts w:ascii="Preeti" w:hAnsi="Preeti" w:cs="Kokila"/>
+          <w:b/>
+          <w:bCs/>
+          <w:sz w:val="30"/>
+          <w:szCs w:val="30"/>
+          <w:cs/>
+        </w:rPr>
+        <w:tab/>
+      </w:r>
+      <w:r>
+        <w:rPr>
+          <w:rFonts w:ascii="Preeti" w:hAnsi="Preeti" w:cs="Kokila"/>
+          <w:b/>
+          <w:bCs/>
+          <w:sz w:val="30"/>
+          <w:szCs w:val="30"/>
+          <w:cs/>
+        </w:rPr>
+        <w:tab/>
+        <w:t>(३×५=१५)</w:t>
+      </w:r>
+    </w:p>
+    <w:p>
+      <w:pPr>
+        <w:spacing w:after="0" w:line="240" w:lineRule="auto"/>
+        <w:rPr>
+          <w:rFonts w:ascii="Preeti" w:hAnsi="Preeti" w:cs="Kokila"/>
+          <w:sz w:val="30"/>
+          <w:szCs w:val="30"/>
+        </w:rPr>
+      </w:pPr>
+      <w:r>
+        <w:rPr>
+          <w:rFonts w:ascii="Preeti" w:hAnsi="Preeti" w:cs="Kokila"/>
+          <w:sz w:val="30"/>
+          <w:szCs w:val="30"/>
+          <w:cs/>
+        </w:rPr>
+        <w:t>१) असल मानिस बन्न</w:t>
+      </w:r>
+      <w:r>
+        <w:rPr>
+          <w:rFonts w:ascii="Preeti" w:hAnsi="Preeti" w:cs="Kokila"/>
+          <w:sz w:val="30"/>
+          <w:szCs w:val="30"/>
+        </w:rPr>
+        <w:t xml:space="preserve"> </w:t>
+      </w:r>
+      <w:r>
+        <w:rPr>
+          <w:rFonts w:ascii="Preeti" w:hAnsi="Preeti" w:cs="Kokila"/>
+          <w:sz w:val="30"/>
+          <w:szCs w:val="30"/>
+          <w:cs/>
+        </w:rPr>
+        <w:t xml:space="preserve">के कम्ता कार्य गर्नुपर्छ </w:t>
+      </w:r>
+      <w:r>
+        <w:rPr>
+          <w:rFonts w:ascii="Preeti" w:hAnsi="Preeti" w:cs="Kokila"/>
+          <w:sz w:val="30"/>
+          <w:szCs w:val="30"/>
+        </w:rPr>
+        <w:t xml:space="preserve">? </w:t>
+      </w:r>
+      <w:r>
+        <w:rPr>
+          <w:rFonts w:ascii="Preeti" w:hAnsi="Preeti" w:cs="Kokila"/>
+          <w:sz w:val="30"/>
+          <w:szCs w:val="30"/>
+          <w:cs/>
+        </w:rPr>
+        <w:t xml:space="preserve">आफ्नो </w:t>
+      </w:r>
+      <w:proofErr w:type="spellStart"/>
+      <w:r>
+        <w:rPr>
+          <w:rFonts w:ascii="Preeti" w:hAnsi="Preeti" w:cs="Kokila"/>
+          <w:sz w:val="30"/>
+          <w:szCs w:val="30"/>
+        </w:rPr>
+        <w:t>lj</w:t>
+      </w:r>
+      <w:proofErr w:type="spellEnd"/>
+      <w:r>
+        <w:rPr>
+          <w:rFonts w:ascii="Preeti" w:hAnsi="Preeti" w:cs="Kokila"/>
+          <w:sz w:val="30"/>
+          <w:szCs w:val="30"/>
+          <w:cs/>
+        </w:rPr>
+        <w:t>चार लेख्नुहोस</w:t>
+      </w:r>
+      <w:r>
+        <w:rPr>
+          <w:rFonts w:ascii="Preeti" w:hAnsi="Preeti" w:cs="Kokila"/>
+          <w:sz w:val="30"/>
+          <w:szCs w:val="30"/>
+        </w:rPr>
+        <w:t>\</w:t>
+      </w:r>
+      <w:r>
+        <w:rPr>
+          <w:rFonts w:ascii="Preeti" w:hAnsi="Preeti" w:cs="Kokila"/>
+          <w:sz w:val="30"/>
+          <w:szCs w:val="30"/>
+          <w:cs/>
+        </w:rPr>
+        <w:t xml:space="preserve"> ।</w:t>
+      </w:r>
+    </w:p>
+    <w:p>
+      <w:pPr>
+        <w:spacing w:after="0" w:line="240" w:lineRule="auto"/>
+        <w:rPr>
+          <w:rFonts w:ascii="Preeti" w:hAnsi="Preeti" w:cs="Kokila"/>
+          <w:sz w:val="30"/>
+          <w:szCs w:val="30"/>
+        </w:rPr>
+      </w:pPr>
+      <w:r>
+        <w:rPr>
+          <w:rFonts w:ascii="Preeti" w:hAnsi="Preeti" w:cs="Kokila"/>
+          <w:sz w:val="30"/>
+          <w:szCs w:val="30"/>
+          <w:cs/>
+        </w:rPr>
+        <w:t>२) नक्सामा तल दिइएका तथ्यहरूलाई कस्तो सङकेत चिन्ह</w:t>
+      </w:r>
+    </w:p>
+    <w:p>
+      <w:pPr>
+        <w:spacing w:after="0" w:line="240" w:lineRule="auto"/>
+        <w:ind w:left="360" w:hanging="90"/>
+        <w:rPr>
+          <w:rFonts w:ascii="Preeti" w:hAnsi="Preeti" w:cs="Kokila"/>
+          <w:sz w:val="30"/>
+          <w:szCs w:val="30"/>
+        </w:rPr>
+      </w:pPr>
+      <w:r>
+        <w:rPr>
+          <w:rFonts w:ascii="Preeti" w:hAnsi="Preeti" w:cs="Kokila"/>
+          <w:sz w:val="30"/>
+          <w:szCs w:val="30"/>
+          <w:cs/>
+        </w:rPr>
+        <w:t>देखाइन्छ</w:t>
+      </w:r>
+      <w:r>
+        <w:rPr>
+          <w:rFonts w:ascii="Preeti" w:hAnsi="Preeti" w:cs="Kokila"/>
+          <w:sz w:val="30"/>
+          <w:szCs w:val="30"/>
+        </w:rPr>
+        <w:t xml:space="preserve"> </w:t>
+      </w:r>
+      <w:r>
+        <w:rPr>
+          <w:rFonts w:ascii="Preeti" w:hAnsi="Preeti" w:cs="Kokila"/>
+          <w:sz w:val="30"/>
+          <w:szCs w:val="30"/>
+        </w:rPr>
+        <w:t>&lt;</w:t>
+      </w:r>
+      <w:r>
+        <w:rPr>
+          <w:rFonts w:ascii="Preeti" w:hAnsi="Preeti" w:cs="Kokila"/>
+          <w:sz w:val="30"/>
+          <w:szCs w:val="30"/>
+          <w:cs/>
+        </w:rPr>
+        <w:t xml:space="preserve"> सङ्केत चिह्न बनाउनुहोस</w:t>
+      </w:r>
+      <w:r>
+        <w:rPr>
+          <w:rFonts w:ascii="Preeti" w:hAnsi="Preeti" w:cs="Kokila"/>
+          <w:sz w:val="30"/>
+          <w:szCs w:val="30"/>
+        </w:rPr>
+        <w:t xml:space="preserve">\ </w:t>
+      </w:r>
+      <w:r>
+        <w:rPr>
+          <w:rFonts w:ascii="Preeti" w:hAnsi="Preeti" w:cs="Kokila"/>
+          <w:sz w:val="30"/>
+          <w:szCs w:val="30"/>
+          <w:cs/>
+        </w:rPr>
+        <w:t>।</w:t>
+      </w:r>
+      <w:r>
+        <w:rPr>
+          <w:rFonts w:ascii="Preeti" w:hAnsi="Preeti" w:cs="Kokila"/>
+          <w:sz w:val="30"/>
+          <w:szCs w:val="30"/>
         </w:rPr>
         <w:t> </w:t>
       </w:r>
@@ -813,699 +4720,142 @@
       <w:pPr>
         <w:spacing w:after="0" w:line="240" w:lineRule="auto"/>
         <w:rPr>
-          <w:rFonts w:ascii="Kokila" w:hAnsi="Kokila" w:cs="Kokila"/>
-          <w:sz w:val="32"/>
-          <w:szCs w:val="32"/>
-        </w:rPr>
-      </w:pPr>
-      <w:r>
-        <w:rPr>
-          <w:rFonts w:ascii="Kokila" w:hAnsi="Kokila" w:cs="Kokila"/>
-          <w:sz w:val="32"/>
-          <w:szCs w:val="32"/>
-          <w:cs/>
-        </w:rPr>
-        <w:t>१) छिमेकीहरूसँग नाता सम्बन्ध कायम गर्दा के फाइदा हुन्छ</w:t>
-      </w:r>
-      <w:r>
-        <w:rPr>
-          <w:rFonts w:ascii="Kokila" w:hAnsi="Kokila" w:cs="Kokila"/>
-          <w:sz w:val="32"/>
-          <w:szCs w:val="32"/>
-        </w:rPr>
-        <w:t>?</w:t>
-      </w:r>
-    </w:p>
-    <w:p>
-      <w:pPr>
-        <w:spacing w:after="0" w:line="240" w:lineRule="auto"/>
-        <w:rPr>
-          <w:rFonts w:ascii="Kokila" w:hAnsi="Kokila" w:cs="Kokila"/>
-          <w:sz w:val="32"/>
-          <w:szCs w:val="32"/>
-        </w:rPr>
-      </w:pPr>
-      <w:r>
-        <w:rPr>
-          <w:rFonts w:ascii="Kokila" w:hAnsi="Kokila" w:cs="Kokila"/>
-          <w:sz w:val="32"/>
-          <w:szCs w:val="32"/>
-          <w:cs/>
-        </w:rPr>
-        <w:t>२)</w:t>
-      </w:r>
-      <w:r>
-        <w:rPr>
-          <w:rFonts w:ascii="Kokila" w:hAnsi="Kokila" w:cs="Kokila"/>
-          <w:sz w:val="32"/>
-          <w:szCs w:val="32"/>
-        </w:rPr>
-        <w:t xml:space="preserve"> </w:t>
-      </w:r>
-      <w:r>
-        <w:rPr>
-          <w:rFonts w:ascii="Kokila" w:hAnsi="Kokila" w:cs="Kokila"/>
-          <w:sz w:val="32"/>
-          <w:szCs w:val="32"/>
-          <w:cs/>
-        </w:rPr>
-        <w:t>होटल व्यव‌शायबाट हुने ३</w:t>
-      </w:r>
-      <w:r>
-        <w:rPr>
-          <w:rFonts w:ascii="Kokila" w:hAnsi="Kokila" w:cs="Kokila"/>
-          <w:sz w:val="32"/>
-          <w:szCs w:val="32"/>
-        </w:rPr>
-        <w:t xml:space="preserve">  </w:t>
-      </w:r>
-      <w:r>
-        <w:rPr>
-          <w:rFonts w:ascii="Kokila" w:hAnsi="Kokila" w:cs="Kokila"/>
-          <w:sz w:val="32"/>
-          <w:szCs w:val="32"/>
-          <w:cs/>
-        </w:rPr>
-        <w:t>फाइदा लेख्नुहोस</w:t>
-      </w:r>
-      <w:r>
-        <w:rPr>
-          <w:rFonts w:ascii="Kokila" w:hAnsi="Kokila" w:cs="Kokila"/>
-          <w:sz w:val="32"/>
-          <w:szCs w:val="32"/>
-        </w:rPr>
-        <w:t>?</w:t>
-      </w:r>
-    </w:p>
-    <w:p>
-      <w:pPr>
-        <w:spacing w:after="0" w:line="240" w:lineRule="auto"/>
-        <w:rPr>
-          <w:rFonts w:ascii="Kokila" w:hAnsi="Kokila" w:cs="Kokila"/>
-          <w:sz w:val="32"/>
-          <w:szCs w:val="32"/>
-        </w:rPr>
-      </w:pPr>
-      <w:r>
-        <w:rPr>
-          <w:rFonts w:ascii="Kokila" w:hAnsi="Kokila" w:cs="Kokila"/>
-          <w:sz w:val="32"/>
-          <w:szCs w:val="32"/>
-          <w:cs/>
-        </w:rPr>
-        <w:t xml:space="preserve">३) हामीले सामाग्रीहरूको किन सुरक्षा गर्नुपर्छ </w:t>
-      </w:r>
-      <w:r>
-        <w:rPr>
-          <w:rFonts w:ascii="Kokila" w:hAnsi="Kokila" w:cs="Kokila"/>
-          <w:sz w:val="32"/>
-          <w:szCs w:val="32"/>
-        </w:rPr>
-        <w:t xml:space="preserve">? </w:t>
-      </w:r>
-      <w:r>
-        <w:rPr>
-          <w:rFonts w:ascii="Kokila" w:hAnsi="Kokila" w:cs="Kokila"/>
-          <w:sz w:val="32"/>
-          <w:szCs w:val="32"/>
-          <w:cs/>
-        </w:rPr>
-        <w:t>दुई वटा लेख्नुहोस</w:t>
-      </w:r>
-      <w:r>
-        <w:rPr>
-          <w:rFonts w:ascii="Kokila" w:hAnsi="Kokila" w:cs="Kokila"/>
-          <w:sz w:val="32"/>
-          <w:szCs w:val="32"/>
-        </w:rPr>
-        <w:t>?</w:t>
-      </w:r>
-    </w:p>
-    <w:p>
-      <w:pPr>
-        <w:spacing w:after="0" w:line="240" w:lineRule="auto"/>
-        <w:rPr>
-          <w:rFonts w:ascii="Kokila" w:hAnsi="Kokila" w:cs="Kokila"/>
-          <w:sz w:val="32"/>
-          <w:szCs w:val="32"/>
-        </w:rPr>
-      </w:pPr>
-      <w:r>
-        <w:rPr>
-          <w:rFonts w:ascii="Kokila" w:hAnsi="Kokila" w:cs="Kokila"/>
-          <w:sz w:val="32"/>
-          <w:szCs w:val="32"/>
-          <w:cs/>
-        </w:rPr>
-        <w:t>४)</w:t>
-      </w:r>
-      <w:r>
-        <w:rPr>
-          <w:rFonts w:ascii="Kokila" w:hAnsi="Kokila" w:cs="Kokila"/>
-          <w:sz w:val="32"/>
-          <w:szCs w:val="32"/>
-        </w:rPr>
-        <w:t xml:space="preserve"> </w:t>
-      </w:r>
-      <w:r>
-        <w:rPr>
-          <w:rFonts w:ascii="Kokila" w:hAnsi="Kokila" w:cs="Kokila"/>
-          <w:sz w:val="32"/>
-          <w:szCs w:val="32"/>
-          <w:cs/>
-        </w:rPr>
-        <w:t>तपाई मान्यजनको सम्मान कसरी गर्नुहुन्छ</w:t>
-      </w:r>
-      <w:r>
-        <w:rPr>
-          <w:rFonts w:ascii="Kokila" w:hAnsi="Kokila" w:cs="Kokila"/>
-          <w:sz w:val="32"/>
-          <w:szCs w:val="32"/>
-        </w:rPr>
-        <w:t xml:space="preserve">?  </w:t>
-      </w:r>
-      <w:r>
-        <w:rPr>
-          <w:rFonts w:ascii="Kokila" w:hAnsi="Kokila" w:cs="Kokila"/>
-          <w:sz w:val="32"/>
-          <w:szCs w:val="32"/>
-          <w:cs/>
-        </w:rPr>
-        <w:t>बुदाँगत रुपमा लेख्नुहोस ।</w:t>
-      </w:r>
-    </w:p>
-    <w:p>
-      <w:pPr>
-        <w:spacing w:after="0" w:line="240" w:lineRule="auto"/>
-        <w:rPr>
-          <w:rFonts w:ascii="Kokila" w:hAnsi="Kokila" w:cs="Kokila"/>
-          <w:sz w:val="32"/>
-          <w:szCs w:val="32"/>
-        </w:rPr>
-      </w:pPr>
-      <w:r>
-        <w:rPr>
-          <w:rFonts w:ascii="Kokila" w:hAnsi="Kokila" w:cs="Kokila"/>
-          <w:sz w:val="32"/>
-          <w:szCs w:val="32"/>
-          <w:cs/>
-        </w:rPr>
-        <w:t>५)</w:t>
-      </w:r>
-      <w:r>
-        <w:rPr>
-          <w:rFonts w:ascii="Kokila" w:hAnsi="Kokila" w:cs="Kokila"/>
-          <w:sz w:val="32"/>
-          <w:szCs w:val="32"/>
-        </w:rPr>
-        <w:t xml:space="preserve"> </w:t>
-      </w:r>
-      <w:r>
-        <w:rPr>
-          <w:rFonts w:ascii="Kokila" w:hAnsi="Kokila" w:cs="Kokila"/>
-          <w:sz w:val="32"/>
-          <w:szCs w:val="32"/>
-          <w:cs/>
-        </w:rPr>
-        <w:t>तपाईको पढाईमा लाग्ने खर्च कस्ले जुटाउनुहुन्छ</w:t>
-      </w:r>
-      <w:r>
-        <w:rPr>
-          <w:rFonts w:ascii="Kokila" w:hAnsi="Kokila" w:cs="Kokila"/>
-          <w:sz w:val="32"/>
-          <w:szCs w:val="32"/>
-        </w:rPr>
-        <w:t>?</w:t>
-      </w:r>
-      <w:r>
-        <w:rPr>
-          <w:rFonts w:ascii="Kokila" w:hAnsi="Kokila" w:cs="Kokila"/>
-          <w:sz w:val="32"/>
-          <w:szCs w:val="32"/>
-          <w:cs/>
-        </w:rPr>
-        <w:t xml:space="preserve">उहाँले कसरी खर्च जुटाउनु हुन्छ </w:t>
-      </w:r>
-      <w:r>
-        <w:rPr>
-          <w:rFonts w:ascii="Kokila" w:hAnsi="Kokila" w:cs="Kokila"/>
-          <w:sz w:val="32"/>
-          <w:szCs w:val="32"/>
-        </w:rPr>
-        <w:t>?</w:t>
-      </w:r>
-    </w:p>
-    <w:p>
-      <w:pPr>
-        <w:spacing w:after="0" w:line="240" w:lineRule="auto"/>
-        <w:rPr>
-          <w:rFonts w:ascii="Kokila" w:hAnsi="Kokila" w:cs="Kokila"/>
-          <w:sz w:val="32"/>
-          <w:szCs w:val="32"/>
-        </w:rPr>
-      </w:pPr>
-      <w:r>
-        <w:rPr>
-          <w:rFonts w:ascii="Kokila" w:hAnsi="Kokila" w:cs="Kokila"/>
-          <w:sz w:val="32"/>
-          <w:szCs w:val="32"/>
-          <w:cs/>
-        </w:rPr>
-        <w:t>६) तपाईको असल व्यवहारको सूची बनाउनु‌होस</w:t>
-      </w:r>
-      <w:r>
-        <w:rPr>
-          <w:rFonts w:ascii="Kokila" w:hAnsi="Kokila" w:cs="Kokila"/>
-          <w:sz w:val="32"/>
-          <w:szCs w:val="32"/>
-        </w:rPr>
-        <w:t>?</w:t>
-      </w:r>
-    </w:p>
-    <w:p>
-      <w:pPr>
-        <w:spacing w:after="0" w:line="240" w:lineRule="auto"/>
-        <w:rPr>
-          <w:rFonts w:ascii="Kokila" w:hAnsi="Kokila" w:cs="Kokila"/>
-          <w:sz w:val="32"/>
-          <w:szCs w:val="32"/>
-        </w:rPr>
-      </w:pPr>
-      <w:r>
-        <w:rPr>
-          <w:rFonts w:ascii="Kokila" w:hAnsi="Kokila" w:cs="Kokila"/>
-          <w:sz w:val="32"/>
-          <w:szCs w:val="32"/>
-          <w:cs/>
-        </w:rPr>
-        <w:t>७)</w:t>
-      </w:r>
-      <w:r>
-        <w:rPr>
-          <w:rFonts w:ascii="Kokila" w:hAnsi="Kokila" w:cs="Kokila"/>
-          <w:sz w:val="32"/>
-          <w:szCs w:val="32"/>
-        </w:rPr>
-        <w:t xml:space="preserve"> </w:t>
-      </w:r>
-      <w:r>
-        <w:rPr>
-          <w:rFonts w:ascii="Kokila" w:hAnsi="Kokila" w:cs="Kokila"/>
-          <w:sz w:val="32"/>
-          <w:szCs w:val="32"/>
-          <w:cs/>
-        </w:rPr>
-        <w:t>अंशुवर्माले गरेका कार्यहरू लेख्नुहोस</w:t>
-      </w:r>
-      <w:r>
-        <w:rPr>
-          <w:rFonts w:ascii="Kokila" w:hAnsi="Kokila" w:cs="Kokila"/>
-          <w:sz w:val="32"/>
-          <w:szCs w:val="32"/>
-        </w:rPr>
-        <w:t>?</w:t>
-      </w:r>
-    </w:p>
-    <w:p>
-      <w:pPr>
-        <w:spacing w:after="0" w:line="240" w:lineRule="auto"/>
-        <w:rPr>
-          <w:rFonts w:ascii="Kokila" w:hAnsi="Kokila" w:cs="Kokila"/>
-          <w:sz w:val="32"/>
-          <w:szCs w:val="32"/>
-        </w:rPr>
-      </w:pPr>
-      <w:r>
-        <w:rPr>
-          <w:rFonts w:ascii="Kokila" w:hAnsi="Kokila" w:cs="Kokila"/>
-          <w:sz w:val="32"/>
-          <w:szCs w:val="32"/>
-          <w:cs/>
-        </w:rPr>
-        <w:t>८)</w:t>
-      </w:r>
-      <w:r>
-        <w:rPr>
-          <w:rFonts w:ascii="Kokila" w:hAnsi="Kokila" w:cs="Kokila"/>
-          <w:sz w:val="32"/>
-          <w:szCs w:val="32"/>
-        </w:rPr>
-        <w:t xml:space="preserve"> </w:t>
-      </w:r>
-      <w:r>
-        <w:rPr>
-          <w:rFonts w:ascii="Kokila" w:hAnsi="Kokila" w:cs="Kokila"/>
-          <w:sz w:val="32"/>
-          <w:szCs w:val="32"/>
-          <w:cs/>
-        </w:rPr>
-        <w:t>तपाईलाई मनपर्ने कुनै १</w:t>
-      </w:r>
-      <w:r>
-        <w:rPr>
-          <w:rFonts w:ascii="Kokila" w:hAnsi="Kokila" w:cs="Kokila"/>
-          <w:sz w:val="32"/>
-          <w:szCs w:val="32"/>
-        </w:rPr>
-        <w:t xml:space="preserve">  </w:t>
-      </w:r>
-      <w:r>
-        <w:rPr>
-          <w:rFonts w:ascii="Kokila" w:hAnsi="Kokila" w:cs="Kokila"/>
-          <w:sz w:val="32"/>
-          <w:szCs w:val="32"/>
-          <w:cs/>
-        </w:rPr>
-        <w:t>ओटा लोकाचारको</w:t>
-      </w:r>
-      <w:r>
-        <w:rPr>
-          <w:rFonts w:ascii="Kokila" w:hAnsi="Kokila" w:cs="Kokila"/>
-          <w:sz w:val="32"/>
-          <w:szCs w:val="32"/>
-        </w:rPr>
-        <w:t xml:space="preserve">  </w:t>
-      </w:r>
-      <w:r>
-        <w:rPr>
-          <w:rFonts w:ascii="Kokila" w:hAnsi="Kokila" w:cs="Kokila"/>
-          <w:sz w:val="32"/>
-          <w:szCs w:val="32"/>
-          <w:cs/>
-        </w:rPr>
-        <w:t>चित्र कोर्नुहोस।</w:t>
-      </w:r>
-    </w:p>
-    <w:p>
-      <w:pPr>
-        <w:spacing w:after="0" w:line="240" w:lineRule="auto"/>
-        <w:rPr>
-          <w:rFonts w:ascii="Kokila" w:hAnsi="Kokila" w:cs="Kokila"/>
-          <w:sz w:val="32"/>
-          <w:szCs w:val="32"/>
-        </w:rPr>
-      </w:pPr>
-      <w:r>
-        <w:rPr>
-          <w:rFonts w:ascii="Kokila" w:hAnsi="Kokila" w:cs="Kokila"/>
-          <w:sz w:val="32"/>
-          <w:szCs w:val="32"/>
-          <w:cs/>
-        </w:rPr>
-        <w:t>९)</w:t>
-      </w:r>
-      <w:r>
-        <w:rPr>
-          <w:rFonts w:ascii="Kokila" w:hAnsi="Kokila" w:cs="Kokila"/>
-          <w:sz w:val="32"/>
-          <w:szCs w:val="32"/>
-        </w:rPr>
-        <w:t xml:space="preserve"> </w:t>
-      </w:r>
-      <w:r>
-        <w:rPr>
-          <w:rFonts w:ascii="Kokila" w:hAnsi="Kokila" w:cs="Kokila"/>
-          <w:sz w:val="32"/>
-          <w:szCs w:val="32"/>
-          <w:cs/>
-        </w:rPr>
-        <w:t xml:space="preserve">असलसमाजमा हुने कुराहरू के-के हुन </w:t>
-      </w:r>
-      <w:r>
-        <w:rPr>
-          <w:rFonts w:ascii="Kokila" w:hAnsi="Kokila" w:cs="Kokila"/>
-          <w:sz w:val="32"/>
-          <w:szCs w:val="32"/>
-        </w:rPr>
-        <w:t>?</w:t>
-      </w:r>
-    </w:p>
-    <w:p>
-      <w:pPr>
-        <w:spacing w:after="0" w:line="240" w:lineRule="auto"/>
-        <w:rPr>
-          <w:rFonts w:ascii="Kokila" w:hAnsi="Kokila" w:cs="Kokila"/>
-          <w:sz w:val="32"/>
-          <w:szCs w:val="32"/>
-        </w:rPr>
-      </w:pPr>
-    </w:p>
-    <w:p>
-      <w:pPr>
-        <w:spacing w:after="0" w:line="240" w:lineRule="auto"/>
-        <w:rPr>
-          <w:rFonts w:ascii="Kokila" w:hAnsi="Kokila" w:cs="Kokila"/>
-          <w:b/>
-          <w:bCs/>
-          <w:sz w:val="32"/>
-          <w:szCs w:val="32"/>
-        </w:rPr>
-      </w:pPr>
-      <w:r>
-        <w:rPr>
-          <w:rFonts w:ascii="Kokila" w:hAnsi="Kokila" w:cs="Kokila"/>
-          <w:b/>
-          <w:bCs/>
-          <w:sz w:val="32"/>
-          <w:szCs w:val="32"/>
-          <w:cs/>
-        </w:rPr>
-        <w:t>लामो प्रश्नको उत्तर दिनुहोस</w:t>
-      </w:r>
-      <w:r>
-        <w:rPr>
-          <w:rFonts w:ascii="Kokila" w:hAnsi="Kokila" w:cs="Kokila"/>
-          <w:b/>
-          <w:bCs/>
-          <w:sz w:val="32"/>
-          <w:szCs w:val="32"/>
-        </w:rPr>
-        <w:t> </w:t>
-      </w:r>
-    </w:p>
-    <w:p>
-      <w:pPr>
-        <w:spacing w:after="0" w:line="240" w:lineRule="auto"/>
-        <w:rPr>
-          <w:rFonts w:ascii="Kokila" w:hAnsi="Kokila" w:cs="Kokila"/>
-          <w:sz w:val="32"/>
-          <w:szCs w:val="32"/>
-        </w:rPr>
-      </w:pPr>
-      <w:r>
-        <w:rPr>
-          <w:rFonts w:ascii="Kokila" w:hAnsi="Kokila" w:cs="Kokila"/>
-          <w:sz w:val="32"/>
-          <w:szCs w:val="32"/>
-          <w:cs/>
-        </w:rPr>
-        <w:t xml:space="preserve">१) असल मानिस बन्न् के कम्ता कार्य गर्नुपर्छ </w:t>
-      </w:r>
-      <w:r>
-        <w:rPr>
-          <w:rFonts w:ascii="Kokila" w:hAnsi="Kokila" w:cs="Kokila"/>
-          <w:sz w:val="32"/>
-          <w:szCs w:val="32"/>
-        </w:rPr>
-        <w:t xml:space="preserve">? </w:t>
-      </w:r>
-      <w:r>
-        <w:rPr>
-          <w:rFonts w:ascii="Kokila" w:hAnsi="Kokila" w:cs="Kokila"/>
-          <w:sz w:val="32"/>
-          <w:szCs w:val="32"/>
-          <w:cs/>
-        </w:rPr>
-        <w:t>आफ्नो बिचार लेख्नुहोस ।</w:t>
-      </w:r>
-    </w:p>
-    <w:p>
-      <w:pPr>
-        <w:spacing w:after="0" w:line="240" w:lineRule="auto"/>
-        <w:rPr>
-          <w:rFonts w:ascii="Kokila" w:hAnsi="Kokila" w:cs="Kokila"/>
-          <w:sz w:val="32"/>
-          <w:szCs w:val="32"/>
-        </w:rPr>
-      </w:pPr>
-      <w:r>
-        <w:rPr>
-          <w:rFonts w:ascii="Kokila" w:hAnsi="Kokila" w:cs="Kokila"/>
-          <w:sz w:val="32"/>
-          <w:szCs w:val="32"/>
-          <w:cs/>
-        </w:rPr>
-        <w:t>२) नक्सामा तल दिइएका तथ्यहरूलाई कस्तो सङकेत चिन्ह</w:t>
-      </w:r>
-    </w:p>
-    <w:p>
-      <w:pPr>
-        <w:spacing w:after="0" w:line="240" w:lineRule="auto"/>
-        <w:ind w:left="360" w:hanging="90"/>
-        <w:rPr>
-          <w:rFonts w:ascii="Kokila" w:hAnsi="Kokila" w:cs="Kokila"/>
-          <w:sz w:val="32"/>
-          <w:szCs w:val="32"/>
-        </w:rPr>
-      </w:pPr>
-      <w:r>
-        <w:rPr>
-          <w:rFonts w:ascii="Kokila" w:hAnsi="Kokila" w:cs="Kokila"/>
-          <w:sz w:val="32"/>
-          <w:szCs w:val="32"/>
-          <w:cs/>
-        </w:rPr>
-        <w:t>देखाइन्छ। सङ्केत चिह्न बनाउनुहोस।</w:t>
-      </w:r>
-      <w:r>
-        <w:rPr>
-          <w:rFonts w:ascii="Kokila" w:hAnsi="Kokila" w:cs="Kokila"/>
-          <w:sz w:val="32"/>
-          <w:szCs w:val="32"/>
-        </w:rPr>
-        <w:t> </w:t>
-      </w:r>
-    </w:p>
-    <w:p>
-      <w:pPr>
-        <w:spacing w:after="0" w:line="240" w:lineRule="auto"/>
-        <w:rPr>
-          <w:rFonts w:ascii="Kokila" w:hAnsi="Kokila" w:cs="Kokila"/>
-          <w:sz w:val="32"/>
-          <w:szCs w:val="32"/>
-        </w:rPr>
-      </w:pPr>
-      <w:r>
-        <w:rPr>
-          <w:rFonts w:ascii="Kokila" w:hAnsi="Kokila" w:cs="Kokila"/>
-          <w:sz w:val="32"/>
-          <w:szCs w:val="32"/>
+          <w:rFonts w:ascii="Preeti" w:hAnsi="Preeti" w:cs="Kokila"/>
+          <w:sz w:val="30"/>
+          <w:szCs w:val="30"/>
+        </w:rPr>
+      </w:pPr>
+      <w:r>
+        <w:rPr>
+          <w:rFonts w:ascii="Preeti" w:hAnsi="Preeti" w:cs="Kokila"/>
+          <w:sz w:val="30"/>
+          <w:szCs w:val="30"/>
           <w:cs/>
         </w:rPr>
         <w:t>क) ताल</w:t>
       </w:r>
       <w:r>
         <w:rPr>
-          <w:rFonts w:ascii="Kokila" w:hAnsi="Kokila" w:cs="Kokila"/>
-          <w:sz w:val="32"/>
-          <w:szCs w:val="32"/>
+          <w:rFonts w:ascii="Preeti" w:hAnsi="Preeti" w:cs="Kokila"/>
+          <w:sz w:val="30"/>
+          <w:szCs w:val="30"/>
         </w:rPr>
         <w:tab/>
       </w:r>
       <w:r>
         <w:rPr>
-          <w:rFonts w:ascii="Kokila" w:hAnsi="Kokila" w:cs="Kokila"/>
-          <w:sz w:val="32"/>
-          <w:szCs w:val="32"/>
+          <w:rFonts w:ascii="Preeti" w:hAnsi="Preeti" w:cs="Kokila"/>
+          <w:sz w:val="30"/>
+          <w:szCs w:val="30"/>
         </w:rPr>
         <w:tab/>
       </w:r>
       <w:r>
         <w:rPr>
-          <w:rFonts w:ascii="Kokila" w:hAnsi="Kokila" w:cs="Kokila"/>
-          <w:sz w:val="32"/>
-          <w:szCs w:val="32"/>
+          <w:rFonts w:ascii="Preeti" w:hAnsi="Preeti" w:cs="Kokila"/>
+          <w:sz w:val="30"/>
+          <w:szCs w:val="30"/>
           <w:cs/>
         </w:rPr>
         <w:t>ख)</w:t>
       </w:r>
       <w:r>
         <w:rPr>
-          <w:rFonts w:ascii="Kokila" w:hAnsi="Kokila" w:cs="Kokila"/>
-          <w:sz w:val="32"/>
-          <w:szCs w:val="32"/>
-        </w:rPr>
-        <w:t xml:space="preserve"> </w:t>
-      </w:r>
-      <w:r>
-        <w:rPr>
-          <w:rFonts w:ascii="Kokila" w:hAnsi="Kokila" w:cs="Kokila"/>
-          <w:sz w:val="32"/>
-          <w:szCs w:val="32"/>
+          <w:rFonts w:ascii="Preeti" w:hAnsi="Preeti" w:cs="Kokila"/>
+          <w:sz w:val="30"/>
+          <w:szCs w:val="30"/>
+        </w:rPr>
+        <w:t xml:space="preserve"> </w:t>
+      </w:r>
+      <w:r>
+        <w:rPr>
+          <w:rFonts w:ascii="Preeti" w:hAnsi="Preeti" w:cs="Kokila"/>
+          <w:sz w:val="30"/>
+          <w:szCs w:val="30"/>
           <w:cs/>
         </w:rPr>
         <w:t>अस्पताल</w:t>
       </w:r>
       <w:r>
         <w:rPr>
-          <w:rFonts w:ascii="Kokila" w:hAnsi="Kokila" w:cs="Kokila"/>
-          <w:sz w:val="32"/>
-          <w:szCs w:val="32"/>
+          <w:rFonts w:ascii="Preeti" w:hAnsi="Preeti" w:cs="Kokila"/>
+          <w:sz w:val="30"/>
+          <w:szCs w:val="30"/>
         </w:rPr>
         <w:tab/>
       </w:r>
       <w:r>
         <w:rPr>
-          <w:rFonts w:ascii="Kokila" w:hAnsi="Kokila" w:cs="Kokila"/>
-          <w:sz w:val="32"/>
-          <w:szCs w:val="32"/>
+          <w:rFonts w:ascii="Preeti" w:hAnsi="Preeti" w:cs="Kokila"/>
+          <w:sz w:val="30"/>
+          <w:szCs w:val="30"/>
         </w:rPr>
         <w:tab/>
       </w:r>
       <w:r>
         <w:rPr>
-          <w:rFonts w:ascii="Kokila" w:hAnsi="Kokila" w:cs="Kokila"/>
-          <w:sz w:val="32"/>
-          <w:szCs w:val="32"/>
+          <w:rFonts w:ascii="Preeti" w:hAnsi="Preeti" w:cs="Kokila"/>
+          <w:sz w:val="30"/>
+          <w:szCs w:val="30"/>
           <w:cs/>
         </w:rPr>
         <w:t>ग)</w:t>
       </w:r>
       <w:r>
         <w:rPr>
-          <w:rFonts w:ascii="Kokila" w:hAnsi="Kokila" w:cs="Kokila"/>
-          <w:sz w:val="32"/>
-          <w:szCs w:val="32"/>
-        </w:rPr>
-        <w:t xml:space="preserve"> </w:t>
-      </w:r>
-      <w:r>
-        <w:rPr>
-          <w:rFonts w:ascii="Kokila" w:hAnsi="Kokila" w:cs="Kokila"/>
-          <w:sz w:val="32"/>
-          <w:szCs w:val="32"/>
-          <w:cs/>
-        </w:rPr>
-        <w:t>विधालय</w:t>
-      </w:r>
-      <w:r>
-        <w:rPr>
-          <w:rFonts w:ascii="Kokila" w:hAnsi="Kokila" w:cs="Kokila"/>
-          <w:sz w:val="32"/>
-          <w:szCs w:val="32"/>
+          <w:rFonts w:ascii="Preeti" w:hAnsi="Preeti" w:cs="Kokila"/>
+          <w:sz w:val="30"/>
+          <w:szCs w:val="30"/>
+        </w:rPr>
+        <w:t xml:space="preserve"> </w:t>
+      </w:r>
+      <w:r>
+        <w:rPr>
+          <w:rFonts w:ascii="Preeti" w:hAnsi="Preeti" w:cs="Kokila" w:hint="cs"/>
+          <w:sz w:val="30"/>
+          <w:szCs w:val="30"/>
+          <w:cs/>
+        </w:rPr>
+        <w:t>विद्यालय</w:t>
+      </w:r>
+      <w:r>
+        <w:rPr>
+          <w:rFonts w:ascii="Preeti" w:hAnsi="Preeti" w:cs="Kokila"/>
+          <w:sz w:val="30"/>
+          <w:szCs w:val="30"/>
         </w:rPr>
         <w:tab/>
       </w:r>
       <w:r>
         <w:rPr>
-          <w:rFonts w:ascii="Kokila" w:hAnsi="Kokila" w:cs="Kokila"/>
-          <w:sz w:val="32"/>
-          <w:szCs w:val="32"/>
+          <w:rFonts w:ascii="Preeti" w:hAnsi="Preeti" w:cs="Kokila"/>
+          <w:sz w:val="30"/>
+          <w:szCs w:val="30"/>
         </w:rPr>
         <w:tab/>
       </w:r>
       <w:r>
         <w:rPr>
-          <w:rFonts w:ascii="Kokila" w:hAnsi="Kokila" w:cs="Kokila"/>
-          <w:sz w:val="32"/>
-          <w:szCs w:val="32"/>
+          <w:rFonts w:ascii="Preeti" w:hAnsi="Preeti" w:cs="Kokila"/>
+          <w:sz w:val="30"/>
+          <w:szCs w:val="30"/>
           <w:cs/>
         </w:rPr>
         <w:t>घ)</w:t>
       </w:r>
       <w:r>
         <w:rPr>
-          <w:rFonts w:ascii="Kokila" w:hAnsi="Kokila" w:cs="Kokila"/>
-          <w:sz w:val="32"/>
-          <w:szCs w:val="32"/>
-        </w:rPr>
-        <w:t xml:space="preserve"> </w:t>
-      </w:r>
-      <w:r>
-        <w:rPr>
-          <w:rFonts w:ascii="Kokila" w:hAnsi="Kokila" w:cs="Kokila"/>
-          <w:sz w:val="32"/>
-          <w:szCs w:val="32"/>
+          <w:rFonts w:ascii="Preeti" w:hAnsi="Preeti" w:cs="Kokila"/>
+          <w:sz w:val="30"/>
+          <w:szCs w:val="30"/>
+        </w:rPr>
+        <w:t xml:space="preserve"> </w:t>
+      </w:r>
+      <w:r>
+        <w:rPr>
+          <w:rFonts w:ascii="Preeti" w:hAnsi="Preeti" w:cs="Kokila"/>
+          <w:sz w:val="30"/>
+          <w:szCs w:val="30"/>
           <w:cs/>
         </w:rPr>
         <w:t>सडक</w:t>
@@ -1515,95 +4865,153 @@
       <w:pPr>
         <w:spacing w:after="0" w:line="240" w:lineRule="auto"/>
         <w:rPr>
-          <w:rFonts w:ascii="Kokila" w:hAnsi="Kokila" w:cs="Kokila"/>
-          <w:sz w:val="34"/>
-          <w:szCs w:val="34"/>
-        </w:rPr>
-      </w:pPr>
-      <w:r>
-        <w:rPr>
-          <w:rFonts w:ascii="Kokila" w:hAnsi="Kokila" w:cs="Kokila"/>
-          <w:sz w:val="32"/>
-          <w:szCs w:val="32"/>
+          <w:rFonts w:ascii="Preeti" w:hAnsi="Preeti" w:cs="Kokila"/>
+          <w:sz w:val="30"/>
+          <w:szCs w:val="30"/>
+        </w:rPr>
+      </w:pPr>
+      <w:r>
+        <w:rPr>
+          <w:rFonts w:ascii="Preeti" w:hAnsi="Preeti" w:cs="Kokila"/>
+          <w:sz w:val="30"/>
+          <w:szCs w:val="30"/>
           <w:cs/>
         </w:rPr>
         <w:t>३)</w:t>
       </w:r>
       <w:r>
         <w:rPr>
-          <w:rFonts w:ascii="Kokila" w:hAnsi="Kokila" w:cs="Kokila"/>
-          <w:sz w:val="32"/>
-          <w:szCs w:val="32"/>
-        </w:rPr>
-        <w:t xml:space="preserve"> </w:t>
-      </w:r>
-      <w:r>
-        <w:rPr>
-          <w:rFonts w:ascii="Kokila" w:hAnsi="Kokila" w:cs="Kokila"/>
-          <w:sz w:val="32"/>
-          <w:szCs w:val="32"/>
-          <w:cs/>
-        </w:rPr>
-        <w:t>नेपाललाई किन</w:t>
-      </w:r>
-      <w:r>
-        <w:rPr>
-          <w:rFonts w:ascii="Kokila" w:hAnsi="Kokila" w:cs="Kokila"/>
-          <w:sz w:val="32"/>
-          <w:szCs w:val="32"/>
-        </w:rPr>
-        <w:t xml:space="preserve"> ‘</w:t>
-      </w:r>
-      <w:r>
-        <w:rPr>
-          <w:rFonts w:ascii="Kokila" w:hAnsi="Kokila" w:cs="Kokila"/>
-          <w:sz w:val="32"/>
-          <w:szCs w:val="32"/>
-          <w:cs/>
-        </w:rPr>
-        <w:t>साझा फूलबारी</w:t>
-      </w:r>
-      <w:r>
-        <w:rPr>
-          <w:rFonts w:ascii="Kokila" w:hAnsi="Kokila" w:cs="Kokila"/>
-          <w:sz w:val="32"/>
-          <w:szCs w:val="32"/>
-        </w:rPr>
-        <w:t>ʼ</w:t>
-      </w:r>
-      <w:r>
-        <w:rPr>
-          <w:rFonts w:ascii="Kokila" w:hAnsi="Kokila" w:cs="Kokila"/>
-          <w:sz w:val="32"/>
-          <w:szCs w:val="32"/>
-        </w:rPr>
-        <w:t xml:space="preserve"> </w:t>
-      </w:r>
-      <w:r>
-        <w:rPr>
-          <w:rFonts w:ascii="Kokila" w:hAnsi="Kokila" w:cs="Kokila"/>
-          <w:sz w:val="32"/>
-          <w:szCs w:val="32"/>
-          <w:cs/>
-        </w:rPr>
-        <w:t>भनिन्छ प्रस्ट</w:t>
-      </w:r>
-      <w:r>
-        <w:rPr>
-          <w:rFonts w:ascii="Kokila" w:hAnsi="Kokila" w:cs="Kokila"/>
-          <w:sz w:val="32"/>
-          <w:szCs w:val="32"/>
-        </w:rPr>
-        <w:t xml:space="preserve">  </w:t>
-      </w:r>
-      <w:r>
-        <w:rPr>
-          <w:rFonts w:ascii="Kokila" w:hAnsi="Kokila" w:cs="Kokila"/>
-          <w:sz w:val="32"/>
-          <w:szCs w:val="32"/>
-          <w:cs/>
-        </w:rPr>
-        <w:t>पार्नुहोस।</w:t>
+          <w:rFonts w:ascii="Preeti" w:hAnsi="Preeti" w:cs="Kokila"/>
+          <w:sz w:val="30"/>
+          <w:szCs w:val="30"/>
+        </w:rPr>
+        <w:t xml:space="preserve"> </w:t>
+      </w:r>
+      <w:proofErr w:type="spellStart"/>
+      <w:r>
+        <w:rPr>
+          <w:rFonts w:ascii="Preeti" w:hAnsi="Preeti" w:cs="Kokila"/>
+          <w:sz w:val="30"/>
+          <w:szCs w:val="30"/>
+        </w:rPr>
+        <w:t>afn</w:t>
+      </w:r>
+      <w:proofErr w:type="spellEnd"/>
+      <w:r>
+        <w:rPr>
+          <w:rFonts w:ascii="Preeti" w:hAnsi="Preeti" w:cs="Kokila"/>
+          <w:sz w:val="30"/>
+          <w:szCs w:val="30"/>
+        </w:rPr>
+        <w:t xml:space="preserve"> </w:t>
+      </w:r>
+      <w:proofErr w:type="spellStart"/>
+      <w:r>
+        <w:rPr>
+          <w:rFonts w:ascii="Preeti" w:hAnsi="Preeti" w:cs="Kokila"/>
+          <w:sz w:val="30"/>
+          <w:szCs w:val="30"/>
+        </w:rPr>
+        <w:t>clwsf</w:t>
+      </w:r>
+      <w:proofErr w:type="spellEnd"/>
+      <w:r>
+        <w:rPr>
+          <w:rFonts w:ascii="Preeti" w:hAnsi="Preeti" w:cs="Kokila"/>
+          <w:sz w:val="30"/>
+          <w:szCs w:val="30"/>
+        </w:rPr>
+        <w:t>/</w:t>
+      </w:r>
+      <w:proofErr w:type="spellStart"/>
+      <w:r>
+        <w:rPr>
+          <w:rFonts w:ascii="Preeti" w:hAnsi="Preeti" w:cs="Kokila"/>
+          <w:sz w:val="30"/>
+          <w:szCs w:val="30"/>
+        </w:rPr>
+        <w:t>x¿sf</w:t>
+      </w:r>
+      <w:proofErr w:type="spellEnd"/>
+      <w:r>
+        <w:rPr>
+          <w:rFonts w:ascii="Preeti" w:hAnsi="Preeti" w:cs="Kokila"/>
+          <w:sz w:val="30"/>
+          <w:szCs w:val="30"/>
+        </w:rPr>
+        <w:t>] ;"</w:t>
+      </w:r>
+      <w:proofErr w:type="spellStart"/>
+      <w:r>
+        <w:rPr>
+          <w:rFonts w:ascii="Preeti" w:hAnsi="Preeti" w:cs="Kokila"/>
+          <w:sz w:val="30"/>
+          <w:szCs w:val="30"/>
+        </w:rPr>
+        <w:t>rL</w:t>
+      </w:r>
+      <w:proofErr w:type="spellEnd"/>
+      <w:r>
+        <w:rPr>
+          <w:rFonts w:ascii="Preeti" w:hAnsi="Preeti" w:cs="Kokila"/>
+          <w:sz w:val="30"/>
+          <w:szCs w:val="30"/>
+        </w:rPr>
+        <w:t xml:space="preserve"> </w:t>
+      </w:r>
+      <w:proofErr w:type="spellStart"/>
+      <w:r>
+        <w:rPr>
+          <w:rFonts w:ascii="Preeti" w:hAnsi="Preeti" w:cs="Kokila"/>
+          <w:sz w:val="30"/>
+          <w:szCs w:val="30"/>
+        </w:rPr>
+        <w:t>tof</w:t>
+      </w:r>
+      <w:proofErr w:type="spellEnd"/>
+      <w:r>
+        <w:rPr>
+          <w:rFonts w:ascii="Preeti" w:hAnsi="Preeti" w:cs="Kokila"/>
+          <w:sz w:val="30"/>
+          <w:szCs w:val="30"/>
+        </w:rPr>
+        <w:t xml:space="preserve">/ </w:t>
+      </w:r>
+      <w:proofErr w:type="spellStart"/>
+      <w:r>
+        <w:rPr>
+          <w:rFonts w:ascii="Preeti" w:hAnsi="Preeti" w:cs="Kokila"/>
+          <w:sz w:val="30"/>
+          <w:szCs w:val="30"/>
+        </w:rPr>
+        <w:t>kfg</w:t>
+      </w:r>
+      <w:proofErr w:type="spellEnd"/>
+      <w:r>
+        <w:rPr>
+          <w:rFonts w:ascii="Preeti" w:hAnsi="Preeti" w:cs="Kokila"/>
+          <w:sz w:val="30"/>
+          <w:szCs w:val="30"/>
+        </w:rPr>
+        <w:t>{'</w:t>
+      </w:r>
+      <w:proofErr w:type="spellStart"/>
+      <w:r>
+        <w:rPr>
+          <w:rFonts w:ascii="Preeti" w:hAnsi="Preeti" w:cs="Kokila"/>
+          <w:sz w:val="30"/>
+          <w:szCs w:val="30"/>
+        </w:rPr>
+        <w:t>xf</w:t>
+      </w:r>
+      <w:proofErr w:type="spellEnd"/>
+      <w:r>
+        <w:rPr>
+          <w:rFonts w:ascii="Preeti" w:hAnsi="Preeti" w:cs="Kokila"/>
+          <w:sz w:val="30"/>
+          <w:szCs w:val="30"/>
+        </w:rPr>
+        <w:t>];\ .</w:t>
       </w:r>
     </w:p>
     <w:p>
@@ -1611,21 +5019,21 @@
         <w:spacing w:after="0" w:line="240" w:lineRule="auto"/>
         <w:jc w:val="center"/>
         <w:rPr>
-          <w:rFonts w:ascii="Kokila" w:hAnsi="Kokila" w:cs="Kokila"/>
-          <w:b/>
-          <w:bCs/>
-          <w:sz w:val="34"/>
-          <w:szCs w:val="34"/>
-          <w:cs/>
-        </w:rPr>
-      </w:pPr>
-      <w:r>
-        <w:rPr>
-          <w:rFonts w:ascii="Kokila" w:hAnsi="Kokila" w:cs="Kokila" w:hint="cs"/>
-          <w:b/>
-          <w:bCs/>
-          <w:sz w:val="34"/>
-          <w:szCs w:val="34"/>
+          <w:rFonts w:ascii="Preeti" w:hAnsi="Preeti" w:cs="Kokila"/>
+          <w:b/>
+          <w:bCs/>
+          <w:sz w:val="30"/>
+          <w:szCs w:val="30"/>
+          <w:cs/>
+        </w:rPr>
+      </w:pPr>
+      <w:r>
+        <w:rPr>
+          <w:rFonts w:ascii="Preeti" w:hAnsi="Preeti" w:cs="Kokila"/>
+          <w:b/>
+          <w:bCs/>
+          <w:sz w:val="30"/>
+          <w:szCs w:val="30"/>
           <w:cs/>
         </w:rPr>
         <w:t>समाप्त</w:t>
@@ -1633,7 +5041,7 @@
     </w:p>
     <w:sectPr>
       <w:pgSz w:w="16838" w:h="11906" w:orient="landscape" w:code="9"/>
-      <w:pgMar w:top="180" w:right="720" w:bottom="26" w:left="720" w:header="720" w:footer="720" w:gutter="0"/>
+      <w:pgMar w:top="270" w:right="720" w:bottom="26" w:left="720" w:header="720" w:footer="720" w:gutter="0"/>
       <w:cols w:num="2" w:space="720"/>
       <w:docGrid w:linePitch="360"/>
     </w:sectPr>
@@ -2243,7 +5651,6 @@
   <w:style w:type="character" w:default="1" w:styleId="DefaultParagraphFont">
     <w:name w:val="Default Paragraph Font"/>
     <w:uiPriority w:val="1"/>
-    <w:semiHidden/>
     <w:unhideWhenUsed/>
   </w:style>
   <w:style w:type="table" w:default="1" w:styleId="TableNormal">
